--- a/帮助文档.docx
+++ b/帮助文档.docx
@@ -270,6 +270,7 @@
     </w:p>
     <w:tbl>
       <w:tblPr>
+        <w:tblStyle w:val="8"/>
         <w:tblW w:w="0" w:type="auto"/>
         <w:tblInd w:w="0" w:type="dxa"/>
         <w:tblBorders>
@@ -280,7 +281,7 @@
           <w:insideH w:val="none" w:color="auto" w:sz="0" w:space="0"/>
           <w:insideV w:val="none" w:color="auto" w:sz="0" w:space="0"/>
         </w:tblBorders>
-        <w:shd w:val="clear"/>
+        <w:shd w:val="clear" w:color="auto" w:fill="auto"/>
         <w:tblLayout w:type="autofit"/>
         <w:tblCellMar>
           <w:top w:w="0" w:type="dxa"/>
@@ -306,7 +307,7 @@
             <w:insideH w:val="none" w:color="auto" w:sz="0" w:space="0"/>
             <w:insideV w:val="none" w:color="auto" w:sz="0" w:space="0"/>
           </w:tblBorders>
-          <w:shd w:val="clear"/>
+          <w:shd w:val="clear" w:color="auto" w:fill="auto"/>
           <w:tblCellMar>
             <w:top w:w="0" w:type="dxa"/>
             <w:left w:w="0" w:type="dxa"/>
@@ -359,7 +360,6 @@
                 <w:kern w:val="0"/>
                 <w:sz w:val="20"/>
                 <w:szCs w:val="20"/>
-                <w:bdr w:val="none" w:color="auto" w:sz="0" w:space="0"/>
                 <w:lang w:val="en-US" w:eastAsia="zh-CN" w:bidi="ar"/>
               </w:rPr>
               <w:t>参数名</w:t>
@@ -408,7 +408,6 @@
                 <w:kern w:val="0"/>
                 <w:sz w:val="20"/>
                 <w:szCs w:val="20"/>
-                <w:bdr w:val="none" w:color="auto" w:sz="0" w:space="0"/>
                 <w:lang w:val="en-US" w:eastAsia="zh-CN" w:bidi="ar"/>
               </w:rPr>
               <w:t>类型</w:t>
@@ -457,7 +456,6 @@
                 <w:kern w:val="0"/>
                 <w:sz w:val="20"/>
                 <w:szCs w:val="20"/>
-                <w:bdr w:val="none" w:color="auto" w:sz="0" w:space="0"/>
                 <w:lang w:val="en-US" w:eastAsia="zh-CN" w:bidi="ar"/>
               </w:rPr>
               <w:t>默认值</w:t>
@@ -506,7 +504,6 @@
                 <w:kern w:val="0"/>
                 <w:sz w:val="20"/>
                 <w:szCs w:val="20"/>
-                <w:bdr w:val="none" w:color="auto" w:sz="0" w:space="0"/>
                 <w:lang w:val="en-US" w:eastAsia="zh-CN" w:bidi="ar"/>
               </w:rPr>
               <w:t>选项</w:t>
@@ -555,7 +552,6 @@
                 <w:kern w:val="0"/>
                 <w:sz w:val="20"/>
                 <w:szCs w:val="20"/>
-                <w:bdr w:val="none" w:color="auto" w:sz="0" w:space="0"/>
                 <w:lang w:val="en-US" w:eastAsia="zh-CN" w:bidi="ar"/>
               </w:rPr>
               <w:t>描述</w:t>
@@ -618,7 +614,6 @@
                 <w:kern w:val="0"/>
                 <w:sz w:val="20"/>
                 <w:szCs w:val="20"/>
-                <w:bdr w:val="none" w:color="auto" w:sz="0" w:space="0"/>
                 <w:lang w:val="en-US" w:eastAsia="zh-CN" w:bidi="ar"/>
               </w:rPr>
               <w:t>​</w:t>
@@ -631,7 +626,6 @@
                 <w:kern w:val="0"/>
                 <w:sz w:val="20"/>
                 <w:szCs w:val="20"/>
-                <w:bdr w:val="none" w:color="auto" w:sz="0" w:space="0"/>
                 <w:lang w:val="en-US" w:eastAsia="zh-CN" w:bidi="ar"/>
               </w:rPr>
               <w:t>​seed​</w:t>
@@ -643,7 +637,6 @@
                 <w:kern w:val="0"/>
                 <w:sz w:val="20"/>
                 <w:szCs w:val="20"/>
-                <w:bdr w:val="none" w:color="auto" w:sz="0" w:space="0"/>
                 <w:lang w:val="en-US" w:eastAsia="zh-CN" w:bidi="ar"/>
               </w:rPr>
               <w:t>​</w:t>
@@ -688,7 +681,6 @@
                 <w:kern w:val="0"/>
                 <w:sz w:val="20"/>
                 <w:szCs w:val="20"/>
-                <w:bdr w:val="none" w:color="auto" w:sz="0" w:space="0"/>
                 <w:lang w:val="en-US" w:eastAsia="zh-CN" w:bidi="ar"/>
               </w:rPr>
               <w:t>int</w:t>
@@ -733,7 +725,6 @@
                 <w:kern w:val="0"/>
                 <w:sz w:val="20"/>
                 <w:szCs w:val="20"/>
-                <w:bdr w:val="none" w:color="auto" w:sz="0" w:space="0"/>
                 <w:lang w:val="en-US" w:eastAsia="zh-CN" w:bidi="ar"/>
               </w:rPr>
               <w:t>42</w:t>
@@ -778,7 +769,6 @@
                 <w:kern w:val="0"/>
                 <w:sz w:val="20"/>
                 <w:szCs w:val="20"/>
-                <w:bdr w:val="none" w:color="auto" w:sz="0" w:space="0"/>
                 <w:lang w:val="en-US" w:eastAsia="zh-CN" w:bidi="ar"/>
               </w:rPr>
               <w:t>-</w:t>
@@ -823,7 +813,6 @@
                 <w:kern w:val="0"/>
                 <w:sz w:val="20"/>
                 <w:szCs w:val="20"/>
-                <w:bdr w:val="none" w:color="auto" w:sz="0" w:space="0"/>
                 <w:lang w:val="en-US" w:eastAsia="zh-CN" w:bidi="ar"/>
               </w:rPr>
               <w:t>随机种子，确保实验可复现性</w:t>
@@ -886,7 +875,6 @@
                 <w:kern w:val="0"/>
                 <w:sz w:val="20"/>
                 <w:szCs w:val="20"/>
-                <w:bdr w:val="none" w:color="auto" w:sz="0" w:space="0"/>
                 <w:lang w:val="en-US" w:eastAsia="zh-CN" w:bidi="ar"/>
               </w:rPr>
               <w:t>​</w:t>
@@ -899,7 +887,6 @@
                 <w:kern w:val="0"/>
                 <w:sz w:val="20"/>
                 <w:szCs w:val="20"/>
-                <w:bdr w:val="none" w:color="auto" w:sz="0" w:space="0"/>
                 <w:lang w:val="en-US" w:eastAsia="zh-CN" w:bidi="ar"/>
               </w:rPr>
               <w:t>​model_mode​</w:t>
@@ -911,7 +898,6 @@
                 <w:kern w:val="0"/>
                 <w:sz w:val="20"/>
                 <w:szCs w:val="20"/>
-                <w:bdr w:val="none" w:color="auto" w:sz="0" w:space="0"/>
                 <w:lang w:val="en-US" w:eastAsia="zh-CN" w:bidi="ar"/>
               </w:rPr>
               <w:t>​</w:t>
@@ -956,7 +942,6 @@
                 <w:kern w:val="0"/>
                 <w:sz w:val="20"/>
                 <w:szCs w:val="20"/>
-                <w:bdr w:val="none" w:color="auto" w:sz="0" w:space="0"/>
                 <w:lang w:val="en-US" w:eastAsia="zh-CN" w:bidi="ar"/>
               </w:rPr>
               <w:t>str</w:t>
@@ -1001,7 +986,6 @@
                 <w:kern w:val="0"/>
                 <w:sz w:val="20"/>
                 <w:szCs w:val="20"/>
-                <w:bdr w:val="none" w:color="auto" w:sz="0" w:space="0"/>
                 <w:lang w:val="en-US" w:eastAsia="zh-CN" w:bidi="ar"/>
               </w:rPr>
               <w:t>'B'</w:t>
@@ -1046,7 +1030,6 @@
                 <w:kern w:val="0"/>
                 <w:sz w:val="20"/>
                 <w:szCs w:val="20"/>
-                <w:bdr w:val="none" w:color="auto" w:sz="0" w:space="0"/>
                 <w:lang w:val="en-US" w:eastAsia="zh-CN" w:bidi="ar"/>
               </w:rPr>
               <w:t>'phi'/'B'/'hard'</w:t>
@@ -1091,7 +1074,6 @@
                 <w:kern w:val="0"/>
                 <w:sz w:val="20"/>
                 <w:szCs w:val="20"/>
-                <w:bdr w:val="none" w:color="auto" w:sz="0" w:space="0"/>
                 <w:lang w:val="en-US" w:eastAsia="zh-CN" w:bidi="ar"/>
               </w:rPr>
               <w:t>模型预测模式：</w:t>
@@ -1103,7 +1085,6 @@
                 <w:kern w:val="0"/>
                 <w:sz w:val="20"/>
                 <w:szCs w:val="20"/>
-                <w:bdr w:val="none" w:color="auto" w:sz="0" w:space="0"/>
                 <w:lang w:val="en-US" w:eastAsia="zh-CN" w:bidi="ar"/>
               </w:rPr>
               <w:br w:type="textWrapping"/>
@@ -1115,7 +1096,6 @@
                 <w:kern w:val="0"/>
                 <w:sz w:val="20"/>
                 <w:szCs w:val="20"/>
-                <w:bdr w:val="none" w:color="auto" w:sz="0" w:space="0"/>
                 <w:lang w:val="en-US" w:eastAsia="zh-CN" w:bidi="ar"/>
               </w:rPr>
               <w:t>- 'B': 直接预测磁场</w:t>
@@ -1127,7 +1107,6 @@
                 <w:kern w:val="0"/>
                 <w:sz w:val="20"/>
                 <w:szCs w:val="20"/>
-                <w:bdr w:val="none" w:color="auto" w:sz="0" w:space="0"/>
                 <w:lang w:val="en-US" w:eastAsia="zh-CN" w:bidi="ar"/>
               </w:rPr>
               <w:br w:type="textWrapping"/>
@@ -1139,7 +1118,6 @@
                 <w:kern w:val="0"/>
                 <w:sz w:val="20"/>
                 <w:szCs w:val="20"/>
-                <w:bdr w:val="none" w:color="auto" w:sz="0" w:space="0"/>
                 <w:lang w:val="en-US" w:eastAsia="zh-CN" w:bidi="ar"/>
               </w:rPr>
               <w:t>- 'phi': 预测磁标势</w:t>
@@ -1151,7 +1129,6 @@
                 <w:kern w:val="0"/>
                 <w:sz w:val="20"/>
                 <w:szCs w:val="20"/>
-                <w:bdr w:val="none" w:color="auto" w:sz="0" w:space="0"/>
                 <w:lang w:val="en-US" w:eastAsia="zh-CN" w:bidi="ar"/>
               </w:rPr>
               <w:br w:type="textWrapping"/>
@@ -1163,10 +1140,271 @@
                 <w:kern w:val="0"/>
                 <w:sz w:val="20"/>
                 <w:szCs w:val="20"/>
-                <w:bdr w:val="none" w:color="auto" w:sz="0" w:space="0"/>
                 <w:lang w:val="en-US" w:eastAsia="zh-CN" w:bidi="ar"/>
               </w:rPr>
               <w:t>- 'hard': 预测无边界损失的标势（实验性）</w:t>
+            </w:r>
+          </w:p>
+        </w:tc>
+      </w:tr>
+      <w:tr>
+        <w:tblPrEx>
+          <w:tblBorders>
+            <w:top w:val="single" w:color="E0E0E0" w:sz="2" w:space="0"/>
+            <w:left w:val="single" w:color="E0E0E0" w:sz="2" w:space="0"/>
+            <w:bottom w:val="single" w:color="E0E0E0" w:sz="2" w:space="0"/>
+            <w:right w:val="single" w:color="E0E0E0" w:sz="2" w:space="0"/>
+            <w:insideH w:val="none" w:color="auto" w:sz="0" w:space="0"/>
+            <w:insideV w:val="none" w:color="auto" w:sz="0" w:space="0"/>
+          </w:tblBorders>
+          <w:shd w:val="clear" w:color="auto" w:fill="auto"/>
+          <w:tblCellMar>
+            <w:top w:w="0" w:type="dxa"/>
+            <w:left w:w="0" w:type="dxa"/>
+            <w:bottom w:w="0" w:type="dxa"/>
+            <w:right w:w="0" w:type="dxa"/>
+          </w:tblCellMar>
+        </w:tblPrEx>
+        <w:tc>
+          <w:tcPr>
+            <w:tcW w:w="0" w:type="auto"/>
+            <w:tcBorders>
+              <w:top w:val="single" w:color="E0E0E0" w:sz="2" w:space="0"/>
+              <w:left w:val="single" w:color="E0E0E0" w:sz="2" w:space="0"/>
+              <w:bottom w:val="single" w:color="E0E0E0" w:sz="2" w:space="0"/>
+              <w:right w:val="single" w:color="E0E0E0" w:sz="2" w:space="0"/>
+            </w:tcBorders>
+            <w:shd w:val="clear" w:color="auto" w:fill="FFFFFF"/>
+            <w:tcMar>
+              <w:top w:w="75" w:type="dxa"/>
+              <w:left w:w="90" w:type="dxa"/>
+              <w:bottom w:w="75" w:type="dxa"/>
+              <w:right w:w="90" w:type="dxa"/>
+            </w:tcMar>
+            <w:vAlign w:val="center"/>
+          </w:tcPr>
+          <w:p>
+            <w:pPr>
+              <w:keepNext w:val="0"/>
+              <w:keepLines w:val="0"/>
+              <w:widowControl/>
+              <w:suppressLineNumbers w:val="0"/>
+              <w:jc w:val="left"/>
+              <w:rPr>
+                <w:color w:val="000000"/>
+                <w:sz w:val="20"/>
+                <w:szCs w:val="20"/>
+              </w:rPr>
+            </w:pPr>
+            <w:r>
+              <w:rPr>
+                <w:rFonts w:ascii="宋体" w:hAnsi="宋体" w:eastAsia="宋体" w:cs="宋体"/>
+                <w:color w:val="000000"/>
+                <w:kern w:val="0"/>
+                <w:sz w:val="20"/>
+                <w:szCs w:val="20"/>
+                <w:lang w:val="en-US" w:eastAsia="zh-CN" w:bidi="ar"/>
+              </w:rPr>
+              <w:t>​</w:t>
+            </w:r>
+            <w:r>
+              <w:rPr>
+                <w:rStyle w:val="10"/>
+                <w:rFonts w:ascii="宋体" w:hAnsi="宋体" w:eastAsia="宋体" w:cs="宋体"/>
+                <w:color w:val="000000"/>
+                <w:kern w:val="0"/>
+                <w:sz w:val="20"/>
+                <w:szCs w:val="20"/>
+                <w:lang w:val="en-US" w:eastAsia="zh-CN" w:bidi="ar"/>
+              </w:rPr>
+              <w:t>​logdir​</w:t>
+            </w:r>
+            <w:r>
+              <w:rPr>
+                <w:rFonts w:ascii="宋体" w:hAnsi="宋体" w:eastAsia="宋体" w:cs="宋体"/>
+                <w:color w:val="000000"/>
+                <w:kern w:val="0"/>
+                <w:sz w:val="20"/>
+                <w:szCs w:val="20"/>
+                <w:lang w:val="en-US" w:eastAsia="zh-CN" w:bidi="ar"/>
+              </w:rPr>
+              <w:t>​</w:t>
+            </w:r>
+          </w:p>
+        </w:tc>
+        <w:tc>
+          <w:tcPr>
+            <w:tcW w:w="0" w:type="auto"/>
+            <w:tcBorders>
+              <w:top w:val="single" w:color="E0E0E0" w:sz="2" w:space="0"/>
+              <w:left w:val="single" w:color="E0E0E0" w:sz="2" w:space="0"/>
+              <w:bottom w:val="single" w:color="E0E0E0" w:sz="2" w:space="0"/>
+              <w:right w:val="single" w:color="E0E0E0" w:sz="2" w:space="0"/>
+            </w:tcBorders>
+            <w:shd w:val="clear" w:color="auto" w:fill="FFFFFF"/>
+            <w:tcMar>
+              <w:top w:w="75" w:type="dxa"/>
+              <w:left w:w="90" w:type="dxa"/>
+              <w:bottom w:w="75" w:type="dxa"/>
+              <w:right w:w="90" w:type="dxa"/>
+            </w:tcMar>
+            <w:vAlign w:val="center"/>
+          </w:tcPr>
+          <w:p>
+            <w:pPr>
+              <w:keepNext w:val="0"/>
+              <w:keepLines w:val="0"/>
+              <w:widowControl/>
+              <w:suppressLineNumbers w:val="0"/>
+              <w:jc w:val="left"/>
+              <w:rPr>
+                <w:color w:val="000000"/>
+                <w:sz w:val="20"/>
+                <w:szCs w:val="20"/>
+              </w:rPr>
+            </w:pPr>
+            <w:r>
+              <w:rPr>
+                <w:rFonts w:ascii="宋体" w:hAnsi="宋体" w:eastAsia="宋体" w:cs="宋体"/>
+                <w:color w:val="000000"/>
+                <w:kern w:val="0"/>
+                <w:sz w:val="20"/>
+                <w:szCs w:val="20"/>
+                <w:lang w:val="en-US" w:eastAsia="zh-CN" w:bidi="ar"/>
+              </w:rPr>
+              <w:t>str</w:t>
+            </w:r>
+          </w:p>
+        </w:tc>
+        <w:tc>
+          <w:tcPr>
+            <w:tcW w:w="0" w:type="auto"/>
+            <w:tcBorders>
+              <w:top w:val="single" w:color="E0E0E0" w:sz="2" w:space="0"/>
+              <w:left w:val="single" w:color="E0E0E0" w:sz="2" w:space="0"/>
+              <w:bottom w:val="single" w:color="E0E0E0" w:sz="2" w:space="0"/>
+              <w:right w:val="single" w:color="E0E0E0" w:sz="2" w:space="0"/>
+            </w:tcBorders>
+            <w:shd w:val="clear" w:color="auto" w:fill="FFFFFF"/>
+            <w:tcMar>
+              <w:top w:w="75" w:type="dxa"/>
+              <w:left w:w="90" w:type="dxa"/>
+              <w:bottom w:w="75" w:type="dxa"/>
+              <w:right w:w="90" w:type="dxa"/>
+            </w:tcMar>
+            <w:vAlign w:val="center"/>
+          </w:tcPr>
+          <w:p>
+            <w:pPr>
+              <w:keepNext w:val="0"/>
+              <w:keepLines w:val="0"/>
+              <w:widowControl/>
+              <w:suppressLineNumbers w:val="0"/>
+              <w:jc w:val="left"/>
+              <w:rPr>
+                <w:color w:val="000000"/>
+                <w:sz w:val="20"/>
+                <w:szCs w:val="20"/>
+              </w:rPr>
+            </w:pPr>
+            <w:r>
+              <w:rPr>
+                <w:rFonts w:ascii="宋体" w:hAnsi="宋体" w:eastAsia="宋体" w:cs="宋体"/>
+                <w:color w:val="000000"/>
+                <w:kern w:val="0"/>
+                <w:sz w:val="20"/>
+                <w:szCs w:val="20"/>
+                <w:lang w:val="en-US" w:eastAsia="zh-CN" w:bidi="ar"/>
+              </w:rPr>
+              <w:t>'./log/'</w:t>
+            </w:r>
+          </w:p>
+        </w:tc>
+        <w:tc>
+          <w:tcPr>
+            <w:tcW w:w="0" w:type="auto"/>
+            <w:tcBorders>
+              <w:top w:val="single" w:color="E0E0E0" w:sz="2" w:space="0"/>
+              <w:left w:val="single" w:color="E0E0E0" w:sz="2" w:space="0"/>
+              <w:bottom w:val="single" w:color="E0E0E0" w:sz="2" w:space="0"/>
+              <w:right w:val="single" w:color="E0E0E0" w:sz="2" w:space="0"/>
+            </w:tcBorders>
+            <w:shd w:val="clear" w:color="auto" w:fill="FFFFFF"/>
+            <w:tcMar>
+              <w:top w:w="75" w:type="dxa"/>
+              <w:left w:w="90" w:type="dxa"/>
+              <w:bottom w:w="75" w:type="dxa"/>
+              <w:right w:w="90" w:type="dxa"/>
+            </w:tcMar>
+            <w:vAlign w:val="center"/>
+          </w:tcPr>
+          <w:p>
+            <w:pPr>
+              <w:keepNext w:val="0"/>
+              <w:keepLines w:val="0"/>
+              <w:widowControl/>
+              <w:suppressLineNumbers w:val="0"/>
+              <w:jc w:val="left"/>
+              <w:rPr>
+                <w:color w:val="000000"/>
+                <w:sz w:val="20"/>
+                <w:szCs w:val="20"/>
+              </w:rPr>
+            </w:pPr>
+            <w:r>
+              <w:rPr>
+                <w:rFonts w:ascii="宋体" w:hAnsi="宋体" w:eastAsia="宋体" w:cs="宋体"/>
+                <w:color w:val="000000"/>
+                <w:kern w:val="0"/>
+                <w:sz w:val="20"/>
+                <w:szCs w:val="20"/>
+                <w:lang w:val="en-US" w:eastAsia="zh-CN" w:bidi="ar"/>
+              </w:rPr>
+              <w:t>-</w:t>
+            </w:r>
+          </w:p>
+        </w:tc>
+        <w:tc>
+          <w:tcPr>
+            <w:tcW w:w="3107" w:type="dxa"/>
+            <w:tcBorders>
+              <w:top w:val="single" w:color="E0E0E0" w:sz="2" w:space="0"/>
+              <w:left w:val="single" w:color="E0E0E0" w:sz="2" w:space="0"/>
+              <w:bottom w:val="single" w:color="E0E0E0" w:sz="2" w:space="0"/>
+              <w:right w:val="single" w:color="E0E0E0" w:sz="2" w:space="0"/>
+            </w:tcBorders>
+            <w:shd w:val="clear" w:color="auto" w:fill="FFFFFF"/>
+            <w:tcMar>
+              <w:top w:w="75" w:type="dxa"/>
+              <w:left w:w="90" w:type="dxa"/>
+              <w:bottom w:w="75" w:type="dxa"/>
+              <w:right w:w="90" w:type="dxa"/>
+            </w:tcMar>
+            <w:vAlign w:val="center"/>
+          </w:tcPr>
+          <w:p>
+            <w:pPr>
+              <w:keepNext w:val="0"/>
+              <w:keepLines w:val="0"/>
+              <w:widowControl/>
+              <w:suppressLineNumbers w:val="0"/>
+              <w:jc w:val="left"/>
+              <w:rPr>
+                <w:color w:val="000000"/>
+                <w:sz w:val="20"/>
+                <w:szCs w:val="20"/>
+              </w:rPr>
+            </w:pPr>
+            <w:r>
+              <w:rPr>
+                <w:rFonts w:ascii="宋体" w:hAnsi="宋体" w:eastAsia="宋体" w:cs="宋体"/>
+                <w:color w:val="000000"/>
+                <w:kern w:val="0"/>
+                <w:sz w:val="20"/>
+                <w:szCs w:val="20"/>
+                <w:lang w:val="en-US" w:eastAsia="zh-CN" w:bidi="ar"/>
+              </w:rPr>
+              <w:t>日志文件存储目录</w:t>
             </w:r>
           </w:p>
         </w:tc>
@@ -1226,7 +1464,6 @@
                 <w:kern w:val="0"/>
                 <w:sz w:val="20"/>
                 <w:szCs w:val="20"/>
-                <w:bdr w:val="none" w:color="auto" w:sz="0" w:space="0"/>
                 <w:lang w:val="en-US" w:eastAsia="zh-CN" w:bidi="ar"/>
               </w:rPr>
               <w:t>​</w:t>
@@ -1239,19 +1476,17 @@
                 <w:kern w:val="0"/>
                 <w:sz w:val="20"/>
                 <w:szCs w:val="20"/>
-                <w:bdr w:val="none" w:color="auto" w:sz="0" w:space="0"/>
-                <w:lang w:val="en-US" w:eastAsia="zh-CN" w:bidi="ar"/>
-              </w:rPr>
-              <w:t>​logdir​</w:t>
-            </w:r>
-            <w:r>
-              <w:rPr>
-                <w:rFonts w:ascii="宋体" w:hAnsi="宋体" w:eastAsia="宋体" w:cs="宋体"/>
-                <w:color w:val="000000"/>
-                <w:kern w:val="0"/>
-                <w:sz w:val="20"/>
-                <w:szCs w:val="20"/>
-                <w:bdr w:val="none" w:color="auto" w:sz="0" w:space="0"/>
+                <w:lang w:val="en-US" w:eastAsia="zh-CN" w:bidi="ar"/>
+              </w:rPr>
+              <w:t>​layers​</w:t>
+            </w:r>
+            <w:r>
+              <w:rPr>
+                <w:rFonts w:ascii="宋体" w:hAnsi="宋体" w:eastAsia="宋体" w:cs="宋体"/>
+                <w:color w:val="000000"/>
+                <w:kern w:val="0"/>
+                <w:sz w:val="20"/>
+                <w:szCs w:val="20"/>
                 <w:lang w:val="en-US" w:eastAsia="zh-CN" w:bidi="ar"/>
               </w:rPr>
               <w:t>​</w:t>
@@ -1296,10 +1531,9 @@
                 <w:kern w:val="0"/>
                 <w:sz w:val="20"/>
                 <w:szCs w:val="20"/>
-                <w:bdr w:val="none" w:color="auto" w:sz="0" w:space="0"/>
-                <w:lang w:val="en-US" w:eastAsia="zh-CN" w:bidi="ar"/>
-              </w:rPr>
-              <w:t>str</w:t>
+                <w:lang w:val="en-US" w:eastAsia="zh-CN" w:bidi="ar"/>
+              </w:rPr>
+              <w:t>int</w:t>
             </w:r>
           </w:p>
         </w:tc>
@@ -1341,10 +1575,9 @@
                 <w:kern w:val="0"/>
                 <w:sz w:val="20"/>
                 <w:szCs w:val="20"/>
-                <w:bdr w:val="none" w:color="auto" w:sz="0" w:space="0"/>
-                <w:lang w:val="en-US" w:eastAsia="zh-CN" w:bidi="ar"/>
-              </w:rPr>
-              <w:t>'./log/'</w:t>
+                <w:lang w:val="en-US" w:eastAsia="zh-CN" w:bidi="ar"/>
+              </w:rPr>
+              <w:t>4</w:t>
             </w:r>
           </w:p>
         </w:tc>
@@ -1386,7 +1619,6 @@
                 <w:kern w:val="0"/>
                 <w:sz w:val="20"/>
                 <w:szCs w:val="20"/>
-                <w:bdr w:val="none" w:color="auto" w:sz="0" w:space="0"/>
                 <w:lang w:val="en-US" w:eastAsia="zh-CN" w:bidi="ar"/>
               </w:rPr>
               <w:t>-</w:t>
@@ -1431,10 +1663,9 @@
                 <w:kern w:val="0"/>
                 <w:sz w:val="20"/>
                 <w:szCs w:val="20"/>
-                <w:bdr w:val="none" w:color="auto" w:sz="0" w:space="0"/>
-                <w:lang w:val="en-US" w:eastAsia="zh-CN" w:bidi="ar"/>
-              </w:rPr>
-              <w:t>日志文件存储目录</w:t>
+                <w:lang w:val="en-US" w:eastAsia="zh-CN" w:bidi="ar"/>
+              </w:rPr>
+              <w:t>神经网络层数</w:t>
             </w:r>
           </w:p>
         </w:tc>
@@ -1494,7 +1725,6 @@
                 <w:kern w:val="0"/>
                 <w:sz w:val="20"/>
                 <w:szCs w:val="20"/>
-                <w:bdr w:val="none" w:color="auto" w:sz="0" w:space="0"/>
                 <w:lang w:val="en-US" w:eastAsia="zh-CN" w:bidi="ar"/>
               </w:rPr>
               <w:t>​</w:t>
@@ -1507,19 +1737,17 @@
                 <w:kern w:val="0"/>
                 <w:sz w:val="20"/>
                 <w:szCs w:val="20"/>
-                <w:bdr w:val="none" w:color="auto" w:sz="0" w:space="0"/>
-                <w:lang w:val="en-US" w:eastAsia="zh-CN" w:bidi="ar"/>
-              </w:rPr>
-              <w:t>​layers​</w:t>
-            </w:r>
-            <w:r>
-              <w:rPr>
-                <w:rFonts w:ascii="宋体" w:hAnsi="宋体" w:eastAsia="宋体" w:cs="宋体"/>
-                <w:color w:val="000000"/>
-                <w:kern w:val="0"/>
-                <w:sz w:val="20"/>
-                <w:szCs w:val="20"/>
-                <w:bdr w:val="none" w:color="auto" w:sz="0" w:space="0"/>
+                <w:lang w:val="en-US" w:eastAsia="zh-CN" w:bidi="ar"/>
+              </w:rPr>
+              <w:t>​experiment​</w:t>
+            </w:r>
+            <w:r>
+              <w:rPr>
+                <w:rFonts w:ascii="宋体" w:hAnsi="宋体" w:eastAsia="宋体" w:cs="宋体"/>
+                <w:color w:val="000000"/>
+                <w:kern w:val="0"/>
+                <w:sz w:val="20"/>
+                <w:szCs w:val="20"/>
                 <w:lang w:val="en-US" w:eastAsia="zh-CN" w:bidi="ar"/>
               </w:rPr>
               <w:t>​</w:t>
@@ -1564,10 +1792,9 @@
                 <w:kern w:val="0"/>
                 <w:sz w:val="20"/>
                 <w:szCs w:val="20"/>
-                <w:bdr w:val="none" w:color="auto" w:sz="0" w:space="0"/>
-                <w:lang w:val="en-US" w:eastAsia="zh-CN" w:bidi="ar"/>
-              </w:rPr>
-              <w:t>int</w:t>
+                <w:lang w:val="en-US" w:eastAsia="zh-CN" w:bidi="ar"/>
+              </w:rPr>
+              <w:t>str</w:t>
             </w:r>
           </w:p>
         </w:tc>
@@ -1609,10 +1836,9 @@
                 <w:kern w:val="0"/>
                 <w:sz w:val="20"/>
                 <w:szCs w:val="20"/>
-                <w:bdr w:val="none" w:color="auto" w:sz="0" w:space="0"/>
-                <w:lang w:val="en-US" w:eastAsia="zh-CN" w:bidi="ar"/>
-              </w:rPr>
-              <w:t>4</w:t>
+                <w:lang w:val="en-US" w:eastAsia="zh-CN" w:bidi="ar"/>
+              </w:rPr>
+              <w:t>'training'</w:t>
             </w:r>
           </w:p>
         </w:tc>
@@ -1654,7 +1880,6 @@
                 <w:kern w:val="0"/>
                 <w:sz w:val="20"/>
                 <w:szCs w:val="20"/>
-                <w:bdr w:val="none" w:color="auto" w:sz="0" w:space="0"/>
                 <w:lang w:val="en-US" w:eastAsia="zh-CN" w:bidi="ar"/>
               </w:rPr>
               <w:t>-</w:t>
@@ -1699,10 +1924,9 @@
                 <w:kern w:val="0"/>
                 <w:sz w:val="20"/>
                 <w:szCs w:val="20"/>
-                <w:bdr w:val="none" w:color="auto" w:sz="0" w:space="0"/>
-                <w:lang w:val="en-US" w:eastAsia="zh-CN" w:bidi="ar"/>
-              </w:rPr>
-              <w:t>神经网络层数</w:t>
+                <w:lang w:val="en-US" w:eastAsia="zh-CN" w:bidi="ar"/>
+              </w:rPr>
+              <w:t>实验名称标识，用于区分不同实验</w:t>
             </w:r>
           </w:p>
         </w:tc>
@@ -1762,7 +1986,6 @@
                 <w:kern w:val="0"/>
                 <w:sz w:val="20"/>
                 <w:szCs w:val="20"/>
-                <w:bdr w:val="none" w:color="auto" w:sz="0" w:space="0"/>
                 <w:lang w:val="en-US" w:eastAsia="zh-CN" w:bidi="ar"/>
               </w:rPr>
               <w:t>​</w:t>
@@ -1775,19 +1998,17 @@
                 <w:kern w:val="0"/>
                 <w:sz w:val="20"/>
                 <w:szCs w:val="20"/>
-                <w:bdr w:val="none" w:color="auto" w:sz="0" w:space="0"/>
-                <w:lang w:val="en-US" w:eastAsia="zh-CN" w:bidi="ar"/>
-              </w:rPr>
-              <w:t>​experiment​</w:t>
-            </w:r>
-            <w:r>
-              <w:rPr>
-                <w:rFonts w:ascii="宋体" w:hAnsi="宋体" w:eastAsia="宋体" w:cs="宋体"/>
-                <w:color w:val="000000"/>
-                <w:kern w:val="0"/>
-                <w:sz w:val="20"/>
-                <w:szCs w:val="20"/>
-                <w:bdr w:val="none" w:color="auto" w:sz="0" w:space="0"/>
+                <w:lang w:val="en-US" w:eastAsia="zh-CN" w:bidi="ar"/>
+              </w:rPr>
+              <w:t>​device​</w:t>
+            </w:r>
+            <w:r>
+              <w:rPr>
+                <w:rFonts w:ascii="宋体" w:hAnsi="宋体" w:eastAsia="宋体" w:cs="宋体"/>
+                <w:color w:val="000000"/>
+                <w:kern w:val="0"/>
+                <w:sz w:val="20"/>
+                <w:szCs w:val="20"/>
                 <w:lang w:val="en-US" w:eastAsia="zh-CN" w:bidi="ar"/>
               </w:rPr>
               <w:t>​</w:t>
@@ -1832,7 +2053,6 @@
                 <w:kern w:val="0"/>
                 <w:sz w:val="20"/>
                 <w:szCs w:val="20"/>
-                <w:bdr w:val="none" w:color="auto" w:sz="0" w:space="0"/>
                 <w:lang w:val="en-US" w:eastAsia="zh-CN" w:bidi="ar"/>
               </w:rPr>
               <w:t>str</w:t>
@@ -1877,10 +2097,9 @@
                 <w:kern w:val="0"/>
                 <w:sz w:val="20"/>
                 <w:szCs w:val="20"/>
-                <w:bdr w:val="none" w:color="auto" w:sz="0" w:space="0"/>
-                <w:lang w:val="en-US" w:eastAsia="zh-CN" w:bidi="ar"/>
-              </w:rPr>
-              <w:t>'training'</w:t>
+                <w:lang w:val="en-US" w:eastAsia="zh-CN" w:bidi="ar"/>
+              </w:rPr>
+              <w:t>'cpu'</w:t>
             </w:r>
           </w:p>
         </w:tc>
@@ -1922,10 +2141,9 @@
                 <w:kern w:val="0"/>
                 <w:sz w:val="20"/>
                 <w:szCs w:val="20"/>
-                <w:bdr w:val="none" w:color="auto" w:sz="0" w:space="0"/>
-                <w:lang w:val="en-US" w:eastAsia="zh-CN" w:bidi="ar"/>
-              </w:rPr>
-              <w:t>-</w:t>
+                <w:lang w:val="en-US" w:eastAsia="zh-CN" w:bidi="ar"/>
+              </w:rPr>
+              <w:t>'cpu'/'cuda:0'</w:t>
             </w:r>
           </w:p>
         </w:tc>
@@ -1967,276 +2185,6 @@
                 <w:kern w:val="0"/>
                 <w:sz w:val="20"/>
                 <w:szCs w:val="20"/>
-                <w:bdr w:val="none" w:color="auto" w:sz="0" w:space="0"/>
-                <w:lang w:val="en-US" w:eastAsia="zh-CN" w:bidi="ar"/>
-              </w:rPr>
-              <w:t>实验名称标识，用于区分不同实验</w:t>
-            </w:r>
-          </w:p>
-        </w:tc>
-      </w:tr>
-      <w:tr>
-        <w:tblPrEx>
-          <w:tblBorders>
-            <w:top w:val="single" w:color="E0E0E0" w:sz="2" w:space="0"/>
-            <w:left w:val="single" w:color="E0E0E0" w:sz="2" w:space="0"/>
-            <w:bottom w:val="single" w:color="E0E0E0" w:sz="2" w:space="0"/>
-            <w:right w:val="single" w:color="E0E0E0" w:sz="2" w:space="0"/>
-            <w:insideH w:val="none" w:color="auto" w:sz="0" w:space="0"/>
-            <w:insideV w:val="none" w:color="auto" w:sz="0" w:space="0"/>
-          </w:tblBorders>
-          <w:shd w:val="clear"/>
-          <w:tblCellMar>
-            <w:top w:w="0" w:type="dxa"/>
-            <w:left w:w="0" w:type="dxa"/>
-            <w:bottom w:w="0" w:type="dxa"/>
-            <w:right w:w="0" w:type="dxa"/>
-          </w:tblCellMar>
-        </w:tblPrEx>
-        <w:tc>
-          <w:tcPr>
-            <w:tcW w:w="0" w:type="auto"/>
-            <w:tcBorders>
-              <w:top w:val="single" w:color="E0E0E0" w:sz="2" w:space="0"/>
-              <w:left w:val="single" w:color="E0E0E0" w:sz="2" w:space="0"/>
-              <w:bottom w:val="single" w:color="E0E0E0" w:sz="2" w:space="0"/>
-              <w:right w:val="single" w:color="E0E0E0" w:sz="2" w:space="0"/>
-            </w:tcBorders>
-            <w:shd w:val="clear" w:color="auto" w:fill="FFFFFF"/>
-            <w:tcMar>
-              <w:top w:w="75" w:type="dxa"/>
-              <w:left w:w="90" w:type="dxa"/>
-              <w:bottom w:w="75" w:type="dxa"/>
-              <w:right w:w="90" w:type="dxa"/>
-            </w:tcMar>
-            <w:vAlign w:val="center"/>
-          </w:tcPr>
-          <w:p>
-            <w:pPr>
-              <w:keepNext w:val="0"/>
-              <w:keepLines w:val="0"/>
-              <w:widowControl/>
-              <w:suppressLineNumbers w:val="0"/>
-              <w:jc w:val="left"/>
-              <w:rPr>
-                <w:color w:val="000000"/>
-                <w:sz w:val="20"/>
-                <w:szCs w:val="20"/>
-              </w:rPr>
-            </w:pPr>
-            <w:r>
-              <w:rPr>
-                <w:rFonts w:ascii="宋体" w:hAnsi="宋体" w:eastAsia="宋体" w:cs="宋体"/>
-                <w:color w:val="000000"/>
-                <w:kern w:val="0"/>
-                <w:sz w:val="20"/>
-                <w:szCs w:val="20"/>
-                <w:bdr w:val="none" w:color="auto" w:sz="0" w:space="0"/>
-                <w:lang w:val="en-US" w:eastAsia="zh-CN" w:bidi="ar"/>
-              </w:rPr>
-              <w:t>​</w:t>
-            </w:r>
-            <w:r>
-              <w:rPr>
-                <w:rStyle w:val="10"/>
-                <w:rFonts w:ascii="宋体" w:hAnsi="宋体" w:eastAsia="宋体" w:cs="宋体"/>
-                <w:color w:val="000000"/>
-                <w:kern w:val="0"/>
-                <w:sz w:val="20"/>
-                <w:szCs w:val="20"/>
-                <w:bdr w:val="none" w:color="auto" w:sz="0" w:space="0"/>
-                <w:lang w:val="en-US" w:eastAsia="zh-CN" w:bidi="ar"/>
-              </w:rPr>
-              <w:t>​device​</w:t>
-            </w:r>
-            <w:r>
-              <w:rPr>
-                <w:rFonts w:ascii="宋体" w:hAnsi="宋体" w:eastAsia="宋体" w:cs="宋体"/>
-                <w:color w:val="000000"/>
-                <w:kern w:val="0"/>
-                <w:sz w:val="20"/>
-                <w:szCs w:val="20"/>
-                <w:bdr w:val="none" w:color="auto" w:sz="0" w:space="0"/>
-                <w:lang w:val="en-US" w:eastAsia="zh-CN" w:bidi="ar"/>
-              </w:rPr>
-              <w:t>​</w:t>
-            </w:r>
-          </w:p>
-        </w:tc>
-        <w:tc>
-          <w:tcPr>
-            <w:tcW w:w="0" w:type="auto"/>
-            <w:tcBorders>
-              <w:top w:val="single" w:color="E0E0E0" w:sz="2" w:space="0"/>
-              <w:left w:val="single" w:color="E0E0E0" w:sz="2" w:space="0"/>
-              <w:bottom w:val="single" w:color="E0E0E0" w:sz="2" w:space="0"/>
-              <w:right w:val="single" w:color="E0E0E0" w:sz="2" w:space="0"/>
-            </w:tcBorders>
-            <w:shd w:val="clear" w:color="auto" w:fill="FFFFFF"/>
-            <w:tcMar>
-              <w:top w:w="75" w:type="dxa"/>
-              <w:left w:w="90" w:type="dxa"/>
-              <w:bottom w:w="75" w:type="dxa"/>
-              <w:right w:w="90" w:type="dxa"/>
-            </w:tcMar>
-            <w:vAlign w:val="center"/>
-          </w:tcPr>
-          <w:p>
-            <w:pPr>
-              <w:keepNext w:val="0"/>
-              <w:keepLines w:val="0"/>
-              <w:widowControl/>
-              <w:suppressLineNumbers w:val="0"/>
-              <w:jc w:val="left"/>
-              <w:rPr>
-                <w:color w:val="000000"/>
-                <w:sz w:val="20"/>
-                <w:szCs w:val="20"/>
-              </w:rPr>
-            </w:pPr>
-            <w:r>
-              <w:rPr>
-                <w:rFonts w:ascii="宋体" w:hAnsi="宋体" w:eastAsia="宋体" w:cs="宋体"/>
-                <w:color w:val="000000"/>
-                <w:kern w:val="0"/>
-                <w:sz w:val="20"/>
-                <w:szCs w:val="20"/>
-                <w:bdr w:val="none" w:color="auto" w:sz="0" w:space="0"/>
-                <w:lang w:val="en-US" w:eastAsia="zh-CN" w:bidi="ar"/>
-              </w:rPr>
-              <w:t>str</w:t>
-            </w:r>
-          </w:p>
-        </w:tc>
-        <w:tc>
-          <w:tcPr>
-            <w:tcW w:w="0" w:type="auto"/>
-            <w:tcBorders>
-              <w:top w:val="single" w:color="E0E0E0" w:sz="2" w:space="0"/>
-              <w:left w:val="single" w:color="E0E0E0" w:sz="2" w:space="0"/>
-              <w:bottom w:val="single" w:color="E0E0E0" w:sz="2" w:space="0"/>
-              <w:right w:val="single" w:color="E0E0E0" w:sz="2" w:space="0"/>
-            </w:tcBorders>
-            <w:shd w:val="clear" w:color="auto" w:fill="FFFFFF"/>
-            <w:tcMar>
-              <w:top w:w="75" w:type="dxa"/>
-              <w:left w:w="90" w:type="dxa"/>
-              <w:bottom w:w="75" w:type="dxa"/>
-              <w:right w:w="90" w:type="dxa"/>
-            </w:tcMar>
-            <w:vAlign w:val="center"/>
-          </w:tcPr>
-          <w:p>
-            <w:pPr>
-              <w:keepNext w:val="0"/>
-              <w:keepLines w:val="0"/>
-              <w:widowControl/>
-              <w:suppressLineNumbers w:val="0"/>
-              <w:jc w:val="left"/>
-              <w:rPr>
-                <w:color w:val="000000"/>
-                <w:sz w:val="20"/>
-                <w:szCs w:val="20"/>
-              </w:rPr>
-            </w:pPr>
-            <w:r>
-              <w:rPr>
-                <w:rFonts w:ascii="宋体" w:hAnsi="宋体" w:eastAsia="宋体" w:cs="宋体"/>
-                <w:color w:val="000000"/>
-                <w:kern w:val="0"/>
-                <w:sz w:val="20"/>
-                <w:szCs w:val="20"/>
-                <w:bdr w:val="none" w:color="auto" w:sz="0" w:space="0"/>
-                <w:lang w:val="en-US" w:eastAsia="zh-CN" w:bidi="ar"/>
-              </w:rPr>
-              <w:t>'cpu'</w:t>
-            </w:r>
-          </w:p>
-        </w:tc>
-        <w:tc>
-          <w:tcPr>
-            <w:tcW w:w="0" w:type="auto"/>
-            <w:tcBorders>
-              <w:top w:val="single" w:color="E0E0E0" w:sz="2" w:space="0"/>
-              <w:left w:val="single" w:color="E0E0E0" w:sz="2" w:space="0"/>
-              <w:bottom w:val="single" w:color="E0E0E0" w:sz="2" w:space="0"/>
-              <w:right w:val="single" w:color="E0E0E0" w:sz="2" w:space="0"/>
-            </w:tcBorders>
-            <w:shd w:val="clear" w:color="auto" w:fill="FFFFFF"/>
-            <w:tcMar>
-              <w:top w:w="75" w:type="dxa"/>
-              <w:left w:w="90" w:type="dxa"/>
-              <w:bottom w:w="75" w:type="dxa"/>
-              <w:right w:w="90" w:type="dxa"/>
-            </w:tcMar>
-            <w:vAlign w:val="center"/>
-          </w:tcPr>
-          <w:p>
-            <w:pPr>
-              <w:keepNext w:val="0"/>
-              <w:keepLines w:val="0"/>
-              <w:widowControl/>
-              <w:suppressLineNumbers w:val="0"/>
-              <w:jc w:val="left"/>
-              <w:rPr>
-                <w:color w:val="000000"/>
-                <w:sz w:val="20"/>
-                <w:szCs w:val="20"/>
-              </w:rPr>
-            </w:pPr>
-            <w:r>
-              <w:rPr>
-                <w:rFonts w:ascii="宋体" w:hAnsi="宋体" w:eastAsia="宋体" w:cs="宋体"/>
-                <w:color w:val="000000"/>
-                <w:kern w:val="0"/>
-                <w:sz w:val="20"/>
-                <w:szCs w:val="20"/>
-                <w:bdr w:val="none" w:color="auto" w:sz="0" w:space="0"/>
-                <w:lang w:val="en-US" w:eastAsia="zh-CN" w:bidi="ar"/>
-              </w:rPr>
-              <w:t>'cpu'/'cuda:0'</w:t>
-            </w:r>
-          </w:p>
-        </w:tc>
-        <w:tc>
-          <w:tcPr>
-            <w:tcW w:w="3107" w:type="dxa"/>
-            <w:tcBorders>
-              <w:top w:val="single" w:color="E0E0E0" w:sz="2" w:space="0"/>
-              <w:left w:val="single" w:color="E0E0E0" w:sz="2" w:space="0"/>
-              <w:bottom w:val="single" w:color="E0E0E0" w:sz="2" w:space="0"/>
-              <w:right w:val="single" w:color="E0E0E0" w:sz="2" w:space="0"/>
-            </w:tcBorders>
-            <w:shd w:val="clear" w:color="auto" w:fill="FFFFFF"/>
-            <w:tcMar>
-              <w:top w:w="75" w:type="dxa"/>
-              <w:left w:w="90" w:type="dxa"/>
-              <w:bottom w:w="75" w:type="dxa"/>
-              <w:right w:w="90" w:type="dxa"/>
-            </w:tcMar>
-            <w:vAlign w:val="center"/>
-          </w:tcPr>
-          <w:p>
-            <w:pPr>
-              <w:keepNext w:val="0"/>
-              <w:keepLines w:val="0"/>
-              <w:widowControl/>
-              <w:suppressLineNumbers w:val="0"/>
-              <w:jc w:val="left"/>
-              <w:rPr>
-                <w:color w:val="000000"/>
-                <w:sz w:val="20"/>
-                <w:szCs w:val="20"/>
-              </w:rPr>
-            </w:pPr>
-            <w:r>
-              <w:rPr>
-                <w:rFonts w:ascii="宋体" w:hAnsi="宋体" w:eastAsia="宋体" w:cs="宋体"/>
-                <w:color w:val="000000"/>
-                <w:kern w:val="0"/>
-                <w:sz w:val="20"/>
-                <w:szCs w:val="20"/>
-                <w:bdr w:val="none" w:color="auto" w:sz="0" w:space="0"/>
                 <w:lang w:val="en-US" w:eastAsia="zh-CN" w:bidi="ar"/>
               </w:rPr>
               <w:t>计算设备选择</w:t>
@@ -2299,7 +2247,6 @@
                 <w:kern w:val="0"/>
                 <w:sz w:val="20"/>
                 <w:szCs w:val="20"/>
-                <w:bdr w:val="none" w:color="auto" w:sz="0" w:space="0"/>
                 <w:lang w:val="en-US" w:eastAsia="zh-CN" w:bidi="ar"/>
               </w:rPr>
               <w:t>​</w:t>
@@ -2312,7 +2259,6 @@
                 <w:kern w:val="0"/>
                 <w:sz w:val="20"/>
                 <w:szCs w:val="20"/>
-                <w:bdr w:val="none" w:color="auto" w:sz="0" w:space="0"/>
                 <w:lang w:val="en-US" w:eastAsia="zh-CN" w:bidi="ar"/>
               </w:rPr>
               <w:t>​lr​</w:t>
@@ -2324,7 +2270,6 @@
                 <w:kern w:val="0"/>
                 <w:sz w:val="20"/>
                 <w:szCs w:val="20"/>
-                <w:bdr w:val="none" w:color="auto" w:sz="0" w:space="0"/>
                 <w:lang w:val="en-US" w:eastAsia="zh-CN" w:bidi="ar"/>
               </w:rPr>
               <w:t>​</w:t>
@@ -2369,7 +2314,6 @@
                 <w:kern w:val="0"/>
                 <w:sz w:val="20"/>
                 <w:szCs w:val="20"/>
-                <w:bdr w:val="none" w:color="auto" w:sz="0" w:space="0"/>
                 <w:lang w:val="en-US" w:eastAsia="zh-CN" w:bidi="ar"/>
               </w:rPr>
               <w:t>float</w:t>
@@ -2414,7 +2358,6 @@
                 <w:kern w:val="0"/>
                 <w:sz w:val="20"/>
                 <w:szCs w:val="20"/>
-                <w:bdr w:val="none" w:color="auto" w:sz="0" w:space="0"/>
                 <w:lang w:val="en-US" w:eastAsia="zh-CN" w:bidi="ar"/>
               </w:rPr>
               <w:t>0.001</w:t>
@@ -2459,7 +2402,6 @@
                 <w:kern w:val="0"/>
                 <w:sz w:val="20"/>
                 <w:szCs w:val="20"/>
-                <w:bdr w:val="none" w:color="auto" w:sz="0" w:space="0"/>
                 <w:lang w:val="en-US" w:eastAsia="zh-CN" w:bidi="ar"/>
               </w:rPr>
               <w:t>-</w:t>
@@ -2504,7 +2446,6 @@
                 <w:kern w:val="0"/>
                 <w:sz w:val="20"/>
                 <w:szCs w:val="20"/>
-                <w:bdr w:val="none" w:color="auto" w:sz="0" w:space="0"/>
                 <w:lang w:val="en-US" w:eastAsia="zh-CN" w:bidi="ar"/>
               </w:rPr>
               <w:t>学习率</w:t>
@@ -2567,7 +2508,6 @@
                 <w:kern w:val="0"/>
                 <w:sz w:val="20"/>
                 <w:szCs w:val="20"/>
-                <w:bdr w:val="none" w:color="auto" w:sz="0" w:space="0"/>
                 <w:lang w:val="en-US" w:eastAsia="zh-CN" w:bidi="ar"/>
               </w:rPr>
               <w:t>​</w:t>
@@ -2580,7 +2520,6 @@
                 <w:kern w:val="0"/>
                 <w:sz w:val="20"/>
                 <w:szCs w:val="20"/>
-                <w:bdr w:val="none" w:color="auto" w:sz="0" w:space="0"/>
                 <w:lang w:val="en-US" w:eastAsia="zh-CN" w:bidi="ar"/>
               </w:rPr>
               <w:t>​adjust_lr​</w:t>
@@ -2592,7 +2531,6 @@
                 <w:kern w:val="0"/>
                 <w:sz w:val="20"/>
                 <w:szCs w:val="20"/>
-                <w:bdr w:val="none" w:color="auto" w:sz="0" w:space="0"/>
                 <w:lang w:val="en-US" w:eastAsia="zh-CN" w:bidi="ar"/>
               </w:rPr>
               <w:t>​</w:t>
@@ -2637,7 +2575,6 @@
                 <w:kern w:val="0"/>
                 <w:sz w:val="20"/>
                 <w:szCs w:val="20"/>
-                <w:bdr w:val="none" w:color="auto" w:sz="0" w:space="0"/>
                 <w:lang w:val="en-US" w:eastAsia="zh-CN" w:bidi="ar"/>
               </w:rPr>
               <w:t>int</w:t>
@@ -2682,7 +2619,6 @@
                 <w:kern w:val="0"/>
                 <w:sz w:val="20"/>
                 <w:szCs w:val="20"/>
-                <w:bdr w:val="none" w:color="auto" w:sz="0" w:space="0"/>
                 <w:lang w:val="en-US" w:eastAsia="zh-CN" w:bidi="ar"/>
               </w:rPr>
               <w:t>0</w:t>
@@ -2727,7 +2663,6 @@
                 <w:kern w:val="0"/>
                 <w:sz w:val="20"/>
                 <w:szCs w:val="20"/>
-                <w:bdr w:val="none" w:color="auto" w:sz="0" w:space="0"/>
                 <w:lang w:val="en-US" w:eastAsia="zh-CN" w:bidi="ar"/>
               </w:rPr>
               <w:t>0/1</w:t>
@@ -2765,18 +2700,16 @@
                 <w:kern w:val="0"/>
                 <w:sz w:val="20"/>
                 <w:szCs w:val="20"/>
-                <w:bdr w:val="none" w:color="auto" w:sz="0" w:space="0"/>
-                <w:lang w:val="en-US" w:eastAsia="zh-CN" w:bidi="ar"/>
-              </w:rPr>
-            </w:pPr>
-            <w:r>
-              <w:rPr>
-                <w:rFonts w:ascii="宋体" w:hAnsi="宋体" w:eastAsia="宋体" w:cs="宋体"/>
-                <w:color w:val="000000"/>
-                <w:kern w:val="0"/>
-                <w:sz w:val="20"/>
-                <w:szCs w:val="20"/>
-                <w:bdr w:val="none" w:color="auto" w:sz="0" w:space="0"/>
+                <w:lang w:val="en-US" w:eastAsia="zh-CN" w:bidi="ar"/>
+              </w:rPr>
+            </w:pPr>
+            <w:r>
+              <w:rPr>
+                <w:rFonts w:ascii="宋体" w:hAnsi="宋体" w:eastAsia="宋体" w:cs="宋体"/>
+                <w:color w:val="000000"/>
+                <w:kern w:val="0"/>
+                <w:sz w:val="20"/>
+                <w:szCs w:val="20"/>
                 <w:lang w:val="en-US" w:eastAsia="zh-CN" w:bidi="ar"/>
               </w:rPr>
               <w:t>是否在训练中调整学习率：</w:t>
@@ -2788,7 +2721,6 @@
                 <w:kern w:val="0"/>
                 <w:sz w:val="20"/>
                 <w:szCs w:val="20"/>
-                <w:bdr w:val="none" w:color="auto" w:sz="0" w:space="0"/>
                 <w:lang w:val="en-US" w:eastAsia="zh-CN" w:bidi="ar"/>
               </w:rPr>
               <w:br w:type="textWrapping"/>
@@ -2800,7 +2732,6 @@
                 <w:kern w:val="0"/>
                 <w:sz w:val="20"/>
                 <w:szCs w:val="20"/>
-                <w:bdr w:val="none" w:color="auto" w:sz="0" w:space="0"/>
                 <w:lang w:val="en-US" w:eastAsia="zh-CN" w:bidi="ar"/>
               </w:rPr>
               <w:t>- 0: 不调整</w:t>
@@ -2812,7 +2743,6 @@
                 <w:kern w:val="0"/>
                 <w:sz w:val="20"/>
                 <w:szCs w:val="20"/>
-                <w:bdr w:val="none" w:color="auto" w:sz="0" w:space="0"/>
                 <w:lang w:val="en-US" w:eastAsia="zh-CN" w:bidi="ar"/>
               </w:rPr>
               <w:br w:type="textWrapping"/>
@@ -2824,7 +2754,6 @@
                 <w:kern w:val="0"/>
                 <w:sz w:val="20"/>
                 <w:szCs w:val="20"/>
-                <w:bdr w:val="none" w:color="auto" w:sz="0" w:space="0"/>
                 <w:lang w:val="en-US" w:eastAsia="zh-CN" w:bidi="ar"/>
               </w:rPr>
               <w:t>- 1: 根据损失自动调整</w:t>
@@ -2843,7 +2772,6 @@
                 <w:kern w:val="0"/>
                 <w:sz w:val="20"/>
                 <w:szCs w:val="20"/>
-                <w:bdr w:val="none" w:color="auto" w:sz="0" w:space="0"/>
                 <w:lang w:val="en-US" w:eastAsia="zh-CN" w:bidi="ar"/>
               </w:rPr>
             </w:pPr>
@@ -2854,548 +2782,9 @@
                 <w:kern w:val="0"/>
                 <w:sz w:val="20"/>
                 <w:szCs w:val="20"/>
-                <w:bdr w:val="none" w:color="auto" w:sz="0" w:space="0"/>
                 <w:lang w:val="en-US" w:eastAsia="zh-CN" w:bidi="ar"/>
               </w:rPr>
               <w:t>学习率调整器为ReducedLRonPlateau</w:t>
-            </w:r>
-          </w:p>
-        </w:tc>
-      </w:tr>
-      <w:tr>
-        <w:tblPrEx>
-          <w:tblBorders>
-            <w:top w:val="single" w:color="E0E0E0" w:sz="2" w:space="0"/>
-            <w:left w:val="single" w:color="E0E0E0" w:sz="2" w:space="0"/>
-            <w:bottom w:val="single" w:color="E0E0E0" w:sz="2" w:space="0"/>
-            <w:right w:val="single" w:color="E0E0E0" w:sz="2" w:space="0"/>
-            <w:insideH w:val="none" w:color="auto" w:sz="0" w:space="0"/>
-            <w:insideV w:val="none" w:color="auto" w:sz="0" w:space="0"/>
-          </w:tblBorders>
-          <w:shd w:val="clear"/>
-          <w:tblCellMar>
-            <w:top w:w="0" w:type="dxa"/>
-            <w:left w:w="0" w:type="dxa"/>
-            <w:bottom w:w="0" w:type="dxa"/>
-            <w:right w:w="0" w:type="dxa"/>
-          </w:tblCellMar>
-        </w:tblPrEx>
-        <w:tc>
-          <w:tcPr>
-            <w:tcW w:w="0" w:type="auto"/>
-            <w:tcBorders>
-              <w:top w:val="single" w:color="E0E0E0" w:sz="2" w:space="0"/>
-              <w:left w:val="single" w:color="E0E0E0" w:sz="2" w:space="0"/>
-              <w:bottom w:val="single" w:color="E0E0E0" w:sz="2" w:space="0"/>
-              <w:right w:val="single" w:color="E0E0E0" w:sz="2" w:space="0"/>
-            </w:tcBorders>
-            <w:shd w:val="clear" w:color="auto" w:fill="FFFFFF"/>
-            <w:tcMar>
-              <w:top w:w="75" w:type="dxa"/>
-              <w:left w:w="90" w:type="dxa"/>
-              <w:bottom w:w="75" w:type="dxa"/>
-              <w:right w:w="90" w:type="dxa"/>
-            </w:tcMar>
-            <w:vAlign w:val="center"/>
-          </w:tcPr>
-          <w:p>
-            <w:pPr>
-              <w:keepNext w:val="0"/>
-              <w:keepLines w:val="0"/>
-              <w:widowControl/>
-              <w:suppressLineNumbers w:val="0"/>
-              <w:jc w:val="left"/>
-              <w:rPr>
-                <w:color w:val="000000"/>
-                <w:sz w:val="20"/>
-                <w:szCs w:val="20"/>
-              </w:rPr>
-            </w:pPr>
-            <w:r>
-              <w:rPr>
-                <w:rFonts w:ascii="宋体" w:hAnsi="宋体" w:eastAsia="宋体" w:cs="宋体"/>
-                <w:color w:val="000000"/>
-                <w:kern w:val="0"/>
-                <w:sz w:val="20"/>
-                <w:szCs w:val="20"/>
-                <w:bdr w:val="none" w:color="auto" w:sz="0" w:space="0"/>
-                <w:lang w:val="en-US" w:eastAsia="zh-CN" w:bidi="ar"/>
-              </w:rPr>
-              <w:t>​</w:t>
-            </w:r>
-            <w:r>
-              <w:rPr>
-                <w:rStyle w:val="10"/>
-                <w:rFonts w:ascii="宋体" w:hAnsi="宋体" w:eastAsia="宋体" w:cs="宋体"/>
-                <w:color w:val="000000"/>
-                <w:kern w:val="0"/>
-                <w:sz w:val="20"/>
-                <w:szCs w:val="20"/>
-                <w:bdr w:val="none" w:color="auto" w:sz="0" w:space="0"/>
-                <w:lang w:val="en-US" w:eastAsia="zh-CN" w:bidi="ar"/>
-              </w:rPr>
-              <w:t>​units​</w:t>
-            </w:r>
-            <w:r>
-              <w:rPr>
-                <w:rFonts w:ascii="宋体" w:hAnsi="宋体" w:eastAsia="宋体" w:cs="宋体"/>
-                <w:color w:val="000000"/>
-                <w:kern w:val="0"/>
-                <w:sz w:val="20"/>
-                <w:szCs w:val="20"/>
-                <w:bdr w:val="none" w:color="auto" w:sz="0" w:space="0"/>
-                <w:lang w:val="en-US" w:eastAsia="zh-CN" w:bidi="ar"/>
-              </w:rPr>
-              <w:t>​</w:t>
-            </w:r>
-          </w:p>
-        </w:tc>
-        <w:tc>
-          <w:tcPr>
-            <w:tcW w:w="0" w:type="auto"/>
-            <w:tcBorders>
-              <w:top w:val="single" w:color="E0E0E0" w:sz="2" w:space="0"/>
-              <w:left w:val="single" w:color="E0E0E0" w:sz="2" w:space="0"/>
-              <w:bottom w:val="single" w:color="E0E0E0" w:sz="2" w:space="0"/>
-              <w:right w:val="single" w:color="E0E0E0" w:sz="2" w:space="0"/>
-            </w:tcBorders>
-            <w:shd w:val="clear" w:color="auto" w:fill="FFFFFF"/>
-            <w:tcMar>
-              <w:top w:w="75" w:type="dxa"/>
-              <w:left w:w="90" w:type="dxa"/>
-              <w:bottom w:w="75" w:type="dxa"/>
-              <w:right w:w="90" w:type="dxa"/>
-            </w:tcMar>
-            <w:vAlign w:val="center"/>
-          </w:tcPr>
-          <w:p>
-            <w:pPr>
-              <w:keepNext w:val="0"/>
-              <w:keepLines w:val="0"/>
-              <w:widowControl/>
-              <w:suppressLineNumbers w:val="0"/>
-              <w:jc w:val="left"/>
-              <w:rPr>
-                <w:color w:val="000000"/>
-                <w:sz w:val="20"/>
-                <w:szCs w:val="20"/>
-              </w:rPr>
-            </w:pPr>
-            <w:r>
-              <w:rPr>
-                <w:rFonts w:ascii="宋体" w:hAnsi="宋体" w:eastAsia="宋体" w:cs="宋体"/>
-                <w:color w:val="000000"/>
-                <w:kern w:val="0"/>
-                <w:sz w:val="20"/>
-                <w:szCs w:val="20"/>
-                <w:bdr w:val="none" w:color="auto" w:sz="0" w:space="0"/>
-                <w:lang w:val="en-US" w:eastAsia="zh-CN" w:bidi="ar"/>
-              </w:rPr>
-              <w:t>int</w:t>
-            </w:r>
-          </w:p>
-        </w:tc>
-        <w:tc>
-          <w:tcPr>
-            <w:tcW w:w="0" w:type="auto"/>
-            <w:tcBorders>
-              <w:top w:val="single" w:color="E0E0E0" w:sz="2" w:space="0"/>
-              <w:left w:val="single" w:color="E0E0E0" w:sz="2" w:space="0"/>
-              <w:bottom w:val="single" w:color="E0E0E0" w:sz="2" w:space="0"/>
-              <w:right w:val="single" w:color="E0E0E0" w:sz="2" w:space="0"/>
-            </w:tcBorders>
-            <w:shd w:val="clear" w:color="auto" w:fill="FFFFFF"/>
-            <w:tcMar>
-              <w:top w:w="75" w:type="dxa"/>
-              <w:left w:w="90" w:type="dxa"/>
-              <w:bottom w:w="75" w:type="dxa"/>
-              <w:right w:w="90" w:type="dxa"/>
-            </w:tcMar>
-            <w:vAlign w:val="center"/>
-          </w:tcPr>
-          <w:p>
-            <w:pPr>
-              <w:keepNext w:val="0"/>
-              <w:keepLines w:val="0"/>
-              <w:widowControl/>
-              <w:suppressLineNumbers w:val="0"/>
-              <w:jc w:val="left"/>
-              <w:rPr>
-                <w:color w:val="000000"/>
-                <w:sz w:val="20"/>
-                <w:szCs w:val="20"/>
-              </w:rPr>
-            </w:pPr>
-            <w:r>
-              <w:rPr>
-                <w:rFonts w:ascii="宋体" w:hAnsi="宋体" w:eastAsia="宋体" w:cs="宋体"/>
-                <w:color w:val="000000"/>
-                <w:kern w:val="0"/>
-                <w:sz w:val="20"/>
-                <w:szCs w:val="20"/>
-                <w:bdr w:val="none" w:color="auto" w:sz="0" w:space="0"/>
-                <w:lang w:val="en-US" w:eastAsia="zh-CN" w:bidi="ar"/>
-              </w:rPr>
-              <w:t>32</w:t>
-            </w:r>
-          </w:p>
-        </w:tc>
-        <w:tc>
-          <w:tcPr>
-            <w:tcW w:w="0" w:type="auto"/>
-            <w:tcBorders>
-              <w:top w:val="single" w:color="E0E0E0" w:sz="2" w:space="0"/>
-              <w:left w:val="single" w:color="E0E0E0" w:sz="2" w:space="0"/>
-              <w:bottom w:val="single" w:color="E0E0E0" w:sz="2" w:space="0"/>
-              <w:right w:val="single" w:color="E0E0E0" w:sz="2" w:space="0"/>
-            </w:tcBorders>
-            <w:shd w:val="clear" w:color="auto" w:fill="FFFFFF"/>
-            <w:tcMar>
-              <w:top w:w="75" w:type="dxa"/>
-              <w:left w:w="90" w:type="dxa"/>
-              <w:bottom w:w="75" w:type="dxa"/>
-              <w:right w:w="90" w:type="dxa"/>
-            </w:tcMar>
-            <w:vAlign w:val="center"/>
-          </w:tcPr>
-          <w:p>
-            <w:pPr>
-              <w:keepNext w:val="0"/>
-              <w:keepLines w:val="0"/>
-              <w:widowControl/>
-              <w:suppressLineNumbers w:val="0"/>
-              <w:jc w:val="left"/>
-              <w:rPr>
-                <w:color w:val="000000"/>
-                <w:sz w:val="20"/>
-                <w:szCs w:val="20"/>
-              </w:rPr>
-            </w:pPr>
-            <w:r>
-              <w:rPr>
-                <w:rFonts w:ascii="宋体" w:hAnsi="宋体" w:eastAsia="宋体" w:cs="宋体"/>
-                <w:color w:val="000000"/>
-                <w:kern w:val="0"/>
-                <w:sz w:val="20"/>
-                <w:szCs w:val="20"/>
-                <w:bdr w:val="none" w:color="auto" w:sz="0" w:space="0"/>
-                <w:lang w:val="en-US" w:eastAsia="zh-CN" w:bidi="ar"/>
-              </w:rPr>
-              <w:t>-</w:t>
-            </w:r>
-          </w:p>
-        </w:tc>
-        <w:tc>
-          <w:tcPr>
-            <w:tcW w:w="3107" w:type="dxa"/>
-            <w:tcBorders>
-              <w:top w:val="single" w:color="E0E0E0" w:sz="2" w:space="0"/>
-              <w:left w:val="single" w:color="E0E0E0" w:sz="2" w:space="0"/>
-              <w:bottom w:val="single" w:color="E0E0E0" w:sz="2" w:space="0"/>
-              <w:right w:val="single" w:color="E0E0E0" w:sz="2" w:space="0"/>
-            </w:tcBorders>
-            <w:shd w:val="clear" w:color="auto" w:fill="FFFFFF"/>
-            <w:tcMar>
-              <w:top w:w="75" w:type="dxa"/>
-              <w:left w:w="90" w:type="dxa"/>
-              <w:bottom w:w="75" w:type="dxa"/>
-              <w:right w:w="90" w:type="dxa"/>
-            </w:tcMar>
-            <w:vAlign w:val="center"/>
-          </w:tcPr>
-          <w:p>
-            <w:pPr>
-              <w:keepNext w:val="0"/>
-              <w:keepLines w:val="0"/>
-              <w:widowControl/>
-              <w:suppressLineNumbers w:val="0"/>
-              <w:jc w:val="left"/>
-              <w:rPr>
-                <w:color w:val="000000"/>
-                <w:sz w:val="20"/>
-                <w:szCs w:val="20"/>
-              </w:rPr>
-            </w:pPr>
-            <w:r>
-              <w:rPr>
-                <w:rFonts w:ascii="宋体" w:hAnsi="宋体" w:eastAsia="宋体" w:cs="宋体"/>
-                <w:color w:val="000000"/>
-                <w:kern w:val="0"/>
-                <w:sz w:val="20"/>
-                <w:szCs w:val="20"/>
-                <w:bdr w:val="none" w:color="auto" w:sz="0" w:space="0"/>
-                <w:lang w:val="en-US" w:eastAsia="zh-CN" w:bidi="ar"/>
-              </w:rPr>
-              <w:t>每层神经元数量</w:t>
-            </w:r>
-          </w:p>
-        </w:tc>
-      </w:tr>
-      <w:tr>
-        <w:tblPrEx>
-          <w:tblBorders>
-            <w:top w:val="single" w:color="E0E0E0" w:sz="2" w:space="0"/>
-            <w:left w:val="single" w:color="E0E0E0" w:sz="2" w:space="0"/>
-            <w:bottom w:val="single" w:color="E0E0E0" w:sz="2" w:space="0"/>
-            <w:right w:val="single" w:color="E0E0E0" w:sz="2" w:space="0"/>
-            <w:insideH w:val="none" w:color="auto" w:sz="0" w:space="0"/>
-            <w:insideV w:val="none" w:color="auto" w:sz="0" w:space="0"/>
-          </w:tblBorders>
-          <w:shd w:val="clear"/>
-          <w:tblCellMar>
-            <w:top w:w="0" w:type="dxa"/>
-            <w:left w:w="0" w:type="dxa"/>
-            <w:bottom w:w="0" w:type="dxa"/>
-            <w:right w:w="0" w:type="dxa"/>
-          </w:tblCellMar>
-        </w:tblPrEx>
-        <w:tc>
-          <w:tcPr>
-            <w:tcW w:w="0" w:type="auto"/>
-            <w:tcBorders>
-              <w:top w:val="single" w:color="E0E0E0" w:sz="2" w:space="0"/>
-              <w:left w:val="single" w:color="E0E0E0" w:sz="2" w:space="0"/>
-              <w:bottom w:val="single" w:color="E0E0E0" w:sz="2" w:space="0"/>
-              <w:right w:val="single" w:color="E0E0E0" w:sz="2" w:space="0"/>
-            </w:tcBorders>
-            <w:shd w:val="clear" w:color="auto" w:fill="FFFFFF"/>
-            <w:tcMar>
-              <w:top w:w="75" w:type="dxa"/>
-              <w:left w:w="90" w:type="dxa"/>
-              <w:bottom w:w="75" w:type="dxa"/>
-              <w:right w:w="90" w:type="dxa"/>
-            </w:tcMar>
-            <w:vAlign w:val="center"/>
-          </w:tcPr>
-          <w:p>
-            <w:pPr>
-              <w:keepNext w:val="0"/>
-              <w:keepLines w:val="0"/>
-              <w:widowControl/>
-              <w:suppressLineNumbers w:val="0"/>
-              <w:jc w:val="left"/>
-              <w:rPr>
-                <w:color w:val="000000"/>
-                <w:sz w:val="20"/>
-                <w:szCs w:val="20"/>
-              </w:rPr>
-            </w:pPr>
-            <w:r>
-              <w:rPr>
-                <w:rFonts w:ascii="宋体" w:hAnsi="宋体" w:eastAsia="宋体" w:cs="宋体"/>
-                <w:color w:val="000000"/>
-                <w:kern w:val="0"/>
-                <w:sz w:val="20"/>
-                <w:szCs w:val="20"/>
-                <w:bdr w:val="none" w:color="auto" w:sz="0" w:space="0"/>
-                <w:lang w:val="en-US" w:eastAsia="zh-CN" w:bidi="ar"/>
-              </w:rPr>
-              <w:t>​</w:t>
-            </w:r>
-            <w:r>
-              <w:rPr>
-                <w:rStyle w:val="10"/>
-                <w:rFonts w:ascii="宋体" w:hAnsi="宋体" w:eastAsia="宋体" w:cs="宋体"/>
-                <w:color w:val="000000"/>
-                <w:kern w:val="0"/>
-                <w:sz w:val="20"/>
-                <w:szCs w:val="20"/>
-                <w:bdr w:val="none" w:color="auto" w:sz="0" w:space="0"/>
-                <w:lang w:val="en-US" w:eastAsia="zh-CN" w:bidi="ar"/>
-              </w:rPr>
-              <w:t>​Nep​</w:t>
-            </w:r>
-            <w:r>
-              <w:rPr>
-                <w:rFonts w:ascii="宋体" w:hAnsi="宋体" w:eastAsia="宋体" w:cs="宋体"/>
-                <w:color w:val="000000"/>
-                <w:kern w:val="0"/>
-                <w:sz w:val="20"/>
-                <w:szCs w:val="20"/>
-                <w:bdr w:val="none" w:color="auto" w:sz="0" w:space="0"/>
-                <w:lang w:val="en-US" w:eastAsia="zh-CN" w:bidi="ar"/>
-              </w:rPr>
-              <w:t>​</w:t>
-            </w:r>
-          </w:p>
-        </w:tc>
-        <w:tc>
-          <w:tcPr>
-            <w:tcW w:w="0" w:type="auto"/>
-            <w:tcBorders>
-              <w:top w:val="single" w:color="E0E0E0" w:sz="2" w:space="0"/>
-              <w:left w:val="single" w:color="E0E0E0" w:sz="2" w:space="0"/>
-              <w:bottom w:val="single" w:color="E0E0E0" w:sz="2" w:space="0"/>
-              <w:right w:val="single" w:color="E0E0E0" w:sz="2" w:space="0"/>
-            </w:tcBorders>
-            <w:shd w:val="clear" w:color="auto" w:fill="FFFFFF"/>
-            <w:tcMar>
-              <w:top w:w="75" w:type="dxa"/>
-              <w:left w:w="90" w:type="dxa"/>
-              <w:bottom w:w="75" w:type="dxa"/>
-              <w:right w:w="90" w:type="dxa"/>
-            </w:tcMar>
-            <w:vAlign w:val="center"/>
-          </w:tcPr>
-          <w:p>
-            <w:pPr>
-              <w:keepNext w:val="0"/>
-              <w:keepLines w:val="0"/>
-              <w:widowControl/>
-              <w:suppressLineNumbers w:val="0"/>
-              <w:jc w:val="left"/>
-              <w:rPr>
-                <w:color w:val="000000"/>
-                <w:sz w:val="20"/>
-                <w:szCs w:val="20"/>
-              </w:rPr>
-            </w:pPr>
-            <w:r>
-              <w:rPr>
-                <w:rFonts w:ascii="宋体" w:hAnsi="宋体" w:eastAsia="宋体" w:cs="宋体"/>
-                <w:color w:val="000000"/>
-                <w:kern w:val="0"/>
-                <w:sz w:val="20"/>
-                <w:szCs w:val="20"/>
-                <w:bdr w:val="none" w:color="auto" w:sz="0" w:space="0"/>
-                <w:lang w:val="en-US" w:eastAsia="zh-CN" w:bidi="ar"/>
-              </w:rPr>
-              <w:t>int</w:t>
-            </w:r>
-          </w:p>
-        </w:tc>
-        <w:tc>
-          <w:tcPr>
-            <w:tcW w:w="0" w:type="auto"/>
-            <w:tcBorders>
-              <w:top w:val="single" w:color="E0E0E0" w:sz="2" w:space="0"/>
-              <w:left w:val="single" w:color="E0E0E0" w:sz="2" w:space="0"/>
-              <w:bottom w:val="single" w:color="E0E0E0" w:sz="2" w:space="0"/>
-              <w:right w:val="single" w:color="E0E0E0" w:sz="2" w:space="0"/>
-            </w:tcBorders>
-            <w:shd w:val="clear" w:color="auto" w:fill="FFFFFF"/>
-            <w:tcMar>
-              <w:top w:w="75" w:type="dxa"/>
-              <w:left w:w="90" w:type="dxa"/>
-              <w:bottom w:w="75" w:type="dxa"/>
-              <w:right w:w="90" w:type="dxa"/>
-            </w:tcMar>
-            <w:vAlign w:val="center"/>
-          </w:tcPr>
-          <w:p>
-            <w:pPr>
-              <w:keepNext w:val="0"/>
-              <w:keepLines w:val="0"/>
-              <w:widowControl/>
-              <w:suppressLineNumbers w:val="0"/>
-              <w:jc w:val="left"/>
-              <w:rPr>
-                <w:color w:val="000000"/>
-                <w:sz w:val="20"/>
-                <w:szCs w:val="20"/>
-              </w:rPr>
-            </w:pPr>
-            <w:r>
-              <w:rPr>
-                <w:rFonts w:ascii="宋体" w:hAnsi="宋体" w:eastAsia="宋体" w:cs="宋体"/>
-                <w:color w:val="000000"/>
-                <w:kern w:val="0"/>
-                <w:sz w:val="20"/>
-                <w:szCs w:val="20"/>
-                <w:bdr w:val="none" w:color="auto" w:sz="0" w:space="0"/>
-                <w:lang w:val="en-US" w:eastAsia="zh-CN" w:bidi="ar"/>
-              </w:rPr>
-              <w:t>100001</w:t>
-            </w:r>
-          </w:p>
-        </w:tc>
-        <w:tc>
-          <w:tcPr>
-            <w:tcW w:w="0" w:type="auto"/>
-            <w:tcBorders>
-              <w:top w:val="single" w:color="E0E0E0" w:sz="2" w:space="0"/>
-              <w:left w:val="single" w:color="E0E0E0" w:sz="2" w:space="0"/>
-              <w:bottom w:val="single" w:color="E0E0E0" w:sz="2" w:space="0"/>
-              <w:right w:val="single" w:color="E0E0E0" w:sz="2" w:space="0"/>
-            </w:tcBorders>
-            <w:shd w:val="clear" w:color="auto" w:fill="FFFFFF"/>
-            <w:tcMar>
-              <w:top w:w="75" w:type="dxa"/>
-              <w:left w:w="90" w:type="dxa"/>
-              <w:bottom w:w="75" w:type="dxa"/>
-              <w:right w:w="90" w:type="dxa"/>
-            </w:tcMar>
-            <w:vAlign w:val="center"/>
-          </w:tcPr>
-          <w:p>
-            <w:pPr>
-              <w:keepNext w:val="0"/>
-              <w:keepLines w:val="0"/>
-              <w:widowControl/>
-              <w:suppressLineNumbers w:val="0"/>
-              <w:jc w:val="left"/>
-              <w:rPr>
-                <w:color w:val="000000"/>
-                <w:sz w:val="20"/>
-                <w:szCs w:val="20"/>
-              </w:rPr>
-            </w:pPr>
-            <w:r>
-              <w:rPr>
-                <w:rFonts w:ascii="宋体" w:hAnsi="宋体" w:eastAsia="宋体" w:cs="宋体"/>
-                <w:color w:val="000000"/>
-                <w:kern w:val="0"/>
-                <w:sz w:val="20"/>
-                <w:szCs w:val="20"/>
-                <w:bdr w:val="none" w:color="auto" w:sz="0" w:space="0"/>
-                <w:lang w:val="en-US" w:eastAsia="zh-CN" w:bidi="ar"/>
-              </w:rPr>
-              <w:t>-</w:t>
-            </w:r>
-          </w:p>
-        </w:tc>
-        <w:tc>
-          <w:tcPr>
-            <w:tcW w:w="3107" w:type="dxa"/>
-            <w:tcBorders>
-              <w:top w:val="single" w:color="E0E0E0" w:sz="2" w:space="0"/>
-              <w:left w:val="single" w:color="E0E0E0" w:sz="2" w:space="0"/>
-              <w:bottom w:val="single" w:color="E0E0E0" w:sz="2" w:space="0"/>
-              <w:right w:val="single" w:color="E0E0E0" w:sz="2" w:space="0"/>
-            </w:tcBorders>
-            <w:shd w:val="clear" w:color="auto" w:fill="FFFFFF"/>
-            <w:tcMar>
-              <w:top w:w="75" w:type="dxa"/>
-              <w:left w:w="90" w:type="dxa"/>
-              <w:bottom w:w="75" w:type="dxa"/>
-              <w:right w:w="90" w:type="dxa"/>
-            </w:tcMar>
-            <w:vAlign w:val="center"/>
-          </w:tcPr>
-          <w:p>
-            <w:pPr>
-              <w:keepNext w:val="0"/>
-              <w:keepLines w:val="0"/>
-              <w:widowControl/>
-              <w:suppressLineNumbers w:val="0"/>
-              <w:jc w:val="left"/>
-              <w:rPr>
-                <w:color w:val="000000"/>
-                <w:sz w:val="20"/>
-                <w:szCs w:val="20"/>
-              </w:rPr>
-            </w:pPr>
-            <w:r>
-              <w:rPr>
-                <w:rFonts w:ascii="宋体" w:hAnsi="宋体" w:eastAsia="宋体" w:cs="宋体"/>
-                <w:color w:val="000000"/>
-                <w:kern w:val="0"/>
-                <w:sz w:val="20"/>
-                <w:szCs w:val="20"/>
-                <w:bdr w:val="none" w:color="auto" w:sz="0" w:space="0"/>
-                <w:lang w:val="en-US" w:eastAsia="zh-CN" w:bidi="ar"/>
-              </w:rPr>
-              <w:t>训练轮数（epochs）</w:t>
             </w:r>
           </w:p>
         </w:tc>
@@ -3455,7 +2844,6 @@
                 <w:kern w:val="0"/>
                 <w:sz w:val="20"/>
                 <w:szCs w:val="20"/>
-                <w:bdr w:val="none" w:color="auto" w:sz="0" w:space="0"/>
                 <w:lang w:val="en-US" w:eastAsia="zh-CN" w:bidi="ar"/>
               </w:rPr>
               <w:t>​</w:t>
@@ -3468,19 +2856,17 @@
                 <w:kern w:val="0"/>
                 <w:sz w:val="20"/>
                 <w:szCs w:val="20"/>
-                <w:bdr w:val="none" w:color="auto" w:sz="0" w:space="0"/>
-                <w:lang w:val="en-US" w:eastAsia="zh-CN" w:bidi="ar"/>
-              </w:rPr>
-              <w:t>​Npde​</w:t>
-            </w:r>
-            <w:r>
-              <w:rPr>
-                <w:rFonts w:ascii="宋体" w:hAnsi="宋体" w:eastAsia="宋体" w:cs="宋体"/>
-                <w:color w:val="000000"/>
-                <w:kern w:val="0"/>
-                <w:sz w:val="20"/>
-                <w:szCs w:val="20"/>
-                <w:bdr w:val="none" w:color="auto" w:sz="0" w:space="0"/>
+                <w:lang w:val="en-US" w:eastAsia="zh-CN" w:bidi="ar"/>
+              </w:rPr>
+              <w:t>​units​</w:t>
+            </w:r>
+            <w:r>
+              <w:rPr>
+                <w:rFonts w:ascii="宋体" w:hAnsi="宋体" w:eastAsia="宋体" w:cs="宋体"/>
+                <w:color w:val="000000"/>
+                <w:kern w:val="0"/>
+                <w:sz w:val="20"/>
+                <w:szCs w:val="20"/>
                 <w:lang w:val="en-US" w:eastAsia="zh-CN" w:bidi="ar"/>
               </w:rPr>
               <w:t>​</w:t>
@@ -3525,7 +2911,6 @@
                 <w:kern w:val="0"/>
                 <w:sz w:val="20"/>
                 <w:szCs w:val="20"/>
-                <w:bdr w:val="none" w:color="auto" w:sz="0" w:space="0"/>
                 <w:lang w:val="en-US" w:eastAsia="zh-CN" w:bidi="ar"/>
               </w:rPr>
               <w:t>int</w:t>
@@ -3570,10 +2955,9 @@
                 <w:kern w:val="0"/>
                 <w:sz w:val="20"/>
                 <w:szCs w:val="20"/>
-                <w:bdr w:val="none" w:color="auto" w:sz="0" w:space="0"/>
-                <w:lang w:val="en-US" w:eastAsia="zh-CN" w:bidi="ar"/>
-              </w:rPr>
-              <w:t>256</w:t>
+                <w:lang w:val="en-US" w:eastAsia="zh-CN" w:bidi="ar"/>
+              </w:rPr>
+              <w:t>32</w:t>
             </w:r>
           </w:p>
         </w:tc>
@@ -3615,7 +2999,6 @@
                 <w:kern w:val="0"/>
                 <w:sz w:val="20"/>
                 <w:szCs w:val="20"/>
-                <w:bdr w:val="none" w:color="auto" w:sz="0" w:space="0"/>
                 <w:lang w:val="en-US" w:eastAsia="zh-CN" w:bidi="ar"/>
               </w:rPr>
               <w:t>-</w:t>
@@ -3660,10 +3043,9 @@
                 <w:kern w:val="0"/>
                 <w:sz w:val="20"/>
                 <w:szCs w:val="20"/>
-                <w:bdr w:val="none" w:color="auto" w:sz="0" w:space="0"/>
-                <w:lang w:val="en-US" w:eastAsia="zh-CN" w:bidi="ar"/>
-              </w:rPr>
-              <w:t>参与PDE（偏微分方程）计算的点数</w:t>
+                <w:lang w:val="en-US" w:eastAsia="zh-CN" w:bidi="ar"/>
+              </w:rPr>
+              <w:t>每层神经元数量</w:t>
             </w:r>
           </w:p>
         </w:tc>
@@ -3723,7 +3105,6 @@
                 <w:kern w:val="0"/>
                 <w:sz w:val="20"/>
                 <w:szCs w:val="20"/>
-                <w:bdr w:val="none" w:color="auto" w:sz="0" w:space="0"/>
                 <w:lang w:val="en-US" w:eastAsia="zh-CN" w:bidi="ar"/>
               </w:rPr>
               <w:t>​</w:t>
@@ -3736,19 +3117,17 @@
                 <w:kern w:val="0"/>
                 <w:sz w:val="20"/>
                 <w:szCs w:val="20"/>
-                <w:bdr w:val="none" w:color="auto" w:sz="0" w:space="0"/>
-                <w:lang w:val="en-US" w:eastAsia="zh-CN" w:bidi="ar"/>
-              </w:rPr>
-              <w:t>​addBC​</w:t>
-            </w:r>
-            <w:r>
-              <w:rPr>
-                <w:rFonts w:ascii="宋体" w:hAnsi="宋体" w:eastAsia="宋体" w:cs="宋体"/>
-                <w:color w:val="000000"/>
-                <w:kern w:val="0"/>
-                <w:sz w:val="20"/>
-                <w:szCs w:val="20"/>
-                <w:bdr w:val="none" w:color="auto" w:sz="0" w:space="0"/>
+                <w:lang w:val="en-US" w:eastAsia="zh-CN" w:bidi="ar"/>
+              </w:rPr>
+              <w:t>​Nep​</w:t>
+            </w:r>
+            <w:r>
+              <w:rPr>
+                <w:rFonts w:ascii="宋体" w:hAnsi="宋体" w:eastAsia="宋体" w:cs="宋体"/>
+                <w:color w:val="000000"/>
+                <w:kern w:val="0"/>
+                <w:sz w:val="20"/>
+                <w:szCs w:val="20"/>
                 <w:lang w:val="en-US" w:eastAsia="zh-CN" w:bidi="ar"/>
               </w:rPr>
               <w:t>​</w:t>
@@ -3793,7 +3172,6 @@
                 <w:kern w:val="0"/>
                 <w:sz w:val="20"/>
                 <w:szCs w:val="20"/>
-                <w:bdr w:val="none" w:color="auto" w:sz="0" w:space="0"/>
                 <w:lang w:val="en-US" w:eastAsia="zh-CN" w:bidi="ar"/>
               </w:rPr>
               <w:t>int</w:t>
@@ -3838,10 +3216,9 @@
                 <w:kern w:val="0"/>
                 <w:sz w:val="20"/>
                 <w:szCs w:val="20"/>
-                <w:bdr w:val="none" w:color="auto" w:sz="0" w:space="0"/>
-                <w:lang w:val="en-US" w:eastAsia="zh-CN" w:bidi="ar"/>
-              </w:rPr>
-              <w:t>0</w:t>
+                <w:lang w:val="en-US" w:eastAsia="zh-CN" w:bidi="ar"/>
+              </w:rPr>
+              <w:t>100001</w:t>
             </w:r>
           </w:p>
         </w:tc>
@@ -3883,10 +3260,9 @@
                 <w:kern w:val="0"/>
                 <w:sz w:val="20"/>
                 <w:szCs w:val="20"/>
-                <w:bdr w:val="none" w:color="auto" w:sz="0" w:space="0"/>
-                <w:lang w:val="en-US" w:eastAsia="zh-CN" w:bidi="ar"/>
-              </w:rPr>
-              <w:t>0/1</w:t>
+                <w:lang w:val="en-US" w:eastAsia="zh-CN" w:bidi="ar"/>
+              </w:rPr>
+              <w:t>-</w:t>
             </w:r>
           </w:p>
         </w:tc>
@@ -3916,104 +3292,21 @@
               <w:suppressLineNumbers w:val="0"/>
               <w:jc w:val="left"/>
               <w:rPr>
-                <w:rFonts w:ascii="宋体" w:hAnsi="宋体" w:eastAsia="宋体" w:cs="宋体"/>
-                <w:color w:val="000000"/>
-                <w:kern w:val="0"/>
-                <w:sz w:val="20"/>
-                <w:szCs w:val="20"/>
-                <w:bdr w:val="none" w:color="auto" w:sz="0" w:space="0"/>
-                <w:lang w:val="en-US" w:eastAsia="zh-CN" w:bidi="ar"/>
-              </w:rPr>
-            </w:pPr>
-            <w:r>
-              <w:rPr>
-                <w:rFonts w:ascii="宋体" w:hAnsi="宋体" w:eastAsia="宋体" w:cs="宋体"/>
-                <w:color w:val="000000"/>
-                <w:kern w:val="0"/>
-                <w:sz w:val="20"/>
-                <w:szCs w:val="20"/>
-                <w:bdr w:val="none" w:color="auto" w:sz="0" w:space="0"/>
-                <w:lang w:val="en-US" w:eastAsia="zh-CN" w:bidi="ar"/>
-              </w:rPr>
-              <w:t>是否添加边界条件约束：</w:t>
-            </w:r>
-            <w:r>
-              <w:rPr>
-                <w:rFonts w:ascii="宋体" w:hAnsi="宋体" w:eastAsia="宋体" w:cs="宋体"/>
-                <w:color w:val="000000"/>
-                <w:kern w:val="0"/>
-                <w:sz w:val="20"/>
-                <w:szCs w:val="20"/>
-                <w:bdr w:val="none" w:color="auto" w:sz="0" w:space="0"/>
-                <w:lang w:val="en-US" w:eastAsia="zh-CN" w:bidi="ar"/>
-              </w:rPr>
-              <w:br w:type="textWrapping"/>
-            </w:r>
-            <w:r>
-              <w:rPr>
-                <w:rFonts w:ascii="宋体" w:hAnsi="宋体" w:eastAsia="宋体" w:cs="宋体"/>
-                <w:color w:val="000000"/>
-                <w:kern w:val="0"/>
-                <w:sz w:val="20"/>
-                <w:szCs w:val="20"/>
-                <w:bdr w:val="none" w:color="auto" w:sz="0" w:space="0"/>
-                <w:lang w:val="en-US" w:eastAsia="zh-CN" w:bidi="ar"/>
-              </w:rPr>
-              <w:t>- 0: 不添加</w:t>
-            </w:r>
-            <w:r>
-              <w:rPr>
-                <w:rFonts w:ascii="宋体" w:hAnsi="宋体" w:eastAsia="宋体" w:cs="宋体"/>
-                <w:color w:val="000000"/>
-                <w:kern w:val="0"/>
-                <w:sz w:val="20"/>
-                <w:szCs w:val="20"/>
-                <w:bdr w:val="none" w:color="auto" w:sz="0" w:space="0"/>
-                <w:lang w:val="en-US" w:eastAsia="zh-CN" w:bidi="ar"/>
-              </w:rPr>
-              <w:br w:type="textWrapping"/>
-            </w:r>
-            <w:r>
-              <w:rPr>
-                <w:rFonts w:ascii="宋体" w:hAnsi="宋体" w:eastAsia="宋体" w:cs="宋体"/>
-                <w:color w:val="000000"/>
-                <w:kern w:val="0"/>
-                <w:sz w:val="20"/>
-                <w:szCs w:val="20"/>
-                <w:bdr w:val="none" w:color="auto" w:sz="0" w:space="0"/>
-                <w:lang w:val="en-US" w:eastAsia="zh-CN" w:bidi="ar"/>
-              </w:rPr>
-              <w:t>- 1: 添加边界约束</w:t>
-            </w:r>
-          </w:p>
-          <w:p>
-            <w:pPr>
-              <w:keepNext w:val="0"/>
-              <w:keepLines w:val="0"/>
-              <w:widowControl/>
-              <w:suppressLineNumbers w:val="0"/>
-              <w:jc w:val="left"/>
-              <w:rPr>
-                <w:rFonts w:hint="default" w:ascii="宋体" w:hAnsi="宋体" w:eastAsia="宋体" w:cs="宋体"/>
-                <w:color w:val="000000"/>
-                <w:kern w:val="0"/>
-                <w:sz w:val="20"/>
-                <w:szCs w:val="20"/>
-                <w:bdr w:val="none" w:color="auto" w:sz="0" w:space="0"/>
-                <w:lang w:val="en-US" w:eastAsia="zh-CN" w:bidi="ar"/>
-              </w:rPr>
-            </w:pPr>
-            <w:r>
-              <w:rPr>
-                <w:rFonts w:hint="eastAsia" w:ascii="宋体" w:hAnsi="宋体" w:eastAsia="宋体" w:cs="宋体"/>
-                <w:color w:val="000000"/>
-                <w:kern w:val="0"/>
-                <w:sz w:val="20"/>
-                <w:szCs w:val="20"/>
-                <w:bdr w:val="none" w:color="auto" w:sz="0" w:space="0"/>
-                <w:lang w:val="en-US" w:eastAsia="zh-CN" w:bidi="ar"/>
-              </w:rPr>
-              <w:t>添加后显著改善训练结果</w:t>
+                <w:color w:val="000000"/>
+                <w:sz w:val="20"/>
+                <w:szCs w:val="20"/>
+              </w:rPr>
+            </w:pPr>
+            <w:r>
+              <w:rPr>
+                <w:rFonts w:ascii="宋体" w:hAnsi="宋体" w:eastAsia="宋体" w:cs="宋体"/>
+                <w:color w:val="000000"/>
+                <w:kern w:val="0"/>
+                <w:sz w:val="20"/>
+                <w:szCs w:val="20"/>
+                <w:lang w:val="en-US" w:eastAsia="zh-CN" w:bidi="ar"/>
+              </w:rPr>
+              <w:t>训练轮数（epochs）</w:t>
             </w:r>
           </w:p>
         </w:tc>
@@ -4073,7 +3366,6 @@
                 <w:kern w:val="0"/>
                 <w:sz w:val="20"/>
                 <w:szCs w:val="20"/>
-                <w:bdr w:val="none" w:color="auto" w:sz="0" w:space="0"/>
                 <w:lang w:val="en-US" w:eastAsia="zh-CN" w:bidi="ar"/>
               </w:rPr>
               <w:t>​</w:t>
@@ -4086,19 +3378,17 @@
                 <w:kern w:val="0"/>
                 <w:sz w:val="20"/>
                 <w:szCs w:val="20"/>
-                <w:bdr w:val="none" w:color="auto" w:sz="0" w:space="0"/>
-                <w:lang w:val="en-US" w:eastAsia="zh-CN" w:bidi="ar"/>
-              </w:rPr>
-              <w:t>​standard​</w:t>
-            </w:r>
-            <w:r>
-              <w:rPr>
-                <w:rFonts w:ascii="宋体" w:hAnsi="宋体" w:eastAsia="宋体" w:cs="宋体"/>
-                <w:color w:val="000000"/>
-                <w:kern w:val="0"/>
-                <w:sz w:val="20"/>
-                <w:szCs w:val="20"/>
-                <w:bdr w:val="none" w:color="auto" w:sz="0" w:space="0"/>
+                <w:lang w:val="en-US" w:eastAsia="zh-CN" w:bidi="ar"/>
+              </w:rPr>
+              <w:t>​Npde​</w:t>
+            </w:r>
+            <w:r>
+              <w:rPr>
+                <w:rFonts w:ascii="宋体" w:hAnsi="宋体" w:eastAsia="宋体" w:cs="宋体"/>
+                <w:color w:val="000000"/>
+                <w:kern w:val="0"/>
+                <w:sz w:val="20"/>
+                <w:szCs w:val="20"/>
                 <w:lang w:val="en-US" w:eastAsia="zh-CN" w:bidi="ar"/>
               </w:rPr>
               <w:t>​</w:t>
@@ -4143,7 +3433,6 @@
                 <w:kern w:val="0"/>
                 <w:sz w:val="20"/>
                 <w:szCs w:val="20"/>
-                <w:bdr w:val="none" w:color="auto" w:sz="0" w:space="0"/>
                 <w:lang w:val="en-US" w:eastAsia="zh-CN" w:bidi="ar"/>
               </w:rPr>
               <w:t>int</w:t>
@@ -4188,10 +3477,9 @@
                 <w:kern w:val="0"/>
                 <w:sz w:val="20"/>
                 <w:szCs w:val="20"/>
-                <w:bdr w:val="none" w:color="auto" w:sz="0" w:space="0"/>
-                <w:lang w:val="en-US" w:eastAsia="zh-CN" w:bidi="ar"/>
-              </w:rPr>
-              <w:t>0</w:t>
+                <w:lang w:val="en-US" w:eastAsia="zh-CN" w:bidi="ar"/>
+              </w:rPr>
+              <w:t>256</w:t>
             </w:r>
           </w:p>
         </w:tc>
@@ -4233,10 +3521,9 @@
                 <w:kern w:val="0"/>
                 <w:sz w:val="20"/>
                 <w:szCs w:val="20"/>
-                <w:bdr w:val="none" w:color="auto" w:sz="0" w:space="0"/>
-                <w:lang w:val="en-US" w:eastAsia="zh-CN" w:bidi="ar"/>
-              </w:rPr>
-              <w:t>0/1</w:t>
+                <w:lang w:val="en-US" w:eastAsia="zh-CN" w:bidi="ar"/>
+              </w:rPr>
+              <w:t>-</w:t>
             </w:r>
           </w:p>
         </w:tc>
@@ -4278,58 +3565,9 @@
                 <w:kern w:val="0"/>
                 <w:sz w:val="20"/>
                 <w:szCs w:val="20"/>
-                <w:bdr w:val="none" w:color="auto" w:sz="0" w:space="0"/>
-                <w:lang w:val="en-US" w:eastAsia="zh-CN" w:bidi="ar"/>
-              </w:rPr>
-              <w:t>是否对标签（磁场值）进行标准化：</w:t>
-            </w:r>
-            <w:r>
-              <w:rPr>
-                <w:rFonts w:ascii="宋体" w:hAnsi="宋体" w:eastAsia="宋体" w:cs="宋体"/>
-                <w:color w:val="000000"/>
-                <w:kern w:val="0"/>
-                <w:sz w:val="20"/>
-                <w:szCs w:val="20"/>
-                <w:bdr w:val="none" w:color="auto" w:sz="0" w:space="0"/>
-                <w:lang w:val="en-US" w:eastAsia="zh-CN" w:bidi="ar"/>
-              </w:rPr>
-              <w:br w:type="textWrapping"/>
-            </w:r>
-            <w:r>
-              <w:rPr>
-                <w:rFonts w:ascii="宋体" w:hAnsi="宋体" w:eastAsia="宋体" w:cs="宋体"/>
-                <w:color w:val="000000"/>
-                <w:kern w:val="0"/>
-                <w:sz w:val="20"/>
-                <w:szCs w:val="20"/>
-                <w:bdr w:val="none" w:color="auto" w:sz="0" w:space="0"/>
-                <w:lang w:val="en-US" w:eastAsia="zh-CN" w:bidi="ar"/>
-              </w:rPr>
-              <w:t>- 0: 不标准化</w:t>
-            </w:r>
-            <w:r>
-              <w:rPr>
-                <w:rFonts w:ascii="宋体" w:hAnsi="宋体" w:eastAsia="宋体" w:cs="宋体"/>
-                <w:color w:val="000000"/>
-                <w:kern w:val="0"/>
-                <w:sz w:val="20"/>
-                <w:szCs w:val="20"/>
-                <w:bdr w:val="none" w:color="auto" w:sz="0" w:space="0"/>
-                <w:lang w:val="en-US" w:eastAsia="zh-CN" w:bidi="ar"/>
-              </w:rPr>
-              <w:br w:type="textWrapping"/>
-            </w:r>
-            <w:r>
-              <w:rPr>
-                <w:rFonts w:ascii="宋体" w:hAnsi="宋体" w:eastAsia="宋体" w:cs="宋体"/>
-                <w:color w:val="000000"/>
-                <w:kern w:val="0"/>
-                <w:sz w:val="20"/>
-                <w:szCs w:val="20"/>
-                <w:bdr w:val="none" w:color="auto" w:sz="0" w:space="0"/>
-                <w:lang w:val="en-US" w:eastAsia="zh-CN" w:bidi="ar"/>
-              </w:rPr>
-              <w:t>- 1: 均值0方差1标准化</w:t>
+                <w:lang w:val="en-US" w:eastAsia="zh-CN" w:bidi="ar"/>
+              </w:rPr>
+              <w:t>参与PDE（偏微分方程）计算的点数</w:t>
             </w:r>
           </w:p>
         </w:tc>
@@ -4389,7 +3627,6 @@
                 <w:kern w:val="0"/>
                 <w:sz w:val="20"/>
                 <w:szCs w:val="20"/>
-                <w:bdr w:val="none" w:color="auto" w:sz="0" w:space="0"/>
                 <w:lang w:val="en-US" w:eastAsia="zh-CN" w:bidi="ar"/>
               </w:rPr>
               <w:t>​</w:t>
@@ -4402,19 +3639,17 @@
                 <w:kern w:val="0"/>
                 <w:sz w:val="20"/>
                 <w:szCs w:val="20"/>
-                <w:bdr w:val="none" w:color="auto" w:sz="0" w:space="0"/>
-                <w:lang w:val="en-US" w:eastAsia="zh-CN" w:bidi="ar"/>
-              </w:rPr>
-              <w:t>​Lambda​</w:t>
-            </w:r>
-            <w:r>
-              <w:rPr>
-                <w:rFonts w:ascii="宋体" w:hAnsi="宋体" w:eastAsia="宋体" w:cs="宋体"/>
-                <w:color w:val="000000"/>
-                <w:kern w:val="0"/>
-                <w:sz w:val="20"/>
-                <w:szCs w:val="20"/>
-                <w:bdr w:val="none" w:color="auto" w:sz="0" w:space="0"/>
+                <w:lang w:val="en-US" w:eastAsia="zh-CN" w:bidi="ar"/>
+              </w:rPr>
+              <w:t>​addBC​</w:t>
+            </w:r>
+            <w:r>
+              <w:rPr>
+                <w:rFonts w:ascii="宋体" w:hAnsi="宋体" w:eastAsia="宋体" w:cs="宋体"/>
+                <w:color w:val="000000"/>
+                <w:kern w:val="0"/>
+                <w:sz w:val="20"/>
+                <w:szCs w:val="20"/>
                 <w:lang w:val="en-US" w:eastAsia="zh-CN" w:bidi="ar"/>
               </w:rPr>
               <w:t>​</w:t>
@@ -4459,10 +3694,9 @@
                 <w:kern w:val="0"/>
                 <w:sz w:val="20"/>
                 <w:szCs w:val="20"/>
-                <w:bdr w:val="none" w:color="auto" w:sz="0" w:space="0"/>
-                <w:lang w:val="en-US" w:eastAsia="zh-CN" w:bidi="ar"/>
-              </w:rPr>
-              <w:t>float</w:t>
+                <w:lang w:val="en-US" w:eastAsia="zh-CN" w:bidi="ar"/>
+              </w:rPr>
+              <w:t>int</w:t>
             </w:r>
           </w:p>
         </w:tc>
@@ -4504,10 +3738,9 @@
                 <w:kern w:val="0"/>
                 <w:sz w:val="20"/>
                 <w:szCs w:val="20"/>
-                <w:bdr w:val="none" w:color="auto" w:sz="0" w:space="0"/>
-                <w:lang w:val="en-US" w:eastAsia="zh-CN" w:bidi="ar"/>
-              </w:rPr>
-              <w:t>1</w:t>
+                <w:lang w:val="en-US" w:eastAsia="zh-CN" w:bidi="ar"/>
+              </w:rPr>
+              <w:t>0</w:t>
             </w:r>
           </w:p>
         </w:tc>
@@ -4549,10 +3782,9 @@
                 <w:kern w:val="0"/>
                 <w:sz w:val="20"/>
                 <w:szCs w:val="20"/>
-                <w:bdr w:val="none" w:color="auto" w:sz="0" w:space="0"/>
-                <w:lang w:val="en-US" w:eastAsia="zh-CN" w:bidi="ar"/>
-              </w:rPr>
-              <w:t>-</w:t>
+                <w:lang w:val="en-US" w:eastAsia="zh-CN" w:bidi="ar"/>
+              </w:rPr>
+              <w:t>0/1</w:t>
             </w:r>
           </w:p>
         </w:tc>
@@ -4582,22 +3814,96 @@
               <w:suppressLineNumbers w:val="0"/>
               <w:jc w:val="left"/>
               <w:rPr>
-                <w:color w:val="000000"/>
-                <w:sz w:val="20"/>
-                <w:szCs w:val="20"/>
-              </w:rPr>
-            </w:pPr>
-            <w:r>
-              <w:rPr>
-                <w:rFonts w:ascii="宋体" w:hAnsi="宋体" w:eastAsia="宋体" w:cs="宋体"/>
-                <w:color w:val="000000"/>
-                <w:kern w:val="0"/>
-                <w:sz w:val="20"/>
-                <w:szCs w:val="20"/>
-                <w:bdr w:val="none" w:color="auto" w:sz="0" w:space="0"/>
-                <w:lang w:val="en-US" w:eastAsia="zh-CN" w:bidi="ar"/>
-              </w:rPr>
-              <w:t>超参数：总损失 = 数据损失 + Lambda * PDE损失</w:t>
+                <w:rFonts w:ascii="宋体" w:hAnsi="宋体" w:eastAsia="宋体" w:cs="宋体"/>
+                <w:color w:val="000000"/>
+                <w:kern w:val="0"/>
+                <w:sz w:val="20"/>
+                <w:szCs w:val="20"/>
+                <w:lang w:val="en-US" w:eastAsia="zh-CN" w:bidi="ar"/>
+              </w:rPr>
+            </w:pPr>
+            <w:r>
+              <w:rPr>
+                <w:rFonts w:ascii="宋体" w:hAnsi="宋体" w:eastAsia="宋体" w:cs="宋体"/>
+                <w:color w:val="000000"/>
+                <w:kern w:val="0"/>
+                <w:sz w:val="20"/>
+                <w:szCs w:val="20"/>
+                <w:lang w:val="en-US" w:eastAsia="zh-CN" w:bidi="ar"/>
+              </w:rPr>
+              <w:t>是否添加边界条件约束：</w:t>
+            </w:r>
+            <w:r>
+              <w:rPr>
+                <w:rFonts w:ascii="宋体" w:hAnsi="宋体" w:eastAsia="宋体" w:cs="宋体"/>
+                <w:color w:val="000000"/>
+                <w:kern w:val="0"/>
+                <w:sz w:val="20"/>
+                <w:szCs w:val="20"/>
+                <w:lang w:val="en-US" w:eastAsia="zh-CN" w:bidi="ar"/>
+              </w:rPr>
+              <w:br w:type="textWrapping"/>
+            </w:r>
+            <w:r>
+              <w:rPr>
+                <w:rFonts w:ascii="宋体" w:hAnsi="宋体" w:eastAsia="宋体" w:cs="宋体"/>
+                <w:color w:val="000000"/>
+                <w:kern w:val="0"/>
+                <w:sz w:val="20"/>
+                <w:szCs w:val="20"/>
+                <w:lang w:val="en-US" w:eastAsia="zh-CN" w:bidi="ar"/>
+              </w:rPr>
+              <w:t>- 0: 不添加</w:t>
+            </w:r>
+            <w:r>
+              <w:rPr>
+                <w:rFonts w:ascii="宋体" w:hAnsi="宋体" w:eastAsia="宋体" w:cs="宋体"/>
+                <w:color w:val="000000"/>
+                <w:kern w:val="0"/>
+                <w:sz w:val="20"/>
+                <w:szCs w:val="20"/>
+                <w:lang w:val="en-US" w:eastAsia="zh-CN" w:bidi="ar"/>
+              </w:rPr>
+              <w:br w:type="textWrapping"/>
+            </w:r>
+            <w:r>
+              <w:rPr>
+                <w:rFonts w:ascii="宋体" w:hAnsi="宋体" w:eastAsia="宋体" w:cs="宋体"/>
+                <w:color w:val="000000"/>
+                <w:kern w:val="0"/>
+                <w:sz w:val="20"/>
+                <w:szCs w:val="20"/>
+                <w:lang w:val="en-US" w:eastAsia="zh-CN" w:bidi="ar"/>
+              </w:rPr>
+              <w:t>- 1: 添加边界约束</w:t>
+            </w:r>
+          </w:p>
+          <w:p>
+            <w:pPr>
+              <w:keepNext w:val="0"/>
+              <w:keepLines w:val="0"/>
+              <w:widowControl/>
+              <w:suppressLineNumbers w:val="0"/>
+              <w:jc w:val="left"/>
+              <w:rPr>
+                <w:rFonts w:hint="default" w:ascii="宋体" w:hAnsi="宋体" w:eastAsia="宋体" w:cs="宋体"/>
+                <w:color w:val="000000"/>
+                <w:kern w:val="0"/>
+                <w:sz w:val="20"/>
+                <w:szCs w:val="20"/>
+                <w:lang w:val="en-US" w:eastAsia="zh-CN" w:bidi="ar"/>
+              </w:rPr>
+            </w:pPr>
+            <w:r>
+              <w:rPr>
+                <w:rFonts w:hint="eastAsia" w:ascii="宋体" w:hAnsi="宋体" w:eastAsia="宋体" w:cs="宋体"/>
+                <w:color w:val="000000"/>
+                <w:kern w:val="0"/>
+                <w:sz w:val="20"/>
+                <w:szCs w:val="20"/>
+                <w:lang w:val="en-US" w:eastAsia="zh-CN" w:bidi="ar"/>
+              </w:rPr>
+              <w:t>添加后显著改善训练结果</w:t>
             </w:r>
           </w:p>
         </w:tc>
@@ -4612,7 +3918,6 @@
             <w:insideH w:val="none" w:color="auto" w:sz="0" w:space="0"/>
             <w:insideV w:val="none" w:color="auto" w:sz="0" w:space="0"/>
           </w:tblBorders>
-          <w:shd w:val="clear"/>
           <w:tblCellMar>
             <w:top w:w="0" w:type="dxa"/>
             <w:left w:w="0" w:type="dxa"/>
@@ -4658,7 +3963,6 @@
                 <w:kern w:val="0"/>
                 <w:sz w:val="20"/>
                 <w:szCs w:val="20"/>
-                <w:bdr w:val="none" w:color="auto" w:sz="0" w:space="0"/>
                 <w:lang w:val="en-US" w:eastAsia="zh-CN" w:bidi="ar"/>
               </w:rPr>
               <w:t>​</w:t>
@@ -4671,19 +3975,17 @@
                 <w:kern w:val="0"/>
                 <w:sz w:val="20"/>
                 <w:szCs w:val="20"/>
-                <w:bdr w:val="none" w:color="auto" w:sz="0" w:space="0"/>
-                <w:lang w:val="en-US" w:eastAsia="zh-CN" w:bidi="ar"/>
-              </w:rPr>
-              <w:t>​N_models​</w:t>
-            </w:r>
-            <w:r>
-              <w:rPr>
-                <w:rFonts w:ascii="宋体" w:hAnsi="宋体" w:eastAsia="宋体" w:cs="宋体"/>
-                <w:color w:val="000000"/>
-                <w:kern w:val="0"/>
-                <w:sz w:val="20"/>
-                <w:szCs w:val="20"/>
-                <w:bdr w:val="none" w:color="auto" w:sz="0" w:space="0"/>
+                <w:lang w:val="en-US" w:eastAsia="zh-CN" w:bidi="ar"/>
+              </w:rPr>
+              <w:t>​standard​</w:t>
+            </w:r>
+            <w:r>
+              <w:rPr>
+                <w:rFonts w:ascii="宋体" w:hAnsi="宋体" w:eastAsia="宋体" w:cs="宋体"/>
+                <w:color w:val="000000"/>
+                <w:kern w:val="0"/>
+                <w:sz w:val="20"/>
+                <w:szCs w:val="20"/>
                 <w:lang w:val="en-US" w:eastAsia="zh-CN" w:bidi="ar"/>
               </w:rPr>
               <w:t>​</w:t>
@@ -4728,7 +4030,6 @@
                 <w:kern w:val="0"/>
                 <w:sz w:val="20"/>
                 <w:szCs w:val="20"/>
-                <w:bdr w:val="none" w:color="auto" w:sz="0" w:space="0"/>
                 <w:lang w:val="en-US" w:eastAsia="zh-CN" w:bidi="ar"/>
               </w:rPr>
               <w:t>int</w:t>
@@ -4773,10 +4074,9 @@
                 <w:kern w:val="0"/>
                 <w:sz w:val="20"/>
                 <w:szCs w:val="20"/>
-                <w:bdr w:val="none" w:color="auto" w:sz="0" w:space="0"/>
-                <w:lang w:val="en-US" w:eastAsia="zh-CN" w:bidi="ar"/>
-              </w:rPr>
-              <w:t>1</w:t>
+                <w:lang w:val="en-US" w:eastAsia="zh-CN" w:bidi="ar"/>
+              </w:rPr>
+              <w:t>0</w:t>
             </w:r>
           </w:p>
         </w:tc>
@@ -4818,10 +4118,9 @@
                 <w:kern w:val="0"/>
                 <w:sz w:val="20"/>
                 <w:szCs w:val="20"/>
-                <w:bdr w:val="none" w:color="auto" w:sz="0" w:space="0"/>
-                <w:lang w:val="en-US" w:eastAsia="zh-CN" w:bidi="ar"/>
-              </w:rPr>
-              <w:t>-</w:t>
+                <w:lang w:val="en-US" w:eastAsia="zh-CN" w:bidi="ar"/>
+              </w:rPr>
+              <w:t>0/1</w:t>
             </w:r>
           </w:p>
         </w:tc>
@@ -4863,10 +4162,53 @@
                 <w:kern w:val="0"/>
                 <w:sz w:val="20"/>
                 <w:szCs w:val="20"/>
-                <w:bdr w:val="none" w:color="auto" w:sz="0" w:space="0"/>
-                <w:lang w:val="en-US" w:eastAsia="zh-CN" w:bidi="ar"/>
-              </w:rPr>
-              <w:t>训练模型数量（支持多模型集成）</w:t>
+                <w:lang w:val="en-US" w:eastAsia="zh-CN" w:bidi="ar"/>
+              </w:rPr>
+              <w:t>是否对标签（磁场值）进行标准化：</w:t>
+            </w:r>
+            <w:r>
+              <w:rPr>
+                <w:rFonts w:ascii="宋体" w:hAnsi="宋体" w:eastAsia="宋体" w:cs="宋体"/>
+                <w:color w:val="000000"/>
+                <w:kern w:val="0"/>
+                <w:sz w:val="20"/>
+                <w:szCs w:val="20"/>
+                <w:lang w:val="en-US" w:eastAsia="zh-CN" w:bidi="ar"/>
+              </w:rPr>
+              <w:br w:type="textWrapping"/>
+            </w:r>
+            <w:r>
+              <w:rPr>
+                <w:rFonts w:ascii="宋体" w:hAnsi="宋体" w:eastAsia="宋体" w:cs="宋体"/>
+                <w:color w:val="000000"/>
+                <w:kern w:val="0"/>
+                <w:sz w:val="20"/>
+                <w:szCs w:val="20"/>
+                <w:lang w:val="en-US" w:eastAsia="zh-CN" w:bidi="ar"/>
+              </w:rPr>
+              <w:t>- 0: 不标准化</w:t>
+            </w:r>
+            <w:r>
+              <w:rPr>
+                <w:rFonts w:ascii="宋体" w:hAnsi="宋体" w:eastAsia="宋体" w:cs="宋体"/>
+                <w:color w:val="000000"/>
+                <w:kern w:val="0"/>
+                <w:sz w:val="20"/>
+                <w:szCs w:val="20"/>
+                <w:lang w:val="en-US" w:eastAsia="zh-CN" w:bidi="ar"/>
+              </w:rPr>
+              <w:br w:type="textWrapping"/>
+            </w:r>
+            <w:r>
+              <w:rPr>
+                <w:rFonts w:ascii="宋体" w:hAnsi="宋体" w:eastAsia="宋体" w:cs="宋体"/>
+                <w:color w:val="000000"/>
+                <w:kern w:val="0"/>
+                <w:sz w:val="20"/>
+                <w:szCs w:val="20"/>
+                <w:lang w:val="en-US" w:eastAsia="zh-CN" w:bidi="ar"/>
+              </w:rPr>
+              <w:t>- 1: 均值0方差1标准化</w:t>
             </w:r>
           </w:p>
         </w:tc>
@@ -4881,7 +4223,7 @@
             <w:insideH w:val="none" w:color="auto" w:sz="0" w:space="0"/>
             <w:insideV w:val="none" w:color="auto" w:sz="0" w:space="0"/>
           </w:tblBorders>
-          <w:shd w:val="clear"/>
+          <w:shd w:val="clear" w:color="auto" w:fill="auto"/>
           <w:tblCellMar>
             <w:top w:w="0" w:type="dxa"/>
             <w:left w:w="0" w:type="dxa"/>
@@ -4927,7 +4269,6 @@
                 <w:kern w:val="0"/>
                 <w:sz w:val="20"/>
                 <w:szCs w:val="20"/>
-                <w:bdr w:val="none" w:color="auto" w:sz="0" w:space="0"/>
                 <w:lang w:val="en-US" w:eastAsia="zh-CN" w:bidi="ar"/>
               </w:rPr>
               <w:t>​</w:t>
@@ -4940,7 +4281,528 @@
                 <w:kern w:val="0"/>
                 <w:sz w:val="20"/>
                 <w:szCs w:val="20"/>
-                <w:bdr w:val="none" w:color="auto" w:sz="0" w:space="0"/>
+                <w:lang w:val="en-US" w:eastAsia="zh-CN" w:bidi="ar"/>
+              </w:rPr>
+              <w:t>​Lambda​</w:t>
+            </w:r>
+            <w:r>
+              <w:rPr>
+                <w:rFonts w:ascii="宋体" w:hAnsi="宋体" w:eastAsia="宋体" w:cs="宋体"/>
+                <w:color w:val="000000"/>
+                <w:kern w:val="0"/>
+                <w:sz w:val="20"/>
+                <w:szCs w:val="20"/>
+                <w:lang w:val="en-US" w:eastAsia="zh-CN" w:bidi="ar"/>
+              </w:rPr>
+              <w:t>​</w:t>
+            </w:r>
+          </w:p>
+        </w:tc>
+        <w:tc>
+          <w:tcPr>
+            <w:tcW w:w="0" w:type="auto"/>
+            <w:tcBorders>
+              <w:top w:val="single" w:color="E0E0E0" w:sz="2" w:space="0"/>
+              <w:left w:val="single" w:color="E0E0E0" w:sz="2" w:space="0"/>
+              <w:bottom w:val="single" w:color="E0E0E0" w:sz="2" w:space="0"/>
+              <w:right w:val="single" w:color="E0E0E0" w:sz="2" w:space="0"/>
+            </w:tcBorders>
+            <w:shd w:val="clear" w:color="auto" w:fill="FFFFFF"/>
+            <w:tcMar>
+              <w:top w:w="75" w:type="dxa"/>
+              <w:left w:w="90" w:type="dxa"/>
+              <w:bottom w:w="75" w:type="dxa"/>
+              <w:right w:w="90" w:type="dxa"/>
+            </w:tcMar>
+            <w:vAlign w:val="center"/>
+          </w:tcPr>
+          <w:p>
+            <w:pPr>
+              <w:keepNext w:val="0"/>
+              <w:keepLines w:val="0"/>
+              <w:widowControl/>
+              <w:suppressLineNumbers w:val="0"/>
+              <w:jc w:val="left"/>
+              <w:rPr>
+                <w:color w:val="000000"/>
+                <w:sz w:val="20"/>
+                <w:szCs w:val="20"/>
+              </w:rPr>
+            </w:pPr>
+            <w:r>
+              <w:rPr>
+                <w:rFonts w:ascii="宋体" w:hAnsi="宋体" w:eastAsia="宋体" w:cs="宋体"/>
+                <w:color w:val="000000"/>
+                <w:kern w:val="0"/>
+                <w:sz w:val="20"/>
+                <w:szCs w:val="20"/>
+                <w:lang w:val="en-US" w:eastAsia="zh-CN" w:bidi="ar"/>
+              </w:rPr>
+              <w:t>float</w:t>
+            </w:r>
+          </w:p>
+        </w:tc>
+        <w:tc>
+          <w:tcPr>
+            <w:tcW w:w="0" w:type="auto"/>
+            <w:tcBorders>
+              <w:top w:val="single" w:color="E0E0E0" w:sz="2" w:space="0"/>
+              <w:left w:val="single" w:color="E0E0E0" w:sz="2" w:space="0"/>
+              <w:bottom w:val="single" w:color="E0E0E0" w:sz="2" w:space="0"/>
+              <w:right w:val="single" w:color="E0E0E0" w:sz="2" w:space="0"/>
+            </w:tcBorders>
+            <w:shd w:val="clear" w:color="auto" w:fill="FFFFFF"/>
+            <w:tcMar>
+              <w:top w:w="75" w:type="dxa"/>
+              <w:left w:w="90" w:type="dxa"/>
+              <w:bottom w:w="75" w:type="dxa"/>
+              <w:right w:w="90" w:type="dxa"/>
+            </w:tcMar>
+            <w:vAlign w:val="center"/>
+          </w:tcPr>
+          <w:p>
+            <w:pPr>
+              <w:keepNext w:val="0"/>
+              <w:keepLines w:val="0"/>
+              <w:widowControl/>
+              <w:suppressLineNumbers w:val="0"/>
+              <w:jc w:val="left"/>
+              <w:rPr>
+                <w:color w:val="000000"/>
+                <w:sz w:val="20"/>
+                <w:szCs w:val="20"/>
+              </w:rPr>
+            </w:pPr>
+            <w:r>
+              <w:rPr>
+                <w:rFonts w:ascii="宋体" w:hAnsi="宋体" w:eastAsia="宋体" w:cs="宋体"/>
+                <w:color w:val="000000"/>
+                <w:kern w:val="0"/>
+                <w:sz w:val="20"/>
+                <w:szCs w:val="20"/>
+                <w:lang w:val="en-US" w:eastAsia="zh-CN" w:bidi="ar"/>
+              </w:rPr>
+              <w:t>1</w:t>
+            </w:r>
+          </w:p>
+        </w:tc>
+        <w:tc>
+          <w:tcPr>
+            <w:tcW w:w="0" w:type="auto"/>
+            <w:tcBorders>
+              <w:top w:val="single" w:color="E0E0E0" w:sz="2" w:space="0"/>
+              <w:left w:val="single" w:color="E0E0E0" w:sz="2" w:space="0"/>
+              <w:bottom w:val="single" w:color="E0E0E0" w:sz="2" w:space="0"/>
+              <w:right w:val="single" w:color="E0E0E0" w:sz="2" w:space="0"/>
+            </w:tcBorders>
+            <w:shd w:val="clear" w:color="auto" w:fill="FFFFFF"/>
+            <w:tcMar>
+              <w:top w:w="75" w:type="dxa"/>
+              <w:left w:w="90" w:type="dxa"/>
+              <w:bottom w:w="75" w:type="dxa"/>
+              <w:right w:w="90" w:type="dxa"/>
+            </w:tcMar>
+            <w:vAlign w:val="center"/>
+          </w:tcPr>
+          <w:p>
+            <w:pPr>
+              <w:keepNext w:val="0"/>
+              <w:keepLines w:val="0"/>
+              <w:widowControl/>
+              <w:suppressLineNumbers w:val="0"/>
+              <w:jc w:val="left"/>
+              <w:rPr>
+                <w:color w:val="000000"/>
+                <w:sz w:val="20"/>
+                <w:szCs w:val="20"/>
+              </w:rPr>
+            </w:pPr>
+            <w:r>
+              <w:rPr>
+                <w:rFonts w:ascii="宋体" w:hAnsi="宋体" w:eastAsia="宋体" w:cs="宋体"/>
+                <w:color w:val="000000"/>
+                <w:kern w:val="0"/>
+                <w:sz w:val="20"/>
+                <w:szCs w:val="20"/>
+                <w:lang w:val="en-US" w:eastAsia="zh-CN" w:bidi="ar"/>
+              </w:rPr>
+              <w:t>-</w:t>
+            </w:r>
+          </w:p>
+        </w:tc>
+        <w:tc>
+          <w:tcPr>
+            <w:tcW w:w="3107" w:type="dxa"/>
+            <w:tcBorders>
+              <w:top w:val="single" w:color="E0E0E0" w:sz="2" w:space="0"/>
+              <w:left w:val="single" w:color="E0E0E0" w:sz="2" w:space="0"/>
+              <w:bottom w:val="single" w:color="E0E0E0" w:sz="2" w:space="0"/>
+              <w:right w:val="single" w:color="E0E0E0" w:sz="2" w:space="0"/>
+            </w:tcBorders>
+            <w:shd w:val="clear" w:color="auto" w:fill="FFFFFF"/>
+            <w:tcMar>
+              <w:top w:w="75" w:type="dxa"/>
+              <w:left w:w="90" w:type="dxa"/>
+              <w:bottom w:w="75" w:type="dxa"/>
+              <w:right w:w="90" w:type="dxa"/>
+            </w:tcMar>
+            <w:vAlign w:val="center"/>
+          </w:tcPr>
+          <w:p>
+            <w:pPr>
+              <w:keepNext w:val="0"/>
+              <w:keepLines w:val="0"/>
+              <w:widowControl/>
+              <w:suppressLineNumbers w:val="0"/>
+              <w:jc w:val="left"/>
+              <w:rPr>
+                <w:color w:val="000000"/>
+                <w:sz w:val="20"/>
+                <w:szCs w:val="20"/>
+              </w:rPr>
+            </w:pPr>
+            <w:r>
+              <w:rPr>
+                <w:rFonts w:ascii="宋体" w:hAnsi="宋体" w:eastAsia="宋体" w:cs="宋体"/>
+                <w:color w:val="000000"/>
+                <w:kern w:val="0"/>
+                <w:sz w:val="20"/>
+                <w:szCs w:val="20"/>
+                <w:lang w:val="en-US" w:eastAsia="zh-CN" w:bidi="ar"/>
+              </w:rPr>
+              <w:t>超参数：总损失 = 数据损失 + Lambda * PDE损失</w:t>
+            </w:r>
+          </w:p>
+        </w:tc>
+      </w:tr>
+      <w:tr>
+        <w:tblPrEx>
+          <w:tblBorders>
+            <w:top w:val="single" w:color="E0E0E0" w:sz="2" w:space="0"/>
+            <w:left w:val="single" w:color="E0E0E0" w:sz="2" w:space="0"/>
+            <w:bottom w:val="single" w:color="E0E0E0" w:sz="2" w:space="0"/>
+            <w:right w:val="single" w:color="E0E0E0" w:sz="2" w:space="0"/>
+            <w:insideH w:val="none" w:color="auto" w:sz="0" w:space="0"/>
+            <w:insideV w:val="none" w:color="auto" w:sz="0" w:space="0"/>
+          </w:tblBorders>
+          <w:tblCellMar>
+            <w:top w:w="0" w:type="dxa"/>
+            <w:left w:w="0" w:type="dxa"/>
+            <w:bottom w:w="0" w:type="dxa"/>
+            <w:right w:w="0" w:type="dxa"/>
+          </w:tblCellMar>
+        </w:tblPrEx>
+        <w:tc>
+          <w:tcPr>
+            <w:tcW w:w="0" w:type="auto"/>
+            <w:tcBorders>
+              <w:top w:val="single" w:color="E0E0E0" w:sz="2" w:space="0"/>
+              <w:left w:val="single" w:color="E0E0E0" w:sz="2" w:space="0"/>
+              <w:bottom w:val="single" w:color="E0E0E0" w:sz="2" w:space="0"/>
+              <w:right w:val="single" w:color="E0E0E0" w:sz="2" w:space="0"/>
+            </w:tcBorders>
+            <w:shd w:val="clear" w:color="auto" w:fill="FFFFFF"/>
+            <w:tcMar>
+              <w:top w:w="75" w:type="dxa"/>
+              <w:left w:w="90" w:type="dxa"/>
+              <w:bottom w:w="75" w:type="dxa"/>
+              <w:right w:w="90" w:type="dxa"/>
+            </w:tcMar>
+            <w:vAlign w:val="center"/>
+          </w:tcPr>
+          <w:p>
+            <w:pPr>
+              <w:keepNext w:val="0"/>
+              <w:keepLines w:val="0"/>
+              <w:widowControl/>
+              <w:suppressLineNumbers w:val="0"/>
+              <w:jc w:val="left"/>
+              <w:rPr>
+                <w:color w:val="000000"/>
+                <w:sz w:val="20"/>
+                <w:szCs w:val="20"/>
+              </w:rPr>
+            </w:pPr>
+            <w:r>
+              <w:rPr>
+                <w:rFonts w:ascii="宋体" w:hAnsi="宋体" w:eastAsia="宋体" w:cs="宋体"/>
+                <w:color w:val="000000"/>
+                <w:kern w:val="0"/>
+                <w:sz w:val="20"/>
+                <w:szCs w:val="20"/>
+                <w:lang w:val="en-US" w:eastAsia="zh-CN" w:bidi="ar"/>
+              </w:rPr>
+              <w:t>​</w:t>
+            </w:r>
+            <w:r>
+              <w:rPr>
+                <w:rStyle w:val="10"/>
+                <w:rFonts w:ascii="宋体" w:hAnsi="宋体" w:eastAsia="宋体" w:cs="宋体"/>
+                <w:color w:val="000000"/>
+                <w:kern w:val="0"/>
+                <w:sz w:val="20"/>
+                <w:szCs w:val="20"/>
+                <w:lang w:val="en-US" w:eastAsia="zh-CN" w:bidi="ar"/>
+              </w:rPr>
+              <w:t>​N_models​</w:t>
+            </w:r>
+            <w:r>
+              <w:rPr>
+                <w:rFonts w:ascii="宋体" w:hAnsi="宋体" w:eastAsia="宋体" w:cs="宋体"/>
+                <w:color w:val="000000"/>
+                <w:kern w:val="0"/>
+                <w:sz w:val="20"/>
+                <w:szCs w:val="20"/>
+                <w:lang w:val="en-US" w:eastAsia="zh-CN" w:bidi="ar"/>
+              </w:rPr>
+              <w:t>​</w:t>
+            </w:r>
+          </w:p>
+        </w:tc>
+        <w:tc>
+          <w:tcPr>
+            <w:tcW w:w="0" w:type="auto"/>
+            <w:tcBorders>
+              <w:top w:val="single" w:color="E0E0E0" w:sz="2" w:space="0"/>
+              <w:left w:val="single" w:color="E0E0E0" w:sz="2" w:space="0"/>
+              <w:bottom w:val="single" w:color="E0E0E0" w:sz="2" w:space="0"/>
+              <w:right w:val="single" w:color="E0E0E0" w:sz="2" w:space="0"/>
+            </w:tcBorders>
+            <w:shd w:val="clear" w:color="auto" w:fill="FFFFFF"/>
+            <w:tcMar>
+              <w:top w:w="75" w:type="dxa"/>
+              <w:left w:w="90" w:type="dxa"/>
+              <w:bottom w:w="75" w:type="dxa"/>
+              <w:right w:w="90" w:type="dxa"/>
+            </w:tcMar>
+            <w:vAlign w:val="center"/>
+          </w:tcPr>
+          <w:p>
+            <w:pPr>
+              <w:keepNext w:val="0"/>
+              <w:keepLines w:val="0"/>
+              <w:widowControl/>
+              <w:suppressLineNumbers w:val="0"/>
+              <w:jc w:val="left"/>
+              <w:rPr>
+                <w:color w:val="000000"/>
+                <w:sz w:val="20"/>
+                <w:szCs w:val="20"/>
+              </w:rPr>
+            </w:pPr>
+            <w:r>
+              <w:rPr>
+                <w:rFonts w:ascii="宋体" w:hAnsi="宋体" w:eastAsia="宋体" w:cs="宋体"/>
+                <w:color w:val="000000"/>
+                <w:kern w:val="0"/>
+                <w:sz w:val="20"/>
+                <w:szCs w:val="20"/>
+                <w:lang w:val="en-US" w:eastAsia="zh-CN" w:bidi="ar"/>
+              </w:rPr>
+              <w:t>int</w:t>
+            </w:r>
+          </w:p>
+        </w:tc>
+        <w:tc>
+          <w:tcPr>
+            <w:tcW w:w="0" w:type="auto"/>
+            <w:tcBorders>
+              <w:top w:val="single" w:color="E0E0E0" w:sz="2" w:space="0"/>
+              <w:left w:val="single" w:color="E0E0E0" w:sz="2" w:space="0"/>
+              <w:bottom w:val="single" w:color="E0E0E0" w:sz="2" w:space="0"/>
+              <w:right w:val="single" w:color="E0E0E0" w:sz="2" w:space="0"/>
+            </w:tcBorders>
+            <w:shd w:val="clear" w:color="auto" w:fill="FFFFFF"/>
+            <w:tcMar>
+              <w:top w:w="75" w:type="dxa"/>
+              <w:left w:w="90" w:type="dxa"/>
+              <w:bottom w:w="75" w:type="dxa"/>
+              <w:right w:w="90" w:type="dxa"/>
+            </w:tcMar>
+            <w:vAlign w:val="center"/>
+          </w:tcPr>
+          <w:p>
+            <w:pPr>
+              <w:keepNext w:val="0"/>
+              <w:keepLines w:val="0"/>
+              <w:widowControl/>
+              <w:suppressLineNumbers w:val="0"/>
+              <w:jc w:val="left"/>
+              <w:rPr>
+                <w:color w:val="000000"/>
+                <w:sz w:val="20"/>
+                <w:szCs w:val="20"/>
+              </w:rPr>
+            </w:pPr>
+            <w:r>
+              <w:rPr>
+                <w:rFonts w:ascii="宋体" w:hAnsi="宋体" w:eastAsia="宋体" w:cs="宋体"/>
+                <w:color w:val="000000"/>
+                <w:kern w:val="0"/>
+                <w:sz w:val="20"/>
+                <w:szCs w:val="20"/>
+                <w:lang w:val="en-US" w:eastAsia="zh-CN" w:bidi="ar"/>
+              </w:rPr>
+              <w:t>1</w:t>
+            </w:r>
+          </w:p>
+        </w:tc>
+        <w:tc>
+          <w:tcPr>
+            <w:tcW w:w="0" w:type="auto"/>
+            <w:tcBorders>
+              <w:top w:val="single" w:color="E0E0E0" w:sz="2" w:space="0"/>
+              <w:left w:val="single" w:color="E0E0E0" w:sz="2" w:space="0"/>
+              <w:bottom w:val="single" w:color="E0E0E0" w:sz="2" w:space="0"/>
+              <w:right w:val="single" w:color="E0E0E0" w:sz="2" w:space="0"/>
+            </w:tcBorders>
+            <w:shd w:val="clear" w:color="auto" w:fill="FFFFFF"/>
+            <w:tcMar>
+              <w:top w:w="75" w:type="dxa"/>
+              <w:left w:w="90" w:type="dxa"/>
+              <w:bottom w:w="75" w:type="dxa"/>
+              <w:right w:w="90" w:type="dxa"/>
+            </w:tcMar>
+            <w:vAlign w:val="center"/>
+          </w:tcPr>
+          <w:p>
+            <w:pPr>
+              <w:keepNext w:val="0"/>
+              <w:keepLines w:val="0"/>
+              <w:widowControl/>
+              <w:suppressLineNumbers w:val="0"/>
+              <w:jc w:val="left"/>
+              <w:rPr>
+                <w:color w:val="000000"/>
+                <w:sz w:val="20"/>
+                <w:szCs w:val="20"/>
+              </w:rPr>
+            </w:pPr>
+            <w:r>
+              <w:rPr>
+                <w:rFonts w:ascii="宋体" w:hAnsi="宋体" w:eastAsia="宋体" w:cs="宋体"/>
+                <w:color w:val="000000"/>
+                <w:kern w:val="0"/>
+                <w:sz w:val="20"/>
+                <w:szCs w:val="20"/>
+                <w:lang w:val="en-US" w:eastAsia="zh-CN" w:bidi="ar"/>
+              </w:rPr>
+              <w:t>-</w:t>
+            </w:r>
+          </w:p>
+        </w:tc>
+        <w:tc>
+          <w:tcPr>
+            <w:tcW w:w="3107" w:type="dxa"/>
+            <w:tcBorders>
+              <w:top w:val="single" w:color="E0E0E0" w:sz="2" w:space="0"/>
+              <w:left w:val="single" w:color="E0E0E0" w:sz="2" w:space="0"/>
+              <w:bottom w:val="single" w:color="E0E0E0" w:sz="2" w:space="0"/>
+              <w:right w:val="single" w:color="E0E0E0" w:sz="2" w:space="0"/>
+            </w:tcBorders>
+            <w:shd w:val="clear" w:color="auto" w:fill="FFFFFF"/>
+            <w:tcMar>
+              <w:top w:w="75" w:type="dxa"/>
+              <w:left w:w="90" w:type="dxa"/>
+              <w:bottom w:w="75" w:type="dxa"/>
+              <w:right w:w="90" w:type="dxa"/>
+            </w:tcMar>
+            <w:vAlign w:val="center"/>
+          </w:tcPr>
+          <w:p>
+            <w:pPr>
+              <w:keepNext w:val="0"/>
+              <w:keepLines w:val="0"/>
+              <w:widowControl/>
+              <w:suppressLineNumbers w:val="0"/>
+              <w:jc w:val="left"/>
+              <w:rPr>
+                <w:color w:val="000000"/>
+                <w:sz w:val="20"/>
+                <w:szCs w:val="20"/>
+              </w:rPr>
+            </w:pPr>
+            <w:r>
+              <w:rPr>
+                <w:rFonts w:ascii="宋体" w:hAnsi="宋体" w:eastAsia="宋体" w:cs="宋体"/>
+                <w:color w:val="000000"/>
+                <w:kern w:val="0"/>
+                <w:sz w:val="20"/>
+                <w:szCs w:val="20"/>
+                <w:lang w:val="en-US" w:eastAsia="zh-CN" w:bidi="ar"/>
+              </w:rPr>
+              <w:t>训练模型数量（支持多模型集成）</w:t>
+            </w:r>
+          </w:p>
+        </w:tc>
+      </w:tr>
+      <w:tr>
+        <w:tblPrEx>
+          <w:tblBorders>
+            <w:top w:val="single" w:color="E0E0E0" w:sz="2" w:space="0"/>
+            <w:left w:val="single" w:color="E0E0E0" w:sz="2" w:space="0"/>
+            <w:bottom w:val="single" w:color="E0E0E0" w:sz="2" w:space="0"/>
+            <w:right w:val="single" w:color="E0E0E0" w:sz="2" w:space="0"/>
+            <w:insideH w:val="none" w:color="auto" w:sz="0" w:space="0"/>
+            <w:insideV w:val="none" w:color="auto" w:sz="0" w:space="0"/>
+          </w:tblBorders>
+          <w:tblCellMar>
+            <w:top w:w="0" w:type="dxa"/>
+            <w:left w:w="0" w:type="dxa"/>
+            <w:bottom w:w="0" w:type="dxa"/>
+            <w:right w:w="0" w:type="dxa"/>
+          </w:tblCellMar>
+        </w:tblPrEx>
+        <w:tc>
+          <w:tcPr>
+            <w:tcW w:w="0" w:type="auto"/>
+            <w:tcBorders>
+              <w:top w:val="single" w:color="E0E0E0" w:sz="2" w:space="0"/>
+              <w:left w:val="single" w:color="E0E0E0" w:sz="2" w:space="0"/>
+              <w:bottom w:val="single" w:color="E0E0E0" w:sz="2" w:space="0"/>
+              <w:right w:val="single" w:color="E0E0E0" w:sz="2" w:space="0"/>
+            </w:tcBorders>
+            <w:shd w:val="clear" w:color="auto" w:fill="FFFFFF"/>
+            <w:tcMar>
+              <w:top w:w="75" w:type="dxa"/>
+              <w:left w:w="90" w:type="dxa"/>
+              <w:bottom w:w="75" w:type="dxa"/>
+              <w:right w:w="90" w:type="dxa"/>
+            </w:tcMar>
+            <w:vAlign w:val="center"/>
+          </w:tcPr>
+          <w:p>
+            <w:pPr>
+              <w:keepNext w:val="0"/>
+              <w:keepLines w:val="0"/>
+              <w:widowControl/>
+              <w:suppressLineNumbers w:val="0"/>
+              <w:jc w:val="left"/>
+              <w:rPr>
+                <w:color w:val="000000"/>
+                <w:sz w:val="20"/>
+                <w:szCs w:val="20"/>
+              </w:rPr>
+            </w:pPr>
+            <w:r>
+              <w:rPr>
+                <w:rFonts w:ascii="宋体" w:hAnsi="宋体" w:eastAsia="宋体" w:cs="宋体"/>
+                <w:color w:val="000000"/>
+                <w:kern w:val="0"/>
+                <w:sz w:val="20"/>
+                <w:szCs w:val="20"/>
+                <w:lang w:val="en-US" w:eastAsia="zh-CN" w:bidi="ar"/>
+              </w:rPr>
+              <w:t>​</w:t>
+            </w:r>
+            <w:r>
+              <w:rPr>
+                <w:rStyle w:val="10"/>
+                <w:rFonts w:ascii="宋体" w:hAnsi="宋体" w:eastAsia="宋体" w:cs="宋体"/>
+                <w:color w:val="000000"/>
+                <w:kern w:val="0"/>
+                <w:sz w:val="20"/>
+                <w:szCs w:val="20"/>
                 <w:lang w:val="en-US" w:eastAsia="zh-CN" w:bidi="ar"/>
               </w:rPr>
               <w:t>​data_standard​</w:t>
@@ -4952,7 +4814,6 @@
                 <w:kern w:val="0"/>
                 <w:sz w:val="20"/>
                 <w:szCs w:val="20"/>
-                <w:bdr w:val="none" w:color="auto" w:sz="0" w:space="0"/>
                 <w:lang w:val="en-US" w:eastAsia="zh-CN" w:bidi="ar"/>
               </w:rPr>
               <w:t>​</w:t>
@@ -4997,7 +4858,6 @@
                 <w:kern w:val="0"/>
                 <w:sz w:val="20"/>
                 <w:szCs w:val="20"/>
-                <w:bdr w:val="none" w:color="auto" w:sz="0" w:space="0"/>
                 <w:lang w:val="en-US" w:eastAsia="zh-CN" w:bidi="ar"/>
               </w:rPr>
               <w:t>int</w:t>
@@ -5042,7 +4902,6 @@
                 <w:kern w:val="0"/>
                 <w:sz w:val="20"/>
                 <w:szCs w:val="20"/>
-                <w:bdr w:val="none" w:color="auto" w:sz="0" w:space="0"/>
                 <w:lang w:val="en-US" w:eastAsia="zh-CN" w:bidi="ar"/>
               </w:rPr>
               <w:t>0</w:t>
@@ -5087,7 +4946,6 @@
                 <w:kern w:val="0"/>
                 <w:sz w:val="20"/>
                 <w:szCs w:val="20"/>
-                <w:bdr w:val="none" w:color="auto" w:sz="0" w:space="0"/>
                 <w:lang w:val="en-US" w:eastAsia="zh-CN" w:bidi="ar"/>
               </w:rPr>
               <w:t>0/1</w:t>
@@ -5132,7 +4990,6 @@
                 <w:kern w:val="0"/>
                 <w:sz w:val="20"/>
                 <w:szCs w:val="20"/>
-                <w:bdr w:val="none" w:color="auto" w:sz="0" w:space="0"/>
                 <w:lang w:val="en-US" w:eastAsia="zh-CN" w:bidi="ar"/>
               </w:rPr>
               <w:t>是否对输入数据进行标准化：</w:t>
@@ -5144,7 +5001,6 @@
                 <w:kern w:val="0"/>
                 <w:sz w:val="20"/>
                 <w:szCs w:val="20"/>
-                <w:bdr w:val="none" w:color="auto" w:sz="0" w:space="0"/>
                 <w:lang w:val="en-US" w:eastAsia="zh-CN" w:bidi="ar"/>
               </w:rPr>
               <w:br w:type="textWrapping"/>
@@ -5156,7 +5012,6 @@
                 <w:kern w:val="0"/>
                 <w:sz w:val="20"/>
                 <w:szCs w:val="20"/>
-                <w:bdr w:val="none" w:color="auto" w:sz="0" w:space="0"/>
                 <w:lang w:val="en-US" w:eastAsia="zh-CN" w:bidi="ar"/>
               </w:rPr>
               <w:t>- 0: 不标准化</w:t>
@@ -5168,7 +5023,6 @@
                 <w:kern w:val="0"/>
                 <w:sz w:val="20"/>
                 <w:szCs w:val="20"/>
-                <w:bdr w:val="none" w:color="auto" w:sz="0" w:space="0"/>
                 <w:lang w:val="en-US" w:eastAsia="zh-CN" w:bidi="ar"/>
               </w:rPr>
               <w:br w:type="textWrapping"/>
@@ -5180,7 +5034,6 @@
                 <w:kern w:val="0"/>
                 <w:sz w:val="20"/>
                 <w:szCs w:val="20"/>
-                <w:bdr w:val="none" w:color="auto" w:sz="0" w:space="0"/>
                 <w:lang w:val="en-US" w:eastAsia="zh-CN" w:bidi="ar"/>
               </w:rPr>
               <w:t>- 1: 均值0方差1标准化</w:t>
@@ -5245,6 +5098,7 @@
     </w:p>
     <w:tbl>
       <w:tblPr>
+        <w:tblStyle w:val="8"/>
         <w:tblW w:w="0" w:type="auto"/>
         <w:tblInd w:w="0" w:type="dxa"/>
         <w:tblBorders>
@@ -5255,7 +5109,7 @@
           <w:insideH w:val="none" w:color="auto" w:sz="0" w:space="0"/>
           <w:insideV w:val="none" w:color="auto" w:sz="0" w:space="0"/>
         </w:tblBorders>
-        <w:shd w:val="clear"/>
+        <w:shd w:val="clear" w:color="auto" w:fill="auto"/>
         <w:tblLayout w:type="autofit"/>
         <w:tblCellMar>
           <w:top w:w="0" w:type="dxa"/>
@@ -5282,7 +5136,7 @@
             <w:insideH w:val="none" w:color="auto" w:sz="0" w:space="0"/>
             <w:insideV w:val="none" w:color="auto" w:sz="0" w:space="0"/>
           </w:tblBorders>
-          <w:shd w:val="clear"/>
+          <w:shd w:val="clear" w:color="auto" w:fill="auto"/>
           <w:tblCellMar>
             <w:top w:w="0" w:type="dxa"/>
             <w:left w:w="0" w:type="dxa"/>
@@ -5335,7 +5189,6 @@
                 <w:kern w:val="0"/>
                 <w:sz w:val="15"/>
                 <w:szCs w:val="15"/>
-                <w:bdr w:val="none" w:color="auto" w:sz="0" w:space="0"/>
                 <w:lang w:val="en-US" w:eastAsia="zh-CN" w:bidi="ar"/>
               </w:rPr>
               <w:t>参数名</w:t>
@@ -5384,7 +5237,6 @@
                 <w:kern w:val="0"/>
                 <w:sz w:val="15"/>
                 <w:szCs w:val="15"/>
-                <w:bdr w:val="none" w:color="auto" w:sz="0" w:space="0"/>
                 <w:lang w:val="en-US" w:eastAsia="zh-CN" w:bidi="ar"/>
               </w:rPr>
               <w:t>类型</w:t>
@@ -5433,7 +5285,6 @@
                 <w:kern w:val="0"/>
                 <w:sz w:val="15"/>
                 <w:szCs w:val="15"/>
-                <w:bdr w:val="none" w:color="auto" w:sz="0" w:space="0"/>
                 <w:lang w:val="en-US" w:eastAsia="zh-CN" w:bidi="ar"/>
               </w:rPr>
               <w:t>默认值</w:t>
@@ -5482,7 +5333,6 @@
                 <w:kern w:val="0"/>
                 <w:sz w:val="15"/>
                 <w:szCs w:val="15"/>
-                <w:bdr w:val="none" w:color="auto" w:sz="0" w:space="0"/>
                 <w:lang w:val="en-US" w:eastAsia="zh-CN" w:bidi="ar"/>
               </w:rPr>
               <w:t>选项</w:t>
@@ -5531,7 +5381,6 @@
                 <w:kern w:val="0"/>
                 <w:sz w:val="15"/>
                 <w:szCs w:val="15"/>
-                <w:bdr w:val="none" w:color="auto" w:sz="0" w:space="0"/>
                 <w:lang w:val="en-US" w:eastAsia="zh-CN" w:bidi="ar"/>
               </w:rPr>
               <w:t>适用线圈类型</w:t>
@@ -5580,7 +5429,6 @@
                 <w:kern w:val="0"/>
                 <w:sz w:val="15"/>
                 <w:szCs w:val="15"/>
-                <w:bdr w:val="none" w:color="auto" w:sz="0" w:space="0"/>
                 <w:lang w:val="en-US" w:eastAsia="zh-CN" w:bidi="ar"/>
               </w:rPr>
               <w:t>描述</w:t>
@@ -5598,7 +5446,7 @@
             <w:insideH w:val="none" w:color="auto" w:sz="0" w:space="0"/>
             <w:insideV w:val="none" w:color="auto" w:sz="0" w:space="0"/>
           </w:tblBorders>
-          <w:shd w:val="clear"/>
+          <w:shd w:val="clear" w:color="auto" w:fill="auto"/>
           <w:tblCellMar>
             <w:top w:w="0" w:type="dxa"/>
             <w:left w:w="0" w:type="dxa"/>
@@ -5644,7 +5492,6 @@
                 <w:kern w:val="0"/>
                 <w:sz w:val="15"/>
                 <w:szCs w:val="15"/>
-                <w:bdr w:val="none" w:color="auto" w:sz="0" w:space="0"/>
                 <w:lang w:val="en-US" w:eastAsia="zh-CN" w:bidi="ar"/>
               </w:rPr>
               <w:t>​</w:t>
@@ -5657,7 +5504,6 @@
                 <w:kern w:val="0"/>
                 <w:sz w:val="15"/>
                 <w:szCs w:val="15"/>
-                <w:bdr w:val="none" w:color="auto" w:sz="0" w:space="0"/>
                 <w:lang w:val="en-US" w:eastAsia="zh-CN" w:bidi="ar"/>
               </w:rPr>
               <w:t>​train_sampling​</w:t>
@@ -5669,7 +5515,6 @@
                 <w:kern w:val="0"/>
                 <w:sz w:val="15"/>
                 <w:szCs w:val="15"/>
-                <w:bdr w:val="none" w:color="auto" w:sz="0" w:space="0"/>
                 <w:lang w:val="en-US" w:eastAsia="zh-CN" w:bidi="ar"/>
               </w:rPr>
               <w:t>​</w:t>
@@ -5714,7 +5559,6 @@
                 <w:kern w:val="0"/>
                 <w:sz w:val="15"/>
                 <w:szCs w:val="15"/>
-                <w:bdr w:val="none" w:color="auto" w:sz="0" w:space="0"/>
                 <w:lang w:val="en-US" w:eastAsia="zh-CN" w:bidi="ar"/>
               </w:rPr>
               <w:t>str</w:t>
@@ -5759,7 +5603,6 @@
                 <w:kern w:val="0"/>
                 <w:sz w:val="15"/>
                 <w:szCs w:val="15"/>
-                <w:bdr w:val="none" w:color="auto" w:sz="0" w:space="0"/>
                 <w:lang w:val="en-US" w:eastAsia="zh-CN" w:bidi="ar"/>
               </w:rPr>
               <w:t>'uniform'</w:t>
@@ -5804,7 +5647,6 @@
                 <w:kern w:val="0"/>
                 <w:sz w:val="15"/>
                 <w:szCs w:val="15"/>
-                <w:bdr w:val="none" w:color="auto" w:sz="0" w:space="0"/>
                 <w:lang w:val="en-US" w:eastAsia="zh-CN" w:bidi="ar"/>
               </w:rPr>
               <w:t>'linspace'/'uniform'/'normal'</w:t>
@@ -5849,7 +5691,6 @@
                 <w:kern w:val="0"/>
                 <w:sz w:val="15"/>
                 <w:szCs w:val="15"/>
-                <w:bdr w:val="none" w:color="auto" w:sz="0" w:space="0"/>
                 <w:lang w:val="en-US" w:eastAsia="zh-CN" w:bidi="ar"/>
               </w:rPr>
               <w:t>所有</w:t>
@@ -5894,7 +5735,6 @@
                 <w:kern w:val="0"/>
                 <w:sz w:val="15"/>
                 <w:szCs w:val="15"/>
-                <w:bdr w:val="none" w:color="auto" w:sz="0" w:space="0"/>
                 <w:lang w:val="en-US" w:eastAsia="zh-CN" w:bidi="ar"/>
               </w:rPr>
               <w:t>训练点采样方式：</w:t>
@@ -5906,7 +5746,6 @@
                 <w:kern w:val="0"/>
                 <w:sz w:val="15"/>
                 <w:szCs w:val="15"/>
-                <w:bdr w:val="none" w:color="auto" w:sz="0" w:space="0"/>
                 <w:lang w:val="en-US" w:eastAsia="zh-CN" w:bidi="ar"/>
               </w:rPr>
               <w:br w:type="textWrapping"/>
@@ -5918,7 +5757,6 @@
                 <w:kern w:val="0"/>
                 <w:sz w:val="15"/>
                 <w:szCs w:val="15"/>
-                <w:bdr w:val="none" w:color="auto" w:sz="0" w:space="0"/>
                 <w:lang w:val="en-US" w:eastAsia="zh-CN" w:bidi="ar"/>
               </w:rPr>
               <w:t>- 'linspace'：等间距采样</w:t>
@@ -5930,7 +5768,6 @@
                 <w:kern w:val="0"/>
                 <w:sz w:val="15"/>
                 <w:szCs w:val="15"/>
-                <w:bdr w:val="none" w:color="auto" w:sz="0" w:space="0"/>
                 <w:lang w:val="en-US" w:eastAsia="zh-CN" w:bidi="ar"/>
               </w:rPr>
               <w:br w:type="textWrapping"/>
@@ -5942,7 +5779,6 @@
                 <w:kern w:val="0"/>
                 <w:sz w:val="15"/>
                 <w:szCs w:val="15"/>
-                <w:bdr w:val="none" w:color="auto" w:sz="0" w:space="0"/>
                 <w:lang w:val="en-US" w:eastAsia="zh-CN" w:bidi="ar"/>
               </w:rPr>
               <w:t>- 'uniform'：均匀分布采样</w:t>
@@ -5954,7 +5790,6 @@
                 <w:kern w:val="0"/>
                 <w:sz w:val="15"/>
                 <w:szCs w:val="15"/>
-                <w:bdr w:val="none" w:color="auto" w:sz="0" w:space="0"/>
                 <w:lang w:val="en-US" w:eastAsia="zh-CN" w:bidi="ar"/>
               </w:rPr>
               <w:br w:type="textWrapping"/>
@@ -5966,7 +5801,6 @@
                 <w:kern w:val="0"/>
                 <w:sz w:val="15"/>
                 <w:szCs w:val="15"/>
-                <w:bdr w:val="none" w:color="auto" w:sz="0" w:space="0"/>
                 <w:lang w:val="en-US" w:eastAsia="zh-CN" w:bidi="ar"/>
               </w:rPr>
               <w:t>- 'normal'：正态分布采样</w:t>
@@ -5984,7 +5818,7 @@
             <w:insideH w:val="none" w:color="auto" w:sz="0" w:space="0"/>
             <w:insideV w:val="none" w:color="auto" w:sz="0" w:space="0"/>
           </w:tblBorders>
-          <w:shd w:val="clear"/>
+          <w:shd w:val="clear" w:color="auto" w:fill="auto"/>
           <w:tblCellMar>
             <w:top w:w="0" w:type="dxa"/>
             <w:left w:w="0" w:type="dxa"/>
@@ -6030,7 +5864,6 @@
                 <w:kern w:val="0"/>
                 <w:sz w:val="15"/>
                 <w:szCs w:val="15"/>
-                <w:bdr w:val="none" w:color="auto" w:sz="0" w:space="0"/>
                 <w:lang w:val="en-US" w:eastAsia="zh-CN" w:bidi="ar"/>
               </w:rPr>
               <w:t>​</w:t>
@@ -6043,7 +5876,6 @@
                 <w:kern w:val="0"/>
                 <w:sz w:val="15"/>
                 <w:szCs w:val="15"/>
-                <w:bdr w:val="none" w:color="auto" w:sz="0" w:space="0"/>
                 <w:lang w:val="en-US" w:eastAsia="zh-CN" w:bidi="ar"/>
               </w:rPr>
               <w:t>​random_sample​</w:t>
@@ -6055,7 +5887,6 @@
                 <w:kern w:val="0"/>
                 <w:sz w:val="15"/>
                 <w:szCs w:val="15"/>
-                <w:bdr w:val="none" w:color="auto" w:sz="0" w:space="0"/>
                 <w:lang w:val="en-US" w:eastAsia="zh-CN" w:bidi="ar"/>
               </w:rPr>
               <w:t>​</w:t>
@@ -6100,7 +5931,6 @@
                 <w:kern w:val="0"/>
                 <w:sz w:val="15"/>
                 <w:szCs w:val="15"/>
-                <w:bdr w:val="none" w:color="auto" w:sz="0" w:space="0"/>
                 <w:lang w:val="en-US" w:eastAsia="zh-CN" w:bidi="ar"/>
               </w:rPr>
               <w:t>int</w:t>
@@ -6145,7 +5975,6 @@
                 <w:kern w:val="0"/>
                 <w:sz w:val="15"/>
                 <w:szCs w:val="15"/>
-                <w:bdr w:val="none" w:color="auto" w:sz="0" w:space="0"/>
                 <w:lang w:val="en-US" w:eastAsia="zh-CN" w:bidi="ar"/>
               </w:rPr>
               <w:t>0</w:t>
@@ -6190,7 +6019,6 @@
                 <w:kern w:val="0"/>
                 <w:sz w:val="15"/>
                 <w:szCs w:val="15"/>
-                <w:bdr w:val="none" w:color="auto" w:sz="0" w:space="0"/>
                 <w:lang w:val="en-US" w:eastAsia="zh-CN" w:bidi="ar"/>
               </w:rPr>
               <w:t>0/1</w:t>
@@ -6235,7 +6063,6 @@
                 <w:kern w:val="0"/>
                 <w:sz w:val="15"/>
                 <w:szCs w:val="15"/>
-                <w:bdr w:val="none" w:color="auto" w:sz="0" w:space="0"/>
                 <w:lang w:val="en-US" w:eastAsia="zh-CN" w:bidi="ar"/>
               </w:rPr>
               <w:t>所有</w:t>
@@ -6280,7 +6107,6 @@
                 <w:kern w:val="0"/>
                 <w:sz w:val="15"/>
                 <w:szCs w:val="15"/>
-                <w:bdr w:val="none" w:color="auto" w:sz="0" w:space="0"/>
                 <w:lang w:val="en-US" w:eastAsia="zh-CN" w:bidi="ar"/>
               </w:rPr>
               <w:t>是否基于模型表现随机采样训练数据：</w:t>
@@ -6292,7 +6118,6 @@
                 <w:kern w:val="0"/>
                 <w:sz w:val="15"/>
                 <w:szCs w:val="15"/>
-                <w:bdr w:val="none" w:color="auto" w:sz="0" w:space="0"/>
                 <w:lang w:val="en-US" w:eastAsia="zh-CN" w:bidi="ar"/>
               </w:rPr>
               <w:br w:type="textWrapping"/>
@@ -6304,7 +6129,6 @@
                 <w:kern w:val="0"/>
                 <w:sz w:val="15"/>
                 <w:szCs w:val="15"/>
-                <w:bdr w:val="none" w:color="auto" w:sz="0" w:space="0"/>
                 <w:lang w:val="en-US" w:eastAsia="zh-CN" w:bidi="ar"/>
               </w:rPr>
               <w:t>- 0：固定采样</w:t>
@@ -6316,7 +6140,6 @@
                 <w:kern w:val="0"/>
                 <w:sz w:val="15"/>
                 <w:szCs w:val="15"/>
-                <w:bdr w:val="none" w:color="auto" w:sz="0" w:space="0"/>
                 <w:lang w:val="en-US" w:eastAsia="zh-CN" w:bidi="ar"/>
               </w:rPr>
               <w:br w:type="textWrapping"/>
@@ -6328,7 +6151,6 @@
                 <w:kern w:val="0"/>
                 <w:sz w:val="15"/>
                 <w:szCs w:val="15"/>
-                <w:bdr w:val="none" w:color="auto" w:sz="0" w:space="0"/>
                 <w:lang w:val="en-US" w:eastAsia="zh-CN" w:bidi="ar"/>
               </w:rPr>
               <w:t>- 1：根据前模型表现动态采样</w:t>
@@ -6346,7 +6168,7 @@
             <w:insideH w:val="none" w:color="auto" w:sz="0" w:space="0"/>
             <w:insideV w:val="none" w:color="auto" w:sz="0" w:space="0"/>
           </w:tblBorders>
-          <w:shd w:val="clear"/>
+          <w:shd w:val="clear" w:color="auto" w:fill="auto"/>
           <w:tblCellMar>
             <w:top w:w="0" w:type="dxa"/>
             <w:left w:w="0" w:type="dxa"/>
@@ -6392,7 +6214,6 @@
                 <w:kern w:val="0"/>
                 <w:sz w:val="15"/>
                 <w:szCs w:val="15"/>
-                <w:bdr w:val="none" w:color="auto" w:sz="0" w:space="0"/>
                 <w:lang w:val="en-US" w:eastAsia="zh-CN" w:bidi="ar"/>
               </w:rPr>
               <w:t>​</w:t>
@@ -6405,7 +6226,6 @@
                 <w:kern w:val="0"/>
                 <w:sz w:val="15"/>
                 <w:szCs w:val="15"/>
-                <w:bdr w:val="none" w:color="auto" w:sz="0" w:space="0"/>
                 <w:lang w:val="en-US" w:eastAsia="zh-CN" w:bidi="ar"/>
               </w:rPr>
               <w:t>​length​</w:t>
@@ -6417,7 +6237,6 @@
                 <w:kern w:val="0"/>
                 <w:sz w:val="15"/>
                 <w:szCs w:val="15"/>
-                <w:bdr w:val="none" w:color="auto" w:sz="0" w:space="0"/>
                 <w:lang w:val="en-US" w:eastAsia="zh-CN" w:bidi="ar"/>
               </w:rPr>
               <w:t>​</w:t>
@@ -6462,7 +6281,6 @@
                 <w:kern w:val="0"/>
                 <w:sz w:val="15"/>
                 <w:szCs w:val="15"/>
-                <w:bdr w:val="none" w:color="auto" w:sz="0" w:space="0"/>
                 <w:lang w:val="en-US" w:eastAsia="zh-CN" w:bidi="ar"/>
               </w:rPr>
               <w:t>float</w:t>
@@ -6507,7 +6325,6 @@
                 <w:kern w:val="0"/>
                 <w:sz w:val="15"/>
                 <w:szCs w:val="15"/>
-                <w:bdr w:val="none" w:color="auto" w:sz="0" w:space="0"/>
                 <w:lang w:val="en-US" w:eastAsia="zh-CN" w:bidi="ar"/>
               </w:rPr>
               <w:t>1.0</w:t>
@@ -6552,7 +6369,6 @@
                 <w:kern w:val="0"/>
                 <w:sz w:val="15"/>
                 <w:szCs w:val="15"/>
-                <w:bdr w:val="none" w:color="auto" w:sz="0" w:space="0"/>
                 <w:lang w:val="en-US" w:eastAsia="zh-CN" w:bidi="ar"/>
               </w:rPr>
               <w:t>-</w:t>
@@ -6597,7 +6413,6 @@
                 <w:kern w:val="0"/>
                 <w:sz w:val="15"/>
                 <w:szCs w:val="15"/>
-                <w:bdr w:val="none" w:color="auto" w:sz="0" w:space="0"/>
                 <w:lang w:val="en-US" w:eastAsia="zh-CN" w:bidi="ar"/>
               </w:rPr>
               <w:t>所有</w:t>
@@ -6642,7 +6457,6 @@
                 <w:kern w:val="0"/>
                 <w:sz w:val="15"/>
                 <w:szCs w:val="15"/>
-                <w:bdr w:val="none" w:color="auto" w:sz="0" w:space="0"/>
                 <w:lang w:val="en-US" w:eastAsia="zh-CN" w:bidi="ar"/>
               </w:rPr>
               <w:t>预测区域的边长（单位：米）</w:t>
@@ -6660,7 +6474,7 @@
             <w:insideH w:val="none" w:color="auto" w:sz="0" w:space="0"/>
             <w:insideV w:val="none" w:color="auto" w:sz="0" w:space="0"/>
           </w:tblBorders>
-          <w:shd w:val="clear"/>
+          <w:shd w:val="clear" w:color="auto" w:fill="auto"/>
           <w:tblCellMar>
             <w:top w:w="0" w:type="dxa"/>
             <w:left w:w="0" w:type="dxa"/>
@@ -6706,7 +6520,6 @@
                 <w:kern w:val="0"/>
                 <w:sz w:val="15"/>
                 <w:szCs w:val="15"/>
-                <w:bdr w:val="none" w:color="auto" w:sz="0" w:space="0"/>
                 <w:lang w:val="en-US" w:eastAsia="zh-CN" w:bidi="ar"/>
               </w:rPr>
               <w:t>​</w:t>
@@ -6719,7 +6532,6 @@
                 <w:kern w:val="0"/>
                 <w:sz w:val="15"/>
                 <w:szCs w:val="15"/>
-                <w:bdr w:val="none" w:color="auto" w:sz="0" w:space="0"/>
                 <w:lang w:val="en-US" w:eastAsia="zh-CN" w:bidi="ar"/>
               </w:rPr>
               <w:t>​Nsamples​</w:t>
@@ -6731,7 +6543,6 @@
                 <w:kern w:val="0"/>
                 <w:sz w:val="15"/>
                 <w:szCs w:val="15"/>
-                <w:bdr w:val="none" w:color="auto" w:sz="0" w:space="0"/>
                 <w:lang w:val="en-US" w:eastAsia="zh-CN" w:bidi="ar"/>
               </w:rPr>
               <w:t>​</w:t>
@@ -6776,7 +6587,6 @@
                 <w:kern w:val="0"/>
                 <w:sz w:val="15"/>
                 <w:szCs w:val="15"/>
-                <w:bdr w:val="none" w:color="auto" w:sz="0" w:space="0"/>
                 <w:lang w:val="en-US" w:eastAsia="zh-CN" w:bidi="ar"/>
               </w:rPr>
               <w:t>int</w:t>
@@ -6821,7 +6631,6 @@
                 <w:kern w:val="0"/>
                 <w:sz w:val="15"/>
                 <w:szCs w:val="15"/>
-                <w:bdr w:val="none" w:color="auto" w:sz="0" w:space="0"/>
                 <w:lang w:val="en-US" w:eastAsia="zh-CN" w:bidi="ar"/>
               </w:rPr>
               <w:t>16</w:t>
@@ -6866,7 +6675,6 @@
                 <w:kern w:val="0"/>
                 <w:sz w:val="15"/>
                 <w:szCs w:val="15"/>
-                <w:bdr w:val="none" w:color="auto" w:sz="0" w:space="0"/>
                 <w:lang w:val="en-US" w:eastAsia="zh-CN" w:bidi="ar"/>
               </w:rPr>
               <w:t>-</w:t>
@@ -6911,7 +6719,6 @@
                 <w:kern w:val="0"/>
                 <w:sz w:val="15"/>
                 <w:szCs w:val="15"/>
-                <w:bdr w:val="none" w:color="auto" w:sz="0" w:space="0"/>
                 <w:lang w:val="en-US" w:eastAsia="zh-CN" w:bidi="ar"/>
               </w:rPr>
               <w:t>所有</w:t>
@@ -6956,7 +6763,6 @@
                 <w:kern w:val="0"/>
                 <w:sz w:val="15"/>
                 <w:szCs w:val="15"/>
-                <w:bdr w:val="none" w:color="auto" w:sz="0" w:space="0"/>
                 <w:lang w:val="en-US" w:eastAsia="zh-CN" w:bidi="ar"/>
               </w:rPr>
               <w:t>每个表面的采样点数</w:t>
@@ -6974,7 +6780,7 @@
             <w:insideH w:val="none" w:color="auto" w:sz="0" w:space="0"/>
             <w:insideV w:val="none" w:color="auto" w:sz="0" w:space="0"/>
           </w:tblBorders>
-          <w:shd w:val="clear"/>
+          <w:shd w:val="clear" w:color="auto" w:fill="auto"/>
           <w:tblCellMar>
             <w:top w:w="0" w:type="dxa"/>
             <w:left w:w="0" w:type="dxa"/>
@@ -7020,7 +6826,6 @@
                 <w:kern w:val="0"/>
                 <w:sz w:val="15"/>
                 <w:szCs w:val="15"/>
-                <w:bdr w:val="none" w:color="auto" w:sz="0" w:space="0"/>
                 <w:lang w:val="en-US" w:eastAsia="zh-CN" w:bidi="ar"/>
               </w:rPr>
               <w:t>​</w:t>
@@ -7033,7 +6838,6 @@
                 <w:kern w:val="0"/>
                 <w:sz w:val="15"/>
                 <w:szCs w:val="15"/>
-                <w:bdr w:val="none" w:color="auto" w:sz="0" w:space="0"/>
                 <w:lang w:val="en-US" w:eastAsia="zh-CN" w:bidi="ar"/>
               </w:rPr>
               <w:t>​Ntest​</w:t>
@@ -7045,7 +6849,6 @@
                 <w:kern w:val="0"/>
                 <w:sz w:val="15"/>
                 <w:szCs w:val="15"/>
-                <w:bdr w:val="none" w:color="auto" w:sz="0" w:space="0"/>
                 <w:lang w:val="en-US" w:eastAsia="zh-CN" w:bidi="ar"/>
               </w:rPr>
               <w:t>​</w:t>
@@ -7090,7 +6893,6 @@
                 <w:kern w:val="0"/>
                 <w:sz w:val="15"/>
                 <w:szCs w:val="15"/>
-                <w:bdr w:val="none" w:color="auto" w:sz="0" w:space="0"/>
                 <w:lang w:val="en-US" w:eastAsia="zh-CN" w:bidi="ar"/>
               </w:rPr>
               <w:t>int</w:t>
@@ -7135,7 +6937,6 @@
                 <w:kern w:val="0"/>
                 <w:sz w:val="15"/>
                 <w:szCs w:val="15"/>
-                <w:bdr w:val="none" w:color="auto" w:sz="0" w:space="0"/>
                 <w:lang w:val="en-US" w:eastAsia="zh-CN" w:bidi="ar"/>
               </w:rPr>
               <w:t>1000</w:t>
@@ -7180,7 +6981,6 @@
                 <w:kern w:val="0"/>
                 <w:sz w:val="15"/>
                 <w:szCs w:val="15"/>
-                <w:bdr w:val="none" w:color="auto" w:sz="0" w:space="0"/>
                 <w:lang w:val="en-US" w:eastAsia="zh-CN" w:bidi="ar"/>
               </w:rPr>
               <w:t>-</w:t>
@@ -7225,7 +7025,6 @@
                 <w:kern w:val="0"/>
                 <w:sz w:val="15"/>
                 <w:szCs w:val="15"/>
-                <w:bdr w:val="none" w:color="auto" w:sz="0" w:space="0"/>
                 <w:lang w:val="en-US" w:eastAsia="zh-CN" w:bidi="ar"/>
               </w:rPr>
               <w:t>所有</w:t>
@@ -7270,7 +7069,6 @@
                 <w:kern w:val="0"/>
                 <w:sz w:val="15"/>
                 <w:szCs w:val="15"/>
-                <w:bdr w:val="none" w:color="auto" w:sz="0" w:space="0"/>
                 <w:lang w:val="en-US" w:eastAsia="zh-CN" w:bidi="ar"/>
               </w:rPr>
               <w:t>测试点数量</w:t>
@@ -7288,7 +7086,7 @@
             <w:insideH w:val="none" w:color="auto" w:sz="0" w:space="0"/>
             <w:insideV w:val="none" w:color="auto" w:sz="0" w:space="0"/>
           </w:tblBorders>
-          <w:shd w:val="clear"/>
+          <w:shd w:val="clear" w:color="auto" w:fill="auto"/>
           <w:tblCellMar>
             <w:top w:w="0" w:type="dxa"/>
             <w:left w:w="0" w:type="dxa"/>
@@ -7334,7 +7132,6 @@
                 <w:kern w:val="0"/>
                 <w:sz w:val="15"/>
                 <w:szCs w:val="15"/>
-                <w:bdr w:val="none" w:color="auto" w:sz="0" w:space="0"/>
                 <w:lang w:val="en-US" w:eastAsia="zh-CN" w:bidi="ar"/>
               </w:rPr>
               <w:t>​</w:t>
@@ -7347,7 +7144,6 @@
                 <w:kern w:val="0"/>
                 <w:sz w:val="15"/>
                 <w:szCs w:val="15"/>
-                <w:bdr w:val="none" w:color="auto" w:sz="0" w:space="0"/>
                 <w:lang w:val="en-US" w:eastAsia="zh-CN" w:bidi="ar"/>
               </w:rPr>
               <w:t>​geo​</w:t>
@@ -7359,7 +7155,6 @@
                 <w:kern w:val="0"/>
                 <w:sz w:val="15"/>
                 <w:szCs w:val="15"/>
-                <w:bdr w:val="none" w:color="auto" w:sz="0" w:space="0"/>
                 <w:lang w:val="en-US" w:eastAsia="zh-CN" w:bidi="ar"/>
               </w:rPr>
               <w:t>​</w:t>
@@ -7404,7 +7199,6 @@
                 <w:kern w:val="0"/>
                 <w:sz w:val="15"/>
                 <w:szCs w:val="15"/>
-                <w:bdr w:val="none" w:color="auto" w:sz="0" w:space="0"/>
                 <w:lang w:val="en-US" w:eastAsia="zh-CN" w:bidi="ar"/>
               </w:rPr>
               <w:t>str</w:t>
@@ -7449,7 +7243,6 @@
                 <w:kern w:val="0"/>
                 <w:sz w:val="15"/>
                 <w:szCs w:val="15"/>
-                <w:bdr w:val="none" w:color="auto" w:sz="0" w:space="0"/>
                 <w:lang w:val="en-US" w:eastAsia="zh-CN" w:bidi="ar"/>
               </w:rPr>
               <w:t>'cube'</w:t>
@@ -7494,7 +7287,6 @@
                 <w:kern w:val="0"/>
                 <w:sz w:val="15"/>
                 <w:szCs w:val="15"/>
-                <w:bdr w:val="none" w:color="auto" w:sz="0" w:space="0"/>
                 <w:lang w:val="en-US" w:eastAsia="zh-CN" w:bidi="ar"/>
               </w:rPr>
               <w:t>'cube'/'slice'</w:t>
@@ -7539,7 +7331,6 @@
                 <w:kern w:val="0"/>
                 <w:sz w:val="15"/>
                 <w:szCs w:val="15"/>
-                <w:bdr w:val="none" w:color="auto" w:sz="0" w:space="0"/>
                 <w:lang w:val="en-US" w:eastAsia="zh-CN" w:bidi="ar"/>
               </w:rPr>
               <w:t>所有</w:t>
@@ -7584,7 +7375,6 @@
                 <w:kern w:val="0"/>
                 <w:sz w:val="15"/>
                 <w:szCs w:val="15"/>
-                <w:bdr w:val="none" w:color="auto" w:sz="0" w:space="0"/>
                 <w:lang w:val="en-US" w:eastAsia="zh-CN" w:bidi="ar"/>
               </w:rPr>
               <w:t>采样几何形状：</w:t>
@@ -7596,7 +7386,6 @@
                 <w:kern w:val="0"/>
                 <w:sz w:val="15"/>
                 <w:szCs w:val="15"/>
-                <w:bdr w:val="none" w:color="auto" w:sz="0" w:space="0"/>
                 <w:lang w:val="en-US" w:eastAsia="zh-CN" w:bidi="ar"/>
               </w:rPr>
               <w:br w:type="textWrapping"/>
@@ -7608,7 +7397,6 @@
                 <w:kern w:val="0"/>
                 <w:sz w:val="15"/>
                 <w:szCs w:val="15"/>
-                <w:bdr w:val="none" w:color="auto" w:sz="0" w:space="0"/>
                 <w:lang w:val="en-US" w:eastAsia="zh-CN" w:bidi="ar"/>
               </w:rPr>
               <w:t>- 'cube'：立方体空间采样</w:t>
@@ -7620,7 +7408,6 @@
                 <w:kern w:val="0"/>
                 <w:sz w:val="15"/>
                 <w:szCs w:val="15"/>
-                <w:bdr w:val="none" w:color="auto" w:sz="0" w:space="0"/>
                 <w:lang w:val="en-US" w:eastAsia="zh-CN" w:bidi="ar"/>
               </w:rPr>
               <w:br w:type="textWrapping"/>
@@ -7632,7 +7419,6 @@
                 <w:kern w:val="0"/>
                 <w:sz w:val="15"/>
                 <w:szCs w:val="15"/>
-                <w:bdr w:val="none" w:color="auto" w:sz="0" w:space="0"/>
                 <w:lang w:val="en-US" w:eastAsia="zh-CN" w:bidi="ar"/>
               </w:rPr>
               <w:t>- 'slice'：平面切片采样</w:t>
@@ -7650,7 +7436,7 @@
             <w:insideH w:val="none" w:color="auto" w:sz="0" w:space="0"/>
             <w:insideV w:val="none" w:color="auto" w:sz="0" w:space="0"/>
           </w:tblBorders>
-          <w:shd w:val="clear"/>
+          <w:shd w:val="clear" w:color="auto" w:fill="auto"/>
           <w:tblCellMar>
             <w:top w:w="0" w:type="dxa"/>
             <w:left w:w="0" w:type="dxa"/>
@@ -7696,7 +7482,6 @@
                 <w:kern w:val="0"/>
                 <w:sz w:val="15"/>
                 <w:szCs w:val="15"/>
-                <w:bdr w:val="none" w:color="auto" w:sz="0" w:space="0"/>
                 <w:lang w:val="en-US" w:eastAsia="zh-CN" w:bidi="ar"/>
               </w:rPr>
               <w:t>​</w:t>
@@ -7709,7 +7494,6 @@
                 <w:kern w:val="0"/>
                 <w:sz w:val="15"/>
                 <w:szCs w:val="15"/>
-                <w:bdr w:val="none" w:color="auto" w:sz="0" w:space="0"/>
                 <w:lang w:val="en-US" w:eastAsia="zh-CN" w:bidi="ar"/>
               </w:rPr>
               <w:t>​radius​</w:t>
@@ -7721,7 +7505,6 @@
                 <w:kern w:val="0"/>
                 <w:sz w:val="15"/>
                 <w:szCs w:val="15"/>
-                <w:bdr w:val="none" w:color="auto" w:sz="0" w:space="0"/>
                 <w:lang w:val="en-US" w:eastAsia="zh-CN" w:bidi="ar"/>
               </w:rPr>
               <w:t>​</w:t>
@@ -7766,7 +7549,6 @@
                 <w:kern w:val="0"/>
                 <w:sz w:val="15"/>
                 <w:szCs w:val="15"/>
-                <w:bdr w:val="none" w:color="auto" w:sz="0" w:space="0"/>
                 <w:lang w:val="en-US" w:eastAsia="zh-CN" w:bidi="ar"/>
               </w:rPr>
               <w:t>float</w:t>
@@ -7811,7 +7593,6 @@
                 <w:kern w:val="0"/>
                 <w:sz w:val="15"/>
                 <w:szCs w:val="15"/>
-                <w:bdr w:val="none" w:color="auto" w:sz="0" w:space="0"/>
                 <w:lang w:val="en-US" w:eastAsia="zh-CN" w:bidi="ar"/>
               </w:rPr>
               <w:t>1.0</w:t>
@@ -7856,7 +7637,6 @@
                 <w:kern w:val="0"/>
                 <w:sz w:val="15"/>
                 <w:szCs w:val="15"/>
-                <w:bdr w:val="none" w:color="auto" w:sz="0" w:space="0"/>
                 <w:lang w:val="en-US" w:eastAsia="zh-CN" w:bidi="ar"/>
               </w:rPr>
               <w:t>-</w:t>
@@ -7903,7 +7683,6 @@
                 <w:kern w:val="0"/>
                 <w:sz w:val="15"/>
                 <w:szCs w:val="15"/>
-                <w:bdr w:val="none" w:color="auto" w:sz="0" w:space="0"/>
                 <w:lang w:val="en-US" w:eastAsia="zh-CN" w:bidi="ar"/>
               </w:rPr>
               <w:t>所有（不对normal生效）</w:t>
@@ -7948,7 +7727,6 @@
                 <w:kern w:val="0"/>
                 <w:sz w:val="15"/>
                 <w:szCs w:val="15"/>
-                <w:bdr w:val="none" w:color="auto" w:sz="0" w:space="0"/>
                 <w:lang w:val="en-US" w:eastAsia="zh-CN" w:bidi="ar"/>
               </w:rPr>
               <w:t>线圈半径（单位：米）</w:t>
@@ -7966,7 +7744,7 @@
             <w:insideH w:val="none" w:color="auto" w:sz="0" w:space="0"/>
             <w:insideV w:val="none" w:color="auto" w:sz="0" w:space="0"/>
           </w:tblBorders>
-          <w:shd w:val="clear"/>
+          <w:shd w:val="clear" w:color="auto" w:fill="auto"/>
           <w:tblCellMar>
             <w:top w:w="0" w:type="dxa"/>
             <w:left w:w="0" w:type="dxa"/>
@@ -8012,7 +7790,6 @@
                 <w:kern w:val="0"/>
                 <w:sz w:val="15"/>
                 <w:szCs w:val="15"/>
-                <w:bdr w:val="none" w:color="auto" w:sz="0" w:space="0"/>
                 <w:lang w:val="en-US" w:eastAsia="zh-CN" w:bidi="ar"/>
               </w:rPr>
               <w:t>​</w:t>
@@ -8025,7 +7802,6 @@
                 <w:kern w:val="0"/>
                 <w:sz w:val="15"/>
                 <w:szCs w:val="15"/>
-                <w:bdr w:val="none" w:color="auto" w:sz="0" w:space="0"/>
                 <w:lang w:val="en-US" w:eastAsia="zh-CN" w:bidi="ar"/>
               </w:rPr>
               <w:t>​inner_sample​</w:t>
@@ -8037,7 +7813,6 @@
                 <w:kern w:val="0"/>
                 <w:sz w:val="15"/>
                 <w:szCs w:val="15"/>
-                <w:bdr w:val="none" w:color="auto" w:sz="0" w:space="0"/>
                 <w:lang w:val="en-US" w:eastAsia="zh-CN" w:bidi="ar"/>
               </w:rPr>
               <w:t>​</w:t>
@@ -8082,7 +7857,6 @@
                 <w:kern w:val="0"/>
                 <w:sz w:val="15"/>
                 <w:szCs w:val="15"/>
-                <w:bdr w:val="none" w:color="auto" w:sz="0" w:space="0"/>
                 <w:lang w:val="en-US" w:eastAsia="zh-CN" w:bidi="ar"/>
               </w:rPr>
               <w:t>int</w:t>
@@ -8127,7 +7901,6 @@
                 <w:kern w:val="0"/>
                 <w:sz w:val="15"/>
                 <w:szCs w:val="15"/>
-                <w:bdr w:val="none" w:color="auto" w:sz="0" w:space="0"/>
                 <w:lang w:val="en-US" w:eastAsia="zh-CN" w:bidi="ar"/>
               </w:rPr>
               <w:t>0</w:t>
@@ -8172,7 +7945,6 @@
                 <w:kern w:val="0"/>
                 <w:sz w:val="15"/>
                 <w:szCs w:val="15"/>
-                <w:bdr w:val="none" w:color="auto" w:sz="0" w:space="0"/>
                 <w:lang w:val="en-US" w:eastAsia="zh-CN" w:bidi="ar"/>
               </w:rPr>
               <w:t>0/1</w:t>
@@ -8261,7 +8033,6 @@
                 <w:kern w:val="0"/>
                 <w:sz w:val="15"/>
                 <w:szCs w:val="15"/>
-                <w:bdr w:val="none" w:color="auto" w:sz="0" w:space="0"/>
                 <w:lang w:val="en-US" w:eastAsia="zh-CN" w:bidi="ar"/>
               </w:rPr>
               <w:t>是否在立方体内部空间采样：</w:t>
@@ -8273,7 +8044,6 @@
                 <w:kern w:val="0"/>
                 <w:sz w:val="15"/>
                 <w:szCs w:val="15"/>
-                <w:bdr w:val="none" w:color="auto" w:sz="0" w:space="0"/>
                 <w:lang w:val="en-US" w:eastAsia="zh-CN" w:bidi="ar"/>
               </w:rPr>
               <w:br w:type="textWrapping"/>
@@ -8285,7 +8055,6 @@
                 <w:kern w:val="0"/>
                 <w:sz w:val="15"/>
                 <w:szCs w:val="15"/>
-                <w:bdr w:val="none" w:color="auto" w:sz="0" w:space="0"/>
                 <w:lang w:val="en-US" w:eastAsia="zh-CN" w:bidi="ar"/>
               </w:rPr>
               <w:t>- 0：仅表面采样</w:t>
@@ -8297,7 +8066,6 @@
                 <w:kern w:val="0"/>
                 <w:sz w:val="15"/>
                 <w:szCs w:val="15"/>
-                <w:bdr w:val="none" w:color="auto" w:sz="0" w:space="0"/>
                 <w:lang w:val="en-US" w:eastAsia="zh-CN" w:bidi="ar"/>
               </w:rPr>
               <w:br w:type="textWrapping"/>
@@ -8309,7 +8077,6 @@
                 <w:kern w:val="0"/>
                 <w:sz w:val="15"/>
                 <w:szCs w:val="15"/>
-                <w:bdr w:val="none" w:color="auto" w:sz="0" w:space="0"/>
                 <w:lang w:val="en-US" w:eastAsia="zh-CN" w:bidi="ar"/>
               </w:rPr>
               <w:t>- 1：包含内部采样</w:t>
@@ -8327,7 +8094,7 @@
             <w:insideH w:val="none" w:color="auto" w:sz="0" w:space="0"/>
             <w:insideV w:val="none" w:color="auto" w:sz="0" w:space="0"/>
           </w:tblBorders>
-          <w:shd w:val="clear"/>
+          <w:shd w:val="clear" w:color="auto" w:fill="auto"/>
           <w:tblCellMar>
             <w:top w:w="0" w:type="dxa"/>
             <w:left w:w="0" w:type="dxa"/>
@@ -8373,7 +8140,6 @@
                 <w:kern w:val="0"/>
                 <w:sz w:val="15"/>
                 <w:szCs w:val="15"/>
-                <w:bdr w:val="none" w:color="auto" w:sz="0" w:space="0"/>
                 <w:lang w:val="en-US" w:eastAsia="zh-CN" w:bidi="ar"/>
               </w:rPr>
               <w:t>​</w:t>
@@ -8386,7 +8152,6 @@
                 <w:kern w:val="0"/>
                 <w:sz w:val="15"/>
                 <w:szCs w:val="15"/>
-                <w:bdr w:val="none" w:color="auto" w:sz="0" w:space="0"/>
                 <w:lang w:val="en-US" w:eastAsia="zh-CN" w:bidi="ar"/>
               </w:rPr>
               <w:t>​dx​</w:t>
@@ -8398,7 +8163,6 @@
                 <w:kern w:val="0"/>
                 <w:sz w:val="15"/>
                 <w:szCs w:val="15"/>
-                <w:bdr w:val="none" w:color="auto" w:sz="0" w:space="0"/>
                 <w:lang w:val="en-US" w:eastAsia="zh-CN" w:bidi="ar"/>
               </w:rPr>
               <w:t>​</w:t>
@@ -8443,7 +8207,6 @@
                 <w:kern w:val="0"/>
                 <w:sz w:val="15"/>
                 <w:szCs w:val="15"/>
-                <w:bdr w:val="none" w:color="auto" w:sz="0" w:space="0"/>
                 <w:lang w:val="en-US" w:eastAsia="zh-CN" w:bidi="ar"/>
               </w:rPr>
               <w:t>float</w:t>
@@ -8488,7 +8251,6 @@
                 <w:kern w:val="0"/>
                 <w:sz w:val="15"/>
                 <w:szCs w:val="15"/>
-                <w:bdr w:val="none" w:color="auto" w:sz="0" w:space="0"/>
                 <w:lang w:val="en-US" w:eastAsia="zh-CN" w:bidi="ar"/>
               </w:rPr>
               <w:t>9999</w:t>
@@ -8533,7 +8295,6 @@
                 <w:kern w:val="0"/>
                 <w:sz w:val="15"/>
                 <w:szCs w:val="15"/>
-                <w:bdr w:val="none" w:color="auto" w:sz="0" w:space="0"/>
                 <w:lang w:val="en-US" w:eastAsia="zh-CN" w:bidi="ar"/>
               </w:rPr>
               <w:t>-</w:t>
@@ -8624,7 +8385,6 @@
                 <w:kern w:val="0"/>
                 <w:sz w:val="15"/>
                 <w:szCs w:val="15"/>
-                <w:bdr w:val="none" w:color="auto" w:sz="0" w:space="0"/>
                 <w:lang w:val="en-US" w:eastAsia="zh-CN" w:bidi="ar"/>
               </w:rPr>
               <w:t>x方向线圈间距（单位：米）</w:t>
@@ -8636,7 +8396,6 @@
                 <w:kern w:val="0"/>
                 <w:sz w:val="15"/>
                 <w:szCs w:val="15"/>
-                <w:bdr w:val="none" w:color="auto" w:sz="0" w:space="0"/>
                 <w:lang w:val="en-US" w:eastAsia="zh-CN" w:bidi="ar"/>
               </w:rPr>
               <w:br w:type="textWrapping"/>
@@ -8648,7 +8407,6 @@
                 <w:kern w:val="0"/>
                 <w:sz w:val="15"/>
                 <w:szCs w:val="15"/>
-                <w:bdr w:val="none" w:color="auto" w:sz="0" w:space="0"/>
                 <w:lang w:val="en-US" w:eastAsia="zh-CN" w:bidi="ar"/>
               </w:rPr>
               <w:t>未设置时自动设为半径的2倍</w:t>
@@ -8666,7 +8424,7 @@
             <w:insideH w:val="none" w:color="auto" w:sz="0" w:space="0"/>
             <w:insideV w:val="none" w:color="auto" w:sz="0" w:space="0"/>
           </w:tblBorders>
-          <w:shd w:val="clear"/>
+          <w:shd w:val="clear" w:color="auto" w:fill="auto"/>
           <w:tblCellMar>
             <w:top w:w="0" w:type="dxa"/>
             <w:left w:w="0" w:type="dxa"/>
@@ -8712,7 +8470,6 @@
                 <w:kern w:val="0"/>
                 <w:sz w:val="15"/>
                 <w:szCs w:val="15"/>
-                <w:bdr w:val="none" w:color="auto" w:sz="0" w:space="0"/>
                 <w:lang w:val="en-US" w:eastAsia="zh-CN" w:bidi="ar"/>
               </w:rPr>
               <w:t>​</w:t>
@@ -8725,7 +8482,6 @@
                 <w:kern w:val="0"/>
                 <w:sz w:val="15"/>
                 <w:szCs w:val="15"/>
-                <w:bdr w:val="none" w:color="auto" w:sz="0" w:space="0"/>
                 <w:lang w:val="en-US" w:eastAsia="zh-CN" w:bidi="ar"/>
               </w:rPr>
               <w:t>​dy​</w:t>
@@ -8737,7 +8493,6 @@
                 <w:kern w:val="0"/>
                 <w:sz w:val="15"/>
                 <w:szCs w:val="15"/>
-                <w:bdr w:val="none" w:color="auto" w:sz="0" w:space="0"/>
                 <w:lang w:val="en-US" w:eastAsia="zh-CN" w:bidi="ar"/>
               </w:rPr>
               <w:t>​</w:t>
@@ -8782,7 +8537,6 @@
                 <w:kern w:val="0"/>
                 <w:sz w:val="15"/>
                 <w:szCs w:val="15"/>
-                <w:bdr w:val="none" w:color="auto" w:sz="0" w:space="0"/>
                 <w:lang w:val="en-US" w:eastAsia="zh-CN" w:bidi="ar"/>
               </w:rPr>
               <w:t>float</w:t>
@@ -8827,7 +8581,6 @@
                 <w:kern w:val="0"/>
                 <w:sz w:val="15"/>
                 <w:szCs w:val="15"/>
-                <w:bdr w:val="none" w:color="auto" w:sz="0" w:space="0"/>
                 <w:lang w:val="en-US" w:eastAsia="zh-CN" w:bidi="ar"/>
               </w:rPr>
               <w:t>9999</w:t>
@@ -8872,7 +8625,6 @@
                 <w:kern w:val="0"/>
                 <w:sz w:val="15"/>
                 <w:szCs w:val="15"/>
-                <w:bdr w:val="none" w:color="auto" w:sz="0" w:space="0"/>
                 <w:lang w:val="en-US" w:eastAsia="zh-CN" w:bidi="ar"/>
               </w:rPr>
               <w:t>-</w:t>
@@ -8963,7 +8715,6 @@
                 <w:kern w:val="0"/>
                 <w:sz w:val="15"/>
                 <w:szCs w:val="15"/>
-                <w:bdr w:val="none" w:color="auto" w:sz="0" w:space="0"/>
                 <w:lang w:val="en-US" w:eastAsia="zh-CN" w:bidi="ar"/>
               </w:rPr>
               <w:t>y方向线圈间距（单位：米）</w:t>
@@ -8975,7 +8726,6 @@
                 <w:kern w:val="0"/>
                 <w:sz w:val="15"/>
                 <w:szCs w:val="15"/>
-                <w:bdr w:val="none" w:color="auto" w:sz="0" w:space="0"/>
                 <w:lang w:val="en-US" w:eastAsia="zh-CN" w:bidi="ar"/>
               </w:rPr>
               <w:br w:type="textWrapping"/>
@@ -8987,7 +8737,6 @@
                 <w:kern w:val="0"/>
                 <w:sz w:val="15"/>
                 <w:szCs w:val="15"/>
-                <w:bdr w:val="none" w:color="auto" w:sz="0" w:space="0"/>
                 <w:lang w:val="en-US" w:eastAsia="zh-CN" w:bidi="ar"/>
               </w:rPr>
               <w:t>未设置时自动设为半径的2倍</w:t>
@@ -9005,7 +8754,7 @@
             <w:insideH w:val="none" w:color="auto" w:sz="0" w:space="0"/>
             <w:insideV w:val="none" w:color="auto" w:sz="0" w:space="0"/>
           </w:tblBorders>
-          <w:shd w:val="clear"/>
+          <w:shd w:val="clear" w:color="auto" w:fill="auto"/>
           <w:tblCellMar>
             <w:top w:w="0" w:type="dxa"/>
             <w:left w:w="0" w:type="dxa"/>
@@ -9051,7 +8800,6 @@
                 <w:kern w:val="0"/>
                 <w:sz w:val="15"/>
                 <w:szCs w:val="15"/>
-                <w:bdr w:val="none" w:color="auto" w:sz="0" w:space="0"/>
                 <w:lang w:val="en-US" w:eastAsia="zh-CN" w:bidi="ar"/>
               </w:rPr>
               <w:t>​</w:t>
@@ -9064,7 +8812,6 @@
                 <w:kern w:val="0"/>
                 <w:sz w:val="15"/>
                 <w:szCs w:val="15"/>
-                <w:bdr w:val="none" w:color="auto" w:sz="0" w:space="0"/>
                 <w:lang w:val="en-US" w:eastAsia="zh-CN" w:bidi="ar"/>
               </w:rPr>
               <w:t>​dz​</w:t>
@@ -9076,7 +8823,6 @@
                 <w:kern w:val="0"/>
                 <w:sz w:val="15"/>
                 <w:szCs w:val="15"/>
-                <w:bdr w:val="none" w:color="auto" w:sz="0" w:space="0"/>
                 <w:lang w:val="en-US" w:eastAsia="zh-CN" w:bidi="ar"/>
               </w:rPr>
               <w:t>​</w:t>
@@ -9121,7 +8867,6 @@
                 <w:kern w:val="0"/>
                 <w:sz w:val="15"/>
                 <w:szCs w:val="15"/>
-                <w:bdr w:val="none" w:color="auto" w:sz="0" w:space="0"/>
                 <w:lang w:val="en-US" w:eastAsia="zh-CN" w:bidi="ar"/>
               </w:rPr>
               <w:t>float</w:t>
@@ -9166,7 +8911,6 @@
                 <w:kern w:val="0"/>
                 <w:sz w:val="15"/>
                 <w:szCs w:val="15"/>
-                <w:bdr w:val="none" w:color="auto" w:sz="0" w:space="0"/>
                 <w:lang w:val="en-US" w:eastAsia="zh-CN" w:bidi="ar"/>
               </w:rPr>
               <w:t>9999</w:t>
@@ -9211,7 +8955,6 @@
                 <w:kern w:val="0"/>
                 <w:sz w:val="15"/>
                 <w:szCs w:val="15"/>
-                <w:bdr w:val="none" w:color="auto" w:sz="0" w:space="0"/>
                 <w:lang w:val="en-US" w:eastAsia="zh-CN" w:bidi="ar"/>
               </w:rPr>
               <w:t>-</w:t>
@@ -9302,7 +9045,6 @@
                 <w:kern w:val="0"/>
                 <w:sz w:val="15"/>
                 <w:szCs w:val="15"/>
-                <w:bdr w:val="none" w:color="auto" w:sz="0" w:space="0"/>
                 <w:lang w:val="en-US" w:eastAsia="zh-CN" w:bidi="ar"/>
               </w:rPr>
               <w:t>z方向线圈间距（单位：米）</w:t>
@@ -9314,7 +9056,6 @@
                 <w:kern w:val="0"/>
                 <w:sz w:val="15"/>
                 <w:szCs w:val="15"/>
-                <w:bdr w:val="none" w:color="auto" w:sz="0" w:space="0"/>
                 <w:lang w:val="en-US" w:eastAsia="zh-CN" w:bidi="ar"/>
               </w:rPr>
               <w:br w:type="textWrapping"/>
@@ -9326,7 +9067,6 @@
                 <w:kern w:val="0"/>
                 <w:sz w:val="15"/>
                 <w:szCs w:val="15"/>
-                <w:bdr w:val="none" w:color="auto" w:sz="0" w:space="0"/>
                 <w:lang w:val="en-US" w:eastAsia="zh-CN" w:bidi="ar"/>
               </w:rPr>
               <w:t>未设置时自动设为半径的2倍</w:t>
@@ -9342,6 +9082,7 @@
         <w:keepLines w:val="0"/>
         <w:widowControl/>
         <w:numPr>
+          <w:ilvl w:val="0"/>
           <w:numId w:val="0"/>
         </w:numPr>
         <w:suppressLineNumbers w:val="0"/>
@@ -9395,6 +9136,7 @@
         <w:keepLines w:val="0"/>
         <w:widowControl/>
         <w:numPr>
+          <w:ilvl w:val="0"/>
           <w:numId w:val="0"/>
         </w:numPr>
         <w:suppressLineNumbers w:val="0"/>
@@ -9421,6 +9163,7 @@
         <w:keepLines w:val="0"/>
         <w:widowControl/>
         <w:numPr>
+          <w:ilvl w:val="0"/>
           <w:numId w:val="0"/>
         </w:numPr>
         <w:suppressLineNumbers w:val="0"/>
@@ -9454,6 +9197,7 @@
         <w:keepLines w:val="0"/>
         <w:widowControl/>
         <w:numPr>
+          <w:ilvl w:val="0"/>
           <w:numId w:val="0"/>
         </w:numPr>
         <w:suppressLineNumbers w:val="0"/>
@@ -9486,6 +9230,7 @@
     </w:p>
     <w:tbl>
       <w:tblPr>
+        <w:tblStyle w:val="8"/>
         <w:tblW w:w="0" w:type="auto"/>
         <w:tblInd w:w="0" w:type="dxa"/>
         <w:tblBorders>
@@ -9496,7 +9241,7 @@
           <w:insideH w:val="none" w:color="auto" w:sz="0" w:space="0"/>
           <w:insideV w:val="none" w:color="auto" w:sz="0" w:space="0"/>
         </w:tblBorders>
-        <w:shd w:val="clear"/>
+        <w:shd w:val="clear" w:color="auto" w:fill="auto"/>
         <w:tblLayout w:type="autofit"/>
         <w:tblCellMar>
           <w:top w:w="0" w:type="dxa"/>
@@ -9520,6 +9265,7 @@
             <w:insideH w:val="none" w:color="auto" w:sz="0" w:space="0"/>
             <w:insideV w:val="none" w:color="auto" w:sz="0" w:space="0"/>
           </w:tblBorders>
+          <w:shd w:val="clear" w:color="auto" w:fill="auto"/>
           <w:tblCellMar>
             <w:top w:w="0" w:type="dxa"/>
             <w:left w:w="0" w:type="dxa"/>
@@ -9572,7 +9318,6 @@
                 <w:kern w:val="0"/>
                 <w:sz w:val="20"/>
                 <w:szCs w:val="20"/>
-                <w:bdr w:val="none" w:color="auto" w:sz="0" w:space="0"/>
                 <w:lang w:val="en-US" w:eastAsia="zh-CN" w:bidi="ar"/>
               </w:rPr>
               <w:t>参数名</w:t>
@@ -9621,7 +9366,6 @@
                 <w:kern w:val="0"/>
                 <w:sz w:val="20"/>
                 <w:szCs w:val="20"/>
-                <w:bdr w:val="none" w:color="auto" w:sz="0" w:space="0"/>
                 <w:lang w:val="en-US" w:eastAsia="zh-CN" w:bidi="ar"/>
               </w:rPr>
               <w:t>类型</w:t>
@@ -9670,7 +9414,6 @@
                 <w:kern w:val="0"/>
                 <w:sz w:val="20"/>
                 <w:szCs w:val="20"/>
-                <w:bdr w:val="none" w:color="auto" w:sz="0" w:space="0"/>
                 <w:lang w:val="en-US" w:eastAsia="zh-CN" w:bidi="ar"/>
               </w:rPr>
               <w:t>描述</w:t>
@@ -9688,6 +9431,7 @@
             <w:insideH w:val="none" w:color="auto" w:sz="0" w:space="0"/>
             <w:insideV w:val="none" w:color="auto" w:sz="0" w:space="0"/>
           </w:tblBorders>
+          <w:shd w:val="clear" w:color="auto" w:fill="auto"/>
           <w:tblCellMar>
             <w:top w:w="0" w:type="dxa"/>
             <w:left w:w="0" w:type="dxa"/>
@@ -9733,7 +9477,6 @@
                 <w:kern w:val="0"/>
                 <w:sz w:val="20"/>
                 <w:szCs w:val="20"/>
-                <w:bdr w:val="none" w:color="auto" w:sz="0" w:space="0"/>
                 <w:lang w:val="en-US" w:eastAsia="zh-CN" w:bidi="ar"/>
               </w:rPr>
               <w:t>​</w:t>
@@ -9746,7 +9489,6 @@
                 <w:kern w:val="0"/>
                 <w:sz w:val="20"/>
                 <w:szCs w:val="20"/>
-                <w:bdr w:val="none" w:color="auto" w:sz="0" w:space="0"/>
                 <w:lang w:val="en-US" w:eastAsia="zh-CN" w:bidi="ar"/>
               </w:rPr>
               <w:t>​eval_path​</w:t>
@@ -9758,7 +9500,6 @@
                 <w:kern w:val="0"/>
                 <w:sz w:val="20"/>
                 <w:szCs w:val="20"/>
-                <w:bdr w:val="none" w:color="auto" w:sz="0" w:space="0"/>
                 <w:lang w:val="en-US" w:eastAsia="zh-CN" w:bidi="ar"/>
               </w:rPr>
               <w:t>​</w:t>
@@ -9803,7 +9544,6 @@
                 <w:kern w:val="0"/>
                 <w:sz w:val="20"/>
                 <w:szCs w:val="20"/>
-                <w:bdr w:val="none" w:color="auto" w:sz="0" w:space="0"/>
                 <w:lang w:val="en-US" w:eastAsia="zh-CN" w:bidi="ar"/>
               </w:rPr>
               <w:t>str</w:t>
@@ -9848,7 +9588,6 @@
                 <w:kern w:val="0"/>
                 <w:sz w:val="20"/>
                 <w:szCs w:val="20"/>
-                <w:bdr w:val="none" w:color="auto" w:sz="0" w:space="0"/>
                 <w:lang w:val="en-US" w:eastAsia="zh-CN" w:bidi="ar"/>
               </w:rPr>
               <w:t>实验数据文件路径</w:t>
@@ -9871,6 +9610,7 @@
     </w:p>
     <w:tbl>
       <w:tblPr>
+        <w:tblStyle w:val="8"/>
         <w:tblW w:w="0" w:type="auto"/>
         <w:tblInd w:w="0" w:type="dxa"/>
         <w:tblBorders>
@@ -9881,7 +9621,7 @@
           <w:insideH w:val="none" w:color="auto" w:sz="0" w:space="0"/>
           <w:insideV w:val="none" w:color="auto" w:sz="0" w:space="0"/>
         </w:tblBorders>
-        <w:shd w:val="clear"/>
+        <w:shd w:val="clear" w:color="auto" w:fill="auto"/>
         <w:tblLayout w:type="autofit"/>
         <w:tblCellMar>
           <w:top w:w="0" w:type="dxa"/>
@@ -9905,7 +9645,12 @@
             <w:insideH w:val="none" w:color="auto" w:sz="0" w:space="0"/>
             <w:insideV w:val="none" w:color="auto" w:sz="0" w:space="0"/>
           </w:tblBorders>
-          <w:shd w:val="clear"/>
+          <w:tblCellMar>
+            <w:top w:w="0" w:type="dxa"/>
+            <w:left w:w="0" w:type="dxa"/>
+            <w:bottom w:w="0" w:type="dxa"/>
+            <w:right w:w="0" w:type="dxa"/>
+          </w:tblCellMar>
         </w:tblPrEx>
         <w:trPr>
           <w:tblHeader/>
@@ -9952,7 +9697,6 @@
                 <w:kern w:val="0"/>
                 <w:sz w:val="20"/>
                 <w:szCs w:val="20"/>
-                <w:bdr w:val="none" w:color="auto" w:sz="0" w:space="0"/>
                 <w:lang w:val="en-US" w:eastAsia="zh-CN" w:bidi="ar"/>
               </w:rPr>
               <w:t>参数名</w:t>
@@ -10001,7 +9745,6 @@
                 <w:kern w:val="0"/>
                 <w:sz w:val="20"/>
                 <w:szCs w:val="20"/>
-                <w:bdr w:val="none" w:color="auto" w:sz="0" w:space="0"/>
                 <w:lang w:val="en-US" w:eastAsia="zh-CN" w:bidi="ar"/>
               </w:rPr>
               <w:t>类型</w:t>
@@ -10050,7 +9793,6 @@
                 <w:kern w:val="0"/>
                 <w:sz w:val="20"/>
                 <w:szCs w:val="20"/>
-                <w:bdr w:val="none" w:color="auto" w:sz="0" w:space="0"/>
                 <w:lang w:val="en-US" w:eastAsia="zh-CN" w:bidi="ar"/>
               </w:rPr>
               <w:t>描述</w:t>
@@ -10113,7 +9855,6 @@
                 <w:kern w:val="0"/>
                 <w:sz w:val="20"/>
                 <w:szCs w:val="20"/>
-                <w:bdr w:val="none" w:color="auto" w:sz="0" w:space="0"/>
                 <w:lang w:val="en-US" w:eastAsia="zh-CN" w:bidi="ar"/>
               </w:rPr>
               <w:t>​</w:t>
@@ -10126,7 +9867,6 @@
                 <w:kern w:val="0"/>
                 <w:sz w:val="20"/>
                 <w:szCs w:val="20"/>
-                <w:bdr w:val="none" w:color="auto" w:sz="0" w:space="0"/>
                 <w:lang w:val="en-US" w:eastAsia="zh-CN" w:bidi="ar"/>
               </w:rPr>
               <w:t>​model_path​</w:t>
@@ -10138,7 +9878,6 @@
                 <w:kern w:val="0"/>
                 <w:sz w:val="20"/>
                 <w:szCs w:val="20"/>
-                <w:bdr w:val="none" w:color="auto" w:sz="0" w:space="0"/>
                 <w:lang w:val="en-US" w:eastAsia="zh-CN" w:bidi="ar"/>
               </w:rPr>
               <w:t>​</w:t>
@@ -10183,7 +9922,6 @@
                 <w:kern w:val="0"/>
                 <w:sz w:val="20"/>
                 <w:szCs w:val="20"/>
-                <w:bdr w:val="none" w:color="auto" w:sz="0" w:space="0"/>
                 <w:lang w:val="en-US" w:eastAsia="zh-CN" w:bidi="ar"/>
               </w:rPr>
               <w:t>str</w:t>
@@ -10228,7 +9966,6 @@
                 <w:kern w:val="0"/>
                 <w:sz w:val="20"/>
                 <w:szCs w:val="20"/>
-                <w:bdr w:val="none" w:color="auto" w:sz="0" w:space="0"/>
                 <w:lang w:val="en-US" w:eastAsia="zh-CN" w:bidi="ar"/>
               </w:rPr>
               <w:t>已训练模型路径</w:t>
@@ -10291,7 +10028,6 @@
                 <w:kern w:val="0"/>
                 <w:sz w:val="20"/>
                 <w:szCs w:val="20"/>
-                <w:bdr w:val="none" w:color="auto" w:sz="0" w:space="0"/>
                 <w:lang w:val="en-US" w:eastAsia="zh-CN" w:bidi="ar"/>
               </w:rPr>
               <w:t>​</w:t>
@@ -10304,7 +10040,6 @@
                 <w:kern w:val="0"/>
                 <w:sz w:val="20"/>
                 <w:szCs w:val="20"/>
-                <w:bdr w:val="none" w:color="auto" w:sz="0" w:space="0"/>
                 <w:lang w:val="en-US" w:eastAsia="zh-CN" w:bidi="ar"/>
               </w:rPr>
               <w:t>​data_type​</w:t>
@@ -10316,7 +10051,6 @@
                 <w:kern w:val="0"/>
                 <w:sz w:val="20"/>
                 <w:szCs w:val="20"/>
-                <w:bdr w:val="none" w:color="auto" w:sz="0" w:space="0"/>
                 <w:lang w:val="en-US" w:eastAsia="zh-CN" w:bidi="ar"/>
               </w:rPr>
               <w:t>​</w:t>
@@ -10361,7 +10095,6 @@
                 <w:kern w:val="0"/>
                 <w:sz w:val="20"/>
                 <w:szCs w:val="20"/>
-                <w:bdr w:val="none" w:color="auto" w:sz="0" w:space="0"/>
                 <w:lang w:val="en-US" w:eastAsia="zh-CN" w:bidi="ar"/>
               </w:rPr>
               <w:t>str</w:t>
@@ -10406,7 +10139,6 @@
                 <w:kern w:val="0"/>
                 <w:sz w:val="20"/>
                 <w:szCs w:val="20"/>
-                <w:bdr w:val="none" w:color="auto" w:sz="0" w:space="0"/>
                 <w:lang w:val="en-US" w:eastAsia="zh-CN" w:bidi="ar"/>
               </w:rPr>
               <w:t>数据类型：'experimental'或'simulation'</w:t>
@@ -10424,7 +10156,7 @@
             <w:insideH w:val="none" w:color="auto" w:sz="0" w:space="0"/>
             <w:insideV w:val="none" w:color="auto" w:sz="0" w:space="0"/>
           </w:tblBorders>
-          <w:shd w:val="clear"/>
+          <w:shd w:val="clear" w:color="auto" w:fill="auto"/>
           <w:tblCellMar>
             <w:top w:w="0" w:type="dxa"/>
             <w:left w:w="0" w:type="dxa"/>
@@ -10470,7 +10202,6 @@
                 <w:kern w:val="0"/>
                 <w:sz w:val="20"/>
                 <w:szCs w:val="20"/>
-                <w:bdr w:val="none" w:color="auto" w:sz="0" w:space="0"/>
                 <w:lang w:val="en-US" w:eastAsia="zh-CN" w:bidi="ar"/>
               </w:rPr>
               <w:t>​</w:t>
@@ -10483,7 +10214,6 @@
                 <w:kern w:val="0"/>
                 <w:sz w:val="20"/>
                 <w:szCs w:val="20"/>
-                <w:bdr w:val="none" w:color="auto" w:sz="0" w:space="0"/>
                 <w:lang w:val="en-US" w:eastAsia="zh-CN" w:bidi="ar"/>
               </w:rPr>
               <w:t>​data_path​</w:t>
@@ -10495,7 +10225,6 @@
                 <w:kern w:val="0"/>
                 <w:sz w:val="20"/>
                 <w:szCs w:val="20"/>
-                <w:bdr w:val="none" w:color="auto" w:sz="0" w:space="0"/>
                 <w:lang w:val="en-US" w:eastAsia="zh-CN" w:bidi="ar"/>
               </w:rPr>
               <w:t>​</w:t>
@@ -10540,7 +10269,6 @@
                 <w:kern w:val="0"/>
                 <w:sz w:val="20"/>
                 <w:szCs w:val="20"/>
-                <w:bdr w:val="none" w:color="auto" w:sz="0" w:space="0"/>
                 <w:lang w:val="en-US" w:eastAsia="zh-CN" w:bidi="ar"/>
               </w:rPr>
               <w:t>str</w:t>
@@ -10587,7 +10315,6 @@
                 <w:kern w:val="0"/>
                 <w:sz w:val="20"/>
                 <w:szCs w:val="20"/>
-                <w:bdr w:val="none" w:color="auto" w:sz="0" w:space="0"/>
                 <w:lang w:val="en-US" w:eastAsia="zh-CN" w:bidi="ar"/>
               </w:rPr>
               <w:t>实验</w:t>
@@ -10599,7 +10326,6 @@
                 <w:kern w:val="0"/>
                 <w:sz w:val="20"/>
                 <w:szCs w:val="20"/>
-                <w:bdr w:val="none" w:color="auto" w:sz="0" w:space="0"/>
                 <w:lang w:val="en-US" w:eastAsia="zh-CN" w:bidi="ar"/>
               </w:rPr>
               <w:t>数据路径</w:t>
@@ -10611,7 +10337,6 @@
                 <w:kern w:val="0"/>
                 <w:sz w:val="20"/>
                 <w:szCs w:val="20"/>
-                <w:bdr w:val="none" w:color="auto" w:sz="0" w:space="0"/>
                 <w:lang w:val="en-US" w:eastAsia="zh-CN" w:bidi="ar"/>
               </w:rPr>
               <w:t>，若为模拟数据则无需填写，会自动读取模拟配置</w:t>
@@ -10723,7 +10448,6 @@
             <w:insideH w:val="none" w:color="auto" w:sz="0" w:space="0"/>
             <w:insideV w:val="none" w:color="auto" w:sz="0" w:space="0"/>
           </w:tblBorders>
-          <w:shd w:val="clear" w:color="auto" w:fill="auto"/>
           <w:tblCellMar>
             <w:top w:w="0" w:type="dxa"/>
             <w:left w:w="0" w:type="dxa"/>
@@ -11048,7 +10772,6 @@
             <w:insideH w:val="none" w:color="auto" w:sz="0" w:space="0"/>
             <w:insideV w:val="none" w:color="auto" w:sz="0" w:space="0"/>
           </w:tblBorders>
-          <w:shd w:val="clear" w:color="auto" w:fill="auto"/>
           <w:tblCellMar>
             <w:top w:w="0" w:type="dxa"/>
             <w:left w:w="0" w:type="dxa"/>
@@ -13718,6 +13441,7 @@
         <w:keepLines w:val="0"/>
         <w:widowControl/>
         <w:numPr>
+          <w:ilvl w:val="0"/>
           <w:numId w:val="0"/>
         </w:numPr>
         <w:suppressLineNumbers w:val="0"/>
@@ -13826,6 +13550,7 @@
         <w:keepLines w:val="0"/>
         <w:widowControl/>
         <w:numPr>
+          <w:ilvl w:val="0"/>
           <w:numId w:val="0"/>
         </w:numPr>
         <w:suppressLineNumbers w:val="0"/>
@@ -13858,6 +13583,7 @@
         <w:keepLines w:val="0"/>
         <w:widowControl/>
         <w:numPr>
+          <w:ilvl w:val="0"/>
           <w:numId w:val="0"/>
         </w:numPr>
         <w:suppressLineNumbers w:val="0"/>
@@ -13867,8 +13593,6 @@
       <w:r>
         <w:t>模型评估：</w:t>
       </w:r>
-      <w:bookmarkStart w:id="0" w:name="_GoBack"/>
-      <w:bookmarkEnd w:id="0"/>
     </w:p>
     <w:p>
       <w:pPr>
@@ -14176,6 +13900,7 @@
         <w:keepLines w:val="0"/>
         <w:widowControl/>
         <w:numPr>
+          <w:ilvl w:val="0"/>
           <w:numId w:val="0"/>
         </w:numPr>
         <w:suppressLineNumbers w:val="0"/>
@@ -14234,6 +13959,7 @@
     <w:p>
       <w:pPr>
         <w:numPr>
+          <w:ilvl w:val="0"/>
           <w:numId w:val="0"/>
         </w:numPr>
         <w:bidi w:val="0"/>
@@ -14462,6 +14188,15 @@
           <w:lang w:val="en-US" w:eastAsia="zh-CN"/>
         </w:rPr>
       </w:pPr>
+      <w:r>
+        <w:rPr>
+          <w:rFonts w:hint="eastAsia"/>
+          <w:lang w:val="en-US" w:eastAsia="zh-CN"/>
+        </w:rPr>
+        <w:t>附录：实验线圈建模文件保存在maxwell1文件夹内，可使用maxwell软件重现。</w:t>
+      </w:r>
+      <w:bookmarkStart w:id="0" w:name="_GoBack"/>
+      <w:bookmarkEnd w:id="0"/>
     </w:p>
     <w:sectPr>
       <w:pgSz w:w="11906" w:h="16838"/>
